--- a/Documentacion/FD04-EPIS-Informe Arquitectura de Software.docx
+++ b/Documentacion/FD04-EPIS-Informe Arquitectura de Software.docx
@@ -5043,7 +5043,7 @@
         <w:pStyle w:val="Prrafodelista"/>
         <w:numPr>
           <w:ilvl w:val="0"/>
-          <w:numId w:val="9"/>
+          <w:numId w:val="2"/>
         </w:numPr>
         <w:spacing w:before="120" w:after="0" w:line="360" w:lineRule="auto"/>
         <w:jc w:val="both"/>
@@ -5070,7 +5070,7 @@
         <w:pStyle w:val="TDC2"/>
         <w:numPr>
           <w:ilvl w:val="1"/>
-          <w:numId w:val="9"/>
+          <w:numId w:val="2"/>
         </w:numPr>
         <w:rPr>
           <w:rFonts w:asciiTheme="majorHAnsi" w:eastAsiaTheme="majorEastAsia" w:hAnsiTheme="majorHAnsi" w:cstheme="majorBidi"/>
@@ -5197,7 +5197,7 @@
         <w:pStyle w:val="TDC2"/>
         <w:numPr>
           <w:ilvl w:val="1"/>
-          <w:numId w:val="9"/>
+          <w:numId w:val="2"/>
         </w:numPr>
         <w:rPr>
           <w:rFonts w:asciiTheme="majorHAnsi" w:eastAsiaTheme="majorEastAsia" w:hAnsiTheme="majorHAnsi" w:cstheme="majorBidi"/>
@@ -5268,7 +5268,7 @@
         <w:pStyle w:val="Prrafodelista"/>
         <w:numPr>
           <w:ilvl w:val="0"/>
-          <w:numId w:val="53"/>
+          <w:numId w:val="5"/>
         </w:numPr>
       </w:pPr>
       <w:r>
@@ -5280,7 +5280,7 @@
         <w:pStyle w:val="Prrafodelista"/>
         <w:numPr>
           <w:ilvl w:val="0"/>
-          <w:numId w:val="53"/>
+          <w:numId w:val="5"/>
         </w:numPr>
       </w:pPr>
       <w:r>
@@ -5292,7 +5292,7 @@
         <w:pStyle w:val="Prrafodelista"/>
         <w:numPr>
           <w:ilvl w:val="0"/>
-          <w:numId w:val="53"/>
+          <w:numId w:val="5"/>
         </w:numPr>
       </w:pPr>
       <w:proofErr w:type="spellStart"/>
@@ -5321,7 +5321,7 @@
         <w:pStyle w:val="TDC2"/>
         <w:numPr>
           <w:ilvl w:val="1"/>
-          <w:numId w:val="9"/>
+          <w:numId w:val="2"/>
         </w:numPr>
         <w:rPr>
           <w:rStyle w:val="Ttulo2Car"/>
@@ -5339,7 +5339,6 @@
           <w:bCs w:val="0"/>
           <w:color w:val="auto"/>
         </w:rPr>
-        <w:lastRenderedPageBreak/>
         <w:t>Definición, siglas y abreviaturas</w:t>
       </w:r>
       <w:bookmarkEnd w:id="7"/>
@@ -5358,7 +5357,7 @@
         <w:pStyle w:val="Prrafodelista"/>
         <w:numPr>
           <w:ilvl w:val="0"/>
-          <w:numId w:val="52"/>
+          <w:numId w:val="4"/>
         </w:numPr>
       </w:pPr>
       <w:r>
@@ -5425,7 +5424,7 @@
         <w:pStyle w:val="Prrafodelista"/>
         <w:numPr>
           <w:ilvl w:val="0"/>
-          <w:numId w:val="52"/>
+          <w:numId w:val="4"/>
         </w:numPr>
       </w:pPr>
       <w:r>
@@ -5444,7 +5443,7 @@
         <w:pStyle w:val="Prrafodelista"/>
         <w:numPr>
           <w:ilvl w:val="0"/>
-          <w:numId w:val="52"/>
+          <w:numId w:val="4"/>
         </w:numPr>
       </w:pPr>
       <w:r>
@@ -5487,7 +5486,7 @@
         <w:pStyle w:val="Prrafodelista"/>
         <w:numPr>
           <w:ilvl w:val="0"/>
-          <w:numId w:val="52"/>
+          <w:numId w:val="4"/>
         </w:numPr>
       </w:pPr>
       <w:r>
@@ -5506,7 +5505,7 @@
         <w:pStyle w:val="Prrafodelista"/>
         <w:numPr>
           <w:ilvl w:val="0"/>
-          <w:numId w:val="52"/>
+          <w:numId w:val="4"/>
         </w:numPr>
       </w:pPr>
       <w:r>
@@ -5533,7 +5532,7 @@
         <w:pStyle w:val="Prrafodelista"/>
         <w:numPr>
           <w:ilvl w:val="0"/>
-          <w:numId w:val="52"/>
+          <w:numId w:val="4"/>
         </w:numPr>
       </w:pPr>
       <w:r>
@@ -5552,7 +5551,7 @@
         <w:pStyle w:val="Prrafodelista"/>
         <w:numPr>
           <w:ilvl w:val="0"/>
-          <w:numId w:val="52"/>
+          <w:numId w:val="4"/>
         </w:numPr>
       </w:pPr>
       <w:r>
@@ -5603,7 +5602,7 @@
         <w:pStyle w:val="Prrafodelista"/>
         <w:numPr>
           <w:ilvl w:val="0"/>
-          <w:numId w:val="52"/>
+          <w:numId w:val="4"/>
         </w:numPr>
       </w:pPr>
       <w:r>
@@ -5654,7 +5653,7 @@
         <w:pStyle w:val="Prrafodelista"/>
         <w:numPr>
           <w:ilvl w:val="0"/>
-          <w:numId w:val="52"/>
+          <w:numId w:val="4"/>
         </w:numPr>
       </w:pPr>
       <w:r>
@@ -5673,7 +5672,7 @@
         <w:pStyle w:val="Prrafodelista"/>
         <w:numPr>
           <w:ilvl w:val="0"/>
-          <w:numId w:val="52"/>
+          <w:numId w:val="4"/>
         </w:numPr>
       </w:pPr>
       <w:r>
@@ -5692,7 +5691,7 @@
         <w:pStyle w:val="Prrafodelista"/>
         <w:numPr>
           <w:ilvl w:val="0"/>
-          <w:numId w:val="52"/>
+          <w:numId w:val="4"/>
         </w:numPr>
       </w:pPr>
       <w:proofErr w:type="spellStart"/>
@@ -5720,7 +5719,7 @@
         <w:pStyle w:val="Prrafodelista"/>
         <w:numPr>
           <w:ilvl w:val="0"/>
-          <w:numId w:val="52"/>
+          <w:numId w:val="4"/>
         </w:numPr>
       </w:pPr>
       <w:r>
@@ -5739,7 +5738,7 @@
         <w:pStyle w:val="Prrafodelista"/>
         <w:numPr>
           <w:ilvl w:val="0"/>
-          <w:numId w:val="52"/>
+          <w:numId w:val="4"/>
         </w:numPr>
       </w:pPr>
       <w:proofErr w:type="spellStart"/>
@@ -5767,7 +5766,7 @@
         <w:pStyle w:val="Prrafodelista"/>
         <w:numPr>
           <w:ilvl w:val="0"/>
-          <w:numId w:val="52"/>
+          <w:numId w:val="4"/>
         </w:numPr>
       </w:pPr>
       <w:r>
@@ -5786,7 +5785,7 @@
         <w:pStyle w:val="TDC2"/>
         <w:numPr>
           <w:ilvl w:val="1"/>
-          <w:numId w:val="9"/>
+          <w:numId w:val="2"/>
         </w:numPr>
         <w:rPr>
           <w:rStyle w:val="Ttulo2Car"/>
@@ -5877,7 +5876,7 @@
         <w:pStyle w:val="Prrafodelista"/>
         <w:numPr>
           <w:ilvl w:val="0"/>
-          <w:numId w:val="51"/>
+          <w:numId w:val="3"/>
         </w:numPr>
       </w:pPr>
       <w:r>
@@ -5885,6 +5884,7 @@
           <w:b/>
           <w:bCs/>
         </w:rPr>
+        <w:lastRenderedPageBreak/>
         <w:t>Vista de Casos de Uso:</w:t>
       </w:r>
       <w:r>
@@ -5896,7 +5896,7 @@
         <w:pStyle w:val="Prrafodelista"/>
         <w:numPr>
           <w:ilvl w:val="0"/>
-          <w:numId w:val="51"/>
+          <w:numId w:val="3"/>
         </w:numPr>
       </w:pPr>
       <w:r>
@@ -5915,7 +5915,7 @@
         <w:pStyle w:val="Prrafodelista"/>
         <w:numPr>
           <w:ilvl w:val="0"/>
-          <w:numId w:val="51"/>
+          <w:numId w:val="3"/>
         </w:numPr>
       </w:pPr>
       <w:r>
@@ -5923,7 +5923,6 @@
           <w:b/>
           <w:bCs/>
         </w:rPr>
-        <w:lastRenderedPageBreak/>
         <w:t>Vista de Implementación (Desarrollo):</w:t>
       </w:r>
       <w:r>
@@ -5935,7 +5934,7 @@
         <w:pStyle w:val="Prrafodelista"/>
         <w:numPr>
           <w:ilvl w:val="0"/>
-          <w:numId w:val="51"/>
+          <w:numId w:val="3"/>
         </w:numPr>
       </w:pPr>
       <w:r>
@@ -5954,7 +5953,7 @@
         <w:pStyle w:val="Prrafodelista"/>
         <w:numPr>
           <w:ilvl w:val="0"/>
-          <w:numId w:val="51"/>
+          <w:numId w:val="3"/>
         </w:numPr>
       </w:pPr>
       <w:r>
@@ -5989,7 +5988,7 @@
         <w:pStyle w:val="Ttulo1"/>
         <w:numPr>
           <w:ilvl w:val="0"/>
-          <w:numId w:val="9"/>
+          <w:numId w:val="2"/>
         </w:numPr>
         <w:rPr>
           <w:b/>
@@ -6013,7 +6012,7 @@
         <w:pStyle w:val="Prrafodelista"/>
         <w:numPr>
           <w:ilvl w:val="1"/>
-          <w:numId w:val="9"/>
+          <w:numId w:val="2"/>
         </w:numPr>
         <w:rPr>
           <w:lang w:eastAsia="es-PE"/>
@@ -7087,6 +7086,7 @@
               <w:rPr>
                 <w:rFonts w:cstheme="minorHAnsi"/>
               </w:rPr>
+              <w:lastRenderedPageBreak/>
               <w:t>RNF-05</w:t>
             </w:r>
           </w:p>
@@ -7235,7 +7235,6 @@
               <w:rPr>
                 <w:rFonts w:cstheme="minorHAnsi"/>
               </w:rPr>
-              <w:lastRenderedPageBreak/>
               <w:t>RNF-07</w:t>
             </w:r>
           </w:p>
@@ -7505,7 +7504,7 @@
         <w:pStyle w:val="Ttulo3"/>
         <w:numPr>
           <w:ilvl w:val="2"/>
-          <w:numId w:val="6"/>
+          <w:numId w:val="1"/>
         </w:numPr>
         <w:rPr>
           <w:color w:val="auto"/>
@@ -7546,8 +7545,8 @@
         <w:tblLook w:val="04A0" w:firstRow="1" w:lastRow="0" w:firstColumn="1" w:lastColumn="0" w:noHBand="0" w:noVBand="1"/>
       </w:tblPr>
       <w:tblGrid>
-        <w:gridCol w:w="606"/>
-        <w:gridCol w:w="6712"/>
+        <w:gridCol w:w="572"/>
+        <w:gridCol w:w="6982"/>
         <w:gridCol w:w="940"/>
       </w:tblGrid>
       <w:tr>
@@ -8260,6 +8259,399 @@
           </w:p>
         </w:tc>
       </w:tr>
+      <w:tr>
+        <w:trPr>
+          <w:tblCellSpacing w:w="15" w:type="dxa"/>
+          <w:jc w:val="center"/>
+        </w:trPr>
+        <w:tc>
+          <w:tcPr>
+            <w:tcW w:w="0" w:type="auto"/>
+            <w:vAlign w:val="center"/>
+          </w:tcPr>
+          <w:p>
+            <w:pPr>
+              <w:rPr>
+                <w:lang w:eastAsia="es-PE"/>
+              </w:rPr>
+            </w:pPr>
+            <w:r>
+              <w:rPr>
+                <w:lang w:eastAsia="es-PE"/>
+              </w:rPr>
+              <w:t>RF-10</w:t>
+            </w:r>
+          </w:p>
+        </w:tc>
+        <w:tc>
+          <w:tcPr>
+            <w:tcW w:w="0" w:type="auto"/>
+            <w:vAlign w:val="center"/>
+          </w:tcPr>
+          <w:p>
+            <w:pPr>
+              <w:rPr>
+                <w:lang w:eastAsia="es-PE"/>
+              </w:rPr>
+            </w:pPr>
+            <w:r>
+              <w:rPr>
+                <w:lang w:eastAsia="es-PE"/>
+              </w:rPr>
+              <w:t xml:space="preserve">Sistema de notificaciones para solicitudes, comentarios, </w:t>
+            </w:r>
+            <w:proofErr w:type="spellStart"/>
+            <w:r>
+              <w:rPr>
+                <w:lang w:eastAsia="es-PE"/>
+              </w:rPr>
+              <w:t>likes</w:t>
+            </w:r>
+            <w:proofErr w:type="spellEnd"/>
+            <w:r>
+              <w:rPr>
+                <w:lang w:eastAsia="es-PE"/>
+              </w:rPr>
+              <w:t xml:space="preserve"> y mensajes</w:t>
+            </w:r>
+          </w:p>
+        </w:tc>
+        <w:tc>
+          <w:tcPr>
+            <w:tcW w:w="0" w:type="auto"/>
+            <w:vAlign w:val="center"/>
+          </w:tcPr>
+          <w:p>
+            <w:pPr>
+              <w:rPr>
+                <w:lang w:eastAsia="es-PE"/>
+              </w:rPr>
+            </w:pPr>
+            <w:r>
+              <w:rPr>
+                <w:lang w:eastAsia="es-PE"/>
+              </w:rPr>
+              <w:t>Alta</w:t>
+            </w:r>
+          </w:p>
+        </w:tc>
+      </w:tr>
+      <w:tr>
+        <w:trPr>
+          <w:tblCellSpacing w:w="15" w:type="dxa"/>
+          <w:jc w:val="center"/>
+        </w:trPr>
+        <w:tc>
+          <w:tcPr>
+            <w:tcW w:w="0" w:type="auto"/>
+            <w:vAlign w:val="center"/>
+          </w:tcPr>
+          <w:p>
+            <w:pPr>
+              <w:rPr>
+                <w:lang w:eastAsia="es-PE"/>
+              </w:rPr>
+            </w:pPr>
+            <w:r>
+              <w:rPr>
+                <w:lang w:eastAsia="es-PE"/>
+              </w:rPr>
+              <w:lastRenderedPageBreak/>
+              <w:t>RF-11</w:t>
+            </w:r>
+          </w:p>
+        </w:tc>
+        <w:tc>
+          <w:tcPr>
+            <w:tcW w:w="0" w:type="auto"/>
+            <w:vAlign w:val="center"/>
+          </w:tcPr>
+          <w:p>
+            <w:pPr>
+              <w:rPr>
+                <w:lang w:eastAsia="es-PE"/>
+              </w:rPr>
+            </w:pPr>
+            <w:r>
+              <w:rPr>
+                <w:lang w:eastAsia="es-PE"/>
+              </w:rPr>
+              <w:t>Búsqueda avanzada de publicaciones por texto, usuario y facultad</w:t>
+            </w:r>
+          </w:p>
+        </w:tc>
+        <w:tc>
+          <w:tcPr>
+            <w:tcW w:w="0" w:type="auto"/>
+            <w:vAlign w:val="center"/>
+          </w:tcPr>
+          <w:p>
+            <w:pPr>
+              <w:rPr>
+                <w:lang w:eastAsia="es-PE"/>
+              </w:rPr>
+            </w:pPr>
+            <w:r>
+              <w:rPr>
+                <w:lang w:eastAsia="es-PE"/>
+              </w:rPr>
+              <w:t>Media</w:t>
+            </w:r>
+          </w:p>
+        </w:tc>
+      </w:tr>
+      <w:tr>
+        <w:trPr>
+          <w:tblCellSpacing w:w="15" w:type="dxa"/>
+          <w:jc w:val="center"/>
+        </w:trPr>
+        <w:tc>
+          <w:tcPr>
+            <w:tcW w:w="0" w:type="auto"/>
+            <w:vAlign w:val="center"/>
+          </w:tcPr>
+          <w:p>
+            <w:pPr>
+              <w:rPr>
+                <w:lang w:eastAsia="es-PE"/>
+              </w:rPr>
+            </w:pPr>
+            <w:r>
+              <w:rPr>
+                <w:lang w:eastAsia="es-PE"/>
+              </w:rPr>
+              <w:t>RF-12</w:t>
+            </w:r>
+          </w:p>
+        </w:tc>
+        <w:tc>
+          <w:tcPr>
+            <w:tcW w:w="0" w:type="auto"/>
+            <w:vAlign w:val="center"/>
+          </w:tcPr>
+          <w:p>
+            <w:pPr>
+              <w:rPr>
+                <w:lang w:eastAsia="es-PE"/>
+              </w:rPr>
+            </w:pPr>
+            <w:r>
+              <w:rPr>
+                <w:lang w:eastAsia="es-PE"/>
+              </w:rPr>
+              <w:t>Reporte de publicaciones y comentarios inapropiados</w:t>
+            </w:r>
+          </w:p>
+        </w:tc>
+        <w:tc>
+          <w:tcPr>
+            <w:tcW w:w="0" w:type="auto"/>
+            <w:vAlign w:val="center"/>
+          </w:tcPr>
+          <w:p>
+            <w:pPr>
+              <w:rPr>
+                <w:lang w:eastAsia="es-PE"/>
+              </w:rPr>
+            </w:pPr>
+            <w:r>
+              <w:rPr>
+                <w:lang w:eastAsia="es-PE"/>
+              </w:rPr>
+              <w:t>Media</w:t>
+            </w:r>
+          </w:p>
+        </w:tc>
+      </w:tr>
+      <w:tr>
+        <w:trPr>
+          <w:tblCellSpacing w:w="15" w:type="dxa"/>
+          <w:jc w:val="center"/>
+        </w:trPr>
+        <w:tc>
+          <w:tcPr>
+            <w:tcW w:w="0" w:type="auto"/>
+            <w:vAlign w:val="center"/>
+          </w:tcPr>
+          <w:p>
+            <w:pPr>
+              <w:rPr>
+                <w:lang w:eastAsia="es-PE"/>
+              </w:rPr>
+            </w:pPr>
+            <w:r>
+              <w:rPr>
+                <w:lang w:eastAsia="es-PE"/>
+              </w:rPr>
+              <w:t>RF-13</w:t>
+            </w:r>
+          </w:p>
+        </w:tc>
+        <w:tc>
+          <w:tcPr>
+            <w:tcW w:w="0" w:type="auto"/>
+            <w:vAlign w:val="center"/>
+          </w:tcPr>
+          <w:p>
+            <w:pPr>
+              <w:rPr>
+                <w:lang w:eastAsia="es-PE"/>
+              </w:rPr>
+            </w:pPr>
+            <w:r>
+              <w:rPr>
+                <w:lang w:eastAsia="es-PE"/>
+              </w:rPr>
+              <w:t>Moderación automática de contenido mediante palabras restringidas</w:t>
+            </w:r>
+          </w:p>
+        </w:tc>
+        <w:tc>
+          <w:tcPr>
+            <w:tcW w:w="0" w:type="auto"/>
+            <w:vAlign w:val="center"/>
+          </w:tcPr>
+          <w:p>
+            <w:pPr>
+              <w:rPr>
+                <w:lang w:eastAsia="es-PE"/>
+              </w:rPr>
+            </w:pPr>
+            <w:r>
+              <w:rPr>
+                <w:lang w:eastAsia="es-PE"/>
+              </w:rPr>
+              <w:t>Alta</w:t>
+            </w:r>
+          </w:p>
+        </w:tc>
+      </w:tr>
+      <w:tr>
+        <w:trPr>
+          <w:tblCellSpacing w:w="15" w:type="dxa"/>
+          <w:jc w:val="center"/>
+        </w:trPr>
+        <w:tc>
+          <w:tcPr>
+            <w:tcW w:w="0" w:type="auto"/>
+            <w:vAlign w:val="center"/>
+          </w:tcPr>
+          <w:p>
+            <w:pPr>
+              <w:rPr>
+                <w:lang w:eastAsia="es-PE"/>
+              </w:rPr>
+            </w:pPr>
+            <w:r>
+              <w:rPr>
+                <w:lang w:eastAsia="es-PE"/>
+              </w:rPr>
+              <w:t>RF-14</w:t>
+            </w:r>
+          </w:p>
+        </w:tc>
+        <w:tc>
+          <w:tcPr>
+            <w:tcW w:w="0" w:type="auto"/>
+            <w:vAlign w:val="center"/>
+          </w:tcPr>
+          <w:p>
+            <w:pPr>
+              <w:rPr>
+                <w:lang w:eastAsia="es-PE"/>
+              </w:rPr>
+            </w:pPr>
+            <w:r>
+              <w:rPr>
+                <w:lang w:eastAsia="es-PE"/>
+              </w:rPr>
+              <w:t>Recuperación y actualización de contraseña/perfil institucional (sincronización de datos)</w:t>
+            </w:r>
+          </w:p>
+        </w:tc>
+        <w:tc>
+          <w:tcPr>
+            <w:tcW w:w="0" w:type="auto"/>
+            <w:vAlign w:val="center"/>
+          </w:tcPr>
+          <w:p>
+            <w:pPr>
+              <w:rPr>
+                <w:lang w:eastAsia="es-PE"/>
+              </w:rPr>
+            </w:pPr>
+            <w:r>
+              <w:rPr>
+                <w:lang w:eastAsia="es-PE"/>
+              </w:rPr>
+              <w:t>Baja</w:t>
+            </w:r>
+          </w:p>
+        </w:tc>
+      </w:tr>
+      <w:tr>
+        <w:trPr>
+          <w:tblCellSpacing w:w="15" w:type="dxa"/>
+          <w:jc w:val="center"/>
+        </w:trPr>
+        <w:tc>
+          <w:tcPr>
+            <w:tcW w:w="0" w:type="auto"/>
+            <w:vAlign w:val="center"/>
+          </w:tcPr>
+          <w:p>
+            <w:pPr>
+              <w:rPr>
+                <w:lang w:eastAsia="es-PE"/>
+              </w:rPr>
+            </w:pPr>
+            <w:r>
+              <w:rPr>
+                <w:lang w:eastAsia="es-PE"/>
+              </w:rPr>
+              <w:t>RF-15</w:t>
+            </w:r>
+          </w:p>
+        </w:tc>
+        <w:tc>
+          <w:tcPr>
+            <w:tcW w:w="0" w:type="auto"/>
+            <w:vAlign w:val="center"/>
+          </w:tcPr>
+          <w:p>
+            <w:pPr>
+              <w:rPr>
+                <w:lang w:eastAsia="es-PE"/>
+              </w:rPr>
+            </w:pPr>
+            <w:r>
+              <w:rPr>
+                <w:lang w:eastAsia="es-PE"/>
+              </w:rPr>
+              <w:t>Historial de actividad del usuario (publicaciones, comentarios y reacciones)</w:t>
+            </w:r>
+          </w:p>
+        </w:tc>
+        <w:tc>
+          <w:tcPr>
+            <w:tcW w:w="0" w:type="auto"/>
+            <w:vAlign w:val="center"/>
+          </w:tcPr>
+          <w:p>
+            <w:pPr>
+              <w:rPr>
+                <w:lang w:eastAsia="es-PE"/>
+              </w:rPr>
+            </w:pPr>
+            <w:r>
+              <w:rPr>
+                <w:lang w:eastAsia="es-PE"/>
+              </w:rPr>
+              <w:t>Baja</w:t>
+            </w:r>
+          </w:p>
+        </w:tc>
+      </w:tr>
     </w:tbl>
     <w:p>
       <w:pPr>
@@ -8273,7 +8665,7 @@
         <w:pStyle w:val="Ttulo3"/>
         <w:numPr>
           <w:ilvl w:val="2"/>
-          <w:numId w:val="6"/>
+          <w:numId w:val="1"/>
         </w:numPr>
         <w:rPr>
           <w:color w:val="auto"/>
@@ -8875,7 +9267,6 @@
               <w:rPr>
                 <w:lang w:eastAsia="es-PE"/>
               </w:rPr>
-              <w:lastRenderedPageBreak/>
               <w:t>RNF-07</w:t>
             </w:r>
           </w:p>
@@ -9215,6 +9606,7 @@
         <w:rPr>
           <w:lang w:eastAsia="es-PE"/>
         </w:rPr>
+        <w:lastRenderedPageBreak/>
         <w:t>En este proyecto, los atributos más relevantes son:</w:t>
       </w:r>
     </w:p>
@@ -9223,7 +9615,7 @@
         <w:pStyle w:val="Prrafodelista"/>
         <w:numPr>
           <w:ilvl w:val="0"/>
-          <w:numId w:val="55"/>
+          <w:numId w:val="6"/>
         </w:numPr>
         <w:rPr>
           <w:lang w:eastAsia="es-PE"/>
@@ -9249,7 +9641,7 @@
         <w:pStyle w:val="Prrafodelista"/>
         <w:numPr>
           <w:ilvl w:val="0"/>
-          <w:numId w:val="55"/>
+          <w:numId w:val="6"/>
         </w:numPr>
         <w:rPr>
           <w:lang w:eastAsia="es-PE"/>
@@ -9275,7 +9667,7 @@
         <w:pStyle w:val="Prrafodelista"/>
         <w:numPr>
           <w:ilvl w:val="0"/>
-          <w:numId w:val="55"/>
+          <w:numId w:val="6"/>
         </w:numPr>
         <w:rPr>
           <w:lang w:eastAsia="es-PE"/>
@@ -9329,7 +9721,7 @@
         <w:pStyle w:val="Prrafodelista"/>
         <w:numPr>
           <w:ilvl w:val="0"/>
-          <w:numId w:val="55"/>
+          <w:numId w:val="6"/>
         </w:numPr>
         <w:rPr>
           <w:lang w:eastAsia="es-PE"/>
@@ -9355,7 +9747,7 @@
         <w:pStyle w:val="Prrafodelista"/>
         <w:numPr>
           <w:ilvl w:val="0"/>
-          <w:numId w:val="55"/>
+          <w:numId w:val="6"/>
         </w:numPr>
         <w:rPr>
           <w:lang w:eastAsia="es-PE"/>
@@ -9390,7 +9782,7 @@
         <w:pStyle w:val="Prrafodelista"/>
         <w:numPr>
           <w:ilvl w:val="1"/>
-          <w:numId w:val="9"/>
+          <w:numId w:val="2"/>
         </w:numPr>
         <w:rPr>
           <w:lang w:eastAsia="es-PE"/>
@@ -10015,7 +10407,7 @@
         <w:pStyle w:val="Ttulo1"/>
         <w:numPr>
           <w:ilvl w:val="0"/>
-          <w:numId w:val="9"/>
+          <w:numId w:val="2"/>
         </w:numPr>
         <w:rPr>
           <w:rStyle w:val="Ttulo2Car"/>
@@ -10033,7 +10425,6 @@
           <w:color w:val="auto"/>
           <w:lang w:eastAsia="es-PE"/>
         </w:rPr>
-        <w:lastRenderedPageBreak/>
         <w:t>REPRESENTACIÓN DE</w:t>
       </w:r>
       <w:r>
@@ -10068,7 +10459,7 @@
         <w:pStyle w:val="TDC2"/>
         <w:numPr>
           <w:ilvl w:val="1"/>
-          <w:numId w:val="9"/>
+          <w:numId w:val="2"/>
         </w:numPr>
       </w:pPr>
       <w:bookmarkStart w:id="17" w:name="_Toc69808843"/>
@@ -10151,7 +10542,7 @@
       <w:pPr>
         <w:numPr>
           <w:ilvl w:val="0"/>
-          <w:numId w:val="56"/>
+          <w:numId w:val="7"/>
         </w:numPr>
         <w:tabs>
           <w:tab w:val="clear" w:pos="720"/>
@@ -10186,7 +10577,7 @@
       <w:pPr>
         <w:numPr>
           <w:ilvl w:val="0"/>
-          <w:numId w:val="56"/>
+          <w:numId w:val="7"/>
         </w:numPr>
         <w:tabs>
           <w:tab w:val="clear" w:pos="720"/>
@@ -10221,7 +10612,7 @@
       <w:pPr>
         <w:numPr>
           <w:ilvl w:val="0"/>
-          <w:numId w:val="56"/>
+          <w:numId w:val="7"/>
         </w:numPr>
         <w:tabs>
           <w:tab w:val="clear" w:pos="720"/>
@@ -10307,7 +10698,7 @@
       <w:pPr>
         <w:numPr>
           <w:ilvl w:val="0"/>
-          <w:numId w:val="57"/>
+          <w:numId w:val="8"/>
         </w:numPr>
         <w:tabs>
           <w:tab w:val="clear" w:pos="720"/>
@@ -10334,7 +10725,7 @@
       <w:pPr>
         <w:numPr>
           <w:ilvl w:val="0"/>
-          <w:numId w:val="57"/>
+          <w:numId w:val="8"/>
         </w:numPr>
         <w:tabs>
           <w:tab w:val="clear" w:pos="720"/>
@@ -10354,6 +10745,7 @@
         <w:rPr>
           <w:rFonts w:cstheme="minorHAnsi"/>
         </w:rPr>
+        <w:lastRenderedPageBreak/>
         <w:t xml:space="preserve">Visualización del </w:t>
       </w:r>
       <w:proofErr w:type="spellStart"/>
@@ -10375,7 +10767,7 @@
       <w:pPr>
         <w:numPr>
           <w:ilvl w:val="0"/>
-          <w:numId w:val="57"/>
+          <w:numId w:val="8"/>
         </w:numPr>
         <w:tabs>
           <w:tab w:val="clear" w:pos="720"/>
@@ -10402,7 +10794,7 @@
       <w:pPr>
         <w:numPr>
           <w:ilvl w:val="0"/>
-          <w:numId w:val="57"/>
+          <w:numId w:val="8"/>
         </w:numPr>
         <w:tabs>
           <w:tab w:val="clear" w:pos="720"/>
@@ -10443,7 +10835,7 @@
       <w:pPr>
         <w:numPr>
           <w:ilvl w:val="0"/>
-          <w:numId w:val="57"/>
+          <w:numId w:val="8"/>
         </w:numPr>
         <w:tabs>
           <w:tab w:val="clear" w:pos="720"/>
@@ -10470,7 +10862,7 @@
       <w:pPr>
         <w:numPr>
           <w:ilvl w:val="0"/>
-          <w:numId w:val="57"/>
+          <w:numId w:val="8"/>
         </w:numPr>
         <w:tabs>
           <w:tab w:val="clear" w:pos="720"/>
@@ -10537,7 +10929,6 @@
         <w:rPr>
           <w:noProof/>
         </w:rPr>
-        <w:lastRenderedPageBreak/>
         <w:drawing>
           <wp:inline distT="0" distB="0" distL="0" distR="0" wp14:anchorId="02133288" wp14:editId="5D5937A9">
             <wp:extent cx="3413066" cy="5379090"/>
@@ -10613,7 +11004,7 @@
         <w:pStyle w:val="Ttulo3"/>
         <w:numPr>
           <w:ilvl w:val="2"/>
-          <w:numId w:val="6"/>
+          <w:numId w:val="1"/>
         </w:numPr>
         <w:rPr>
           <w:color w:val="auto"/>
@@ -10876,6 +11267,7 @@
           <w:rFonts w:cstheme="minorHAnsi"/>
           <w:b/>
           <w:bCs/>
+          <w:noProof/>
         </w:rPr>
         <w:drawing>
           <wp:inline distT="0" distB="0" distL="0" distR="0" wp14:anchorId="591CF075" wp14:editId="437B616B">
@@ -11002,6 +11394,7 @@
           <w:rFonts w:cstheme="minorHAnsi"/>
           <w:b/>
           <w:bCs/>
+          <w:noProof/>
         </w:rPr>
         <w:drawing>
           <wp:inline distT="0" distB="0" distL="0" distR="0" wp14:anchorId="51D378ED" wp14:editId="6651D2EE">
@@ -11104,6 +11497,7 @@
           <w:rFonts w:cstheme="minorHAnsi"/>
           <w:b/>
           <w:bCs/>
+          <w:noProof/>
         </w:rPr>
         <w:drawing>
           <wp:inline distT="0" distB="0" distL="0" distR="0" wp14:anchorId="1E7905D7" wp14:editId="56231B6A">
@@ -11193,7 +11587,6 @@
           <w:b/>
           <w:bCs/>
         </w:rPr>
-        <w:lastRenderedPageBreak/>
         <w:t>Diagrama: RF-05 Comentarios en Publicaciones</w:t>
       </w:r>
     </w:p>
@@ -11233,6 +11626,7 @@
           <w:rFonts w:cstheme="minorHAnsi"/>
           <w:b/>
           <w:bCs/>
+          <w:noProof/>
         </w:rPr>
         <w:drawing>
           <wp:inline distT="0" distB="0" distL="0" distR="0" wp14:anchorId="747BA8CC" wp14:editId="4E0546B6">
@@ -11335,6 +11729,7 @@
           <w:rFonts w:cstheme="minorHAnsi"/>
           <w:b/>
           <w:bCs/>
+          <w:noProof/>
         </w:rPr>
         <w:drawing>
           <wp:inline distT="0" distB="0" distL="0" distR="0" wp14:anchorId="426B7281" wp14:editId="06C1C6F5">
@@ -11437,6 +11832,7 @@
           <w:rFonts w:cstheme="minorHAnsi"/>
           <w:b/>
           <w:bCs/>
+          <w:noProof/>
         </w:rPr>
         <w:drawing>
           <wp:inline distT="0" distB="0" distL="0" distR="0" wp14:anchorId="25E3AF6B" wp14:editId="065D42F2">
@@ -11541,6 +11937,7 @@
           <w:rFonts w:cstheme="minorHAnsi"/>
           <w:b/>
           <w:bCs/>
+          <w:noProof/>
         </w:rPr>
         <w:lastRenderedPageBreak/>
         <w:drawing>
@@ -11658,6 +12055,7 @@
           <w:rFonts w:cstheme="minorHAnsi"/>
           <w:b/>
           <w:bCs/>
+          <w:noProof/>
         </w:rPr>
         <w:drawing>
           <wp:inline distT="0" distB="0" distL="0" distR="0" wp14:anchorId="44E0E16E" wp14:editId="15744515">
@@ -11745,7 +12143,7 @@
         <w:pStyle w:val="TDC2"/>
         <w:numPr>
           <w:ilvl w:val="1"/>
-          <w:numId w:val="9"/>
+          <w:numId w:val="2"/>
         </w:numPr>
         <w:rPr>
           <w:rFonts w:asciiTheme="majorHAnsi" w:eastAsiaTheme="majorEastAsia" w:hAnsiTheme="majorHAnsi" w:cstheme="majorBidi"/>
@@ -11776,7 +12174,7 @@
         <w:pStyle w:val="Ttulo3"/>
         <w:numPr>
           <w:ilvl w:val="2"/>
-          <w:numId w:val="9"/>
+          <w:numId w:val="2"/>
         </w:numPr>
         <w:rPr>
           <w:color w:val="auto"/>
@@ -11855,6 +12253,7 @@
           <w:rFonts w:ascii="TimesNewRoman,Italic" w:hAnsi="TimesNewRoman,Italic" w:cs="TimesNewRoman,Italic"/>
           <w:i/>
           <w:iCs/>
+          <w:noProof/>
           <w:color w:val="0000FF"/>
           <w:sz w:val="20"/>
           <w:szCs w:val="20"/>
@@ -11906,7 +12305,7 @@
         <w:pStyle w:val="Ttulo3"/>
         <w:numPr>
           <w:ilvl w:val="2"/>
-          <w:numId w:val="9"/>
+          <w:numId w:val="2"/>
         </w:numPr>
         <w:ind w:left="1134"/>
         <w:rPr>
@@ -12126,6 +12525,7 @@
           <w:bCs/>
           <w:lang w:eastAsia="es-PE"/>
         </w:rPr>
+        <w:lastRenderedPageBreak/>
         <w:t>RF-02: Creación de Publicaciones con Control de Visibilidad</w:t>
       </w:r>
     </w:p>
@@ -12140,7 +12540,6 @@
         <w:rPr>
           <w:lang w:eastAsia="es-PE"/>
         </w:rPr>
-        <w:lastRenderedPageBreak/>
         <w:t>Se representa el flujo mediante el cual el usuario crea una publicación con contenido textual y/o imagen, seleccionando el nivel de visibilidad. El sistema valida los datos ingresados, procesa la imagen en caso exista y almacena la publicación junto con los datos del autor en la base de datos.</w:t>
       </w:r>
     </w:p>
@@ -12286,7 +12685,6 @@
           <w:bCs/>
           <w:lang w:eastAsia="es-PE"/>
         </w:rPr>
-        <w:lastRenderedPageBreak/>
         <w:t xml:space="preserve">RF-03: </w:t>
       </w:r>
       <w:proofErr w:type="spellStart"/>
@@ -12436,7 +12834,6 @@
           <w:bCs/>
           <w:lang w:eastAsia="es-PE"/>
         </w:rPr>
-        <w:lastRenderedPageBreak/>
         <w:t>RF-04: Sistema de Likes en Publicaciones</w:t>
       </w:r>
     </w:p>
@@ -12559,7 +12956,14 @@
         <w:rPr>
           <w:lang w:eastAsia="es-PE"/>
         </w:rPr>
-        <w:t xml:space="preserve">Se representa el flujo de creación y visualización de comentarios en publicaciones. El sistema valida el contenido ingresado, almacena el comentario y permite la interacción mediante </w:t>
+        <w:t xml:space="preserve">Se representa el flujo de creación y visualización de comentarios en publicaciones. El sistema valida el contenido ingresado, almacena el </w:t>
+      </w:r>
+      <w:r>
+        <w:rPr>
+          <w:lang w:eastAsia="es-PE"/>
+        </w:rPr>
+        <w:lastRenderedPageBreak/>
+        <w:t xml:space="preserve">comentario y permite la interacción mediante </w:t>
       </w:r>
       <w:proofErr w:type="spellStart"/>
       <w:r>
@@ -12587,7 +12991,6 @@
         <w:rPr>
           <w:noProof/>
         </w:rPr>
-        <w:lastRenderedPageBreak/>
         <w:drawing>
           <wp:inline distT="0" distB="0" distL="0" distR="0" wp14:anchorId="1B7F1833" wp14:editId="47244CD7">
             <wp:extent cx="5543190" cy="4409652"/>
@@ -12650,6 +13053,7 @@
         <w:rPr>
           <w:noProof/>
         </w:rPr>
+        <w:lastRenderedPageBreak/>
         <w:drawing>
           <wp:inline distT="0" distB="0" distL="0" distR="0" wp14:anchorId="7B969410" wp14:editId="15652E7A">
             <wp:extent cx="5598543" cy="4025763"/>
@@ -12717,35 +13121,35 @@
           <w:bCs/>
           <w:lang w:eastAsia="es-PE"/>
         </w:rPr>
+        <w:t>RF-06: Gestión de Perfil de Usuario</w:t>
+      </w:r>
+    </w:p>
+    <w:p>
+      <w:pPr>
+        <w:ind w:left="1416"/>
+        <w:rPr>
+          <w:lang w:eastAsia="es-PE"/>
+        </w:rPr>
+      </w:pPr>
+      <w:r>
+        <w:rPr>
+          <w:lang w:eastAsia="es-PE"/>
+        </w:rPr>
+        <w:t>Se describe el proceso mediante el cual el usuario completa y actualiza su información personal. El sistema valida los datos, gestiona la subida de imágenes (avatar y banner) y actualiza la información en la base de datos, generando un nuevo token con los datos actualizados.</w:t>
+      </w:r>
+    </w:p>
+    <w:p>
+      <w:pPr>
+        <w:jc w:val="center"/>
+        <w:rPr>
+          <w:lang w:eastAsia="es-PE"/>
+        </w:rPr>
+      </w:pPr>
+      <w:r>
+        <w:rPr>
+          <w:noProof/>
+        </w:rPr>
         <w:lastRenderedPageBreak/>
-        <w:t>RF-06: Gestión de Perfil de Usuario</w:t>
-      </w:r>
-    </w:p>
-    <w:p>
-      <w:pPr>
-        <w:ind w:left="1416"/>
-        <w:rPr>
-          <w:lang w:eastAsia="es-PE"/>
-        </w:rPr>
-      </w:pPr>
-      <w:r>
-        <w:rPr>
-          <w:lang w:eastAsia="es-PE"/>
-        </w:rPr>
-        <w:t>Se describe el proceso mediante el cual el usuario completa y actualiza su información personal. El sistema valida los datos, gestiona la subida de imágenes (avatar y banner) y actualiza la información en la base de datos, generando un nuevo token con los datos actualizados.</w:t>
-      </w:r>
-    </w:p>
-    <w:p>
-      <w:pPr>
-        <w:jc w:val="center"/>
-        <w:rPr>
-          <w:lang w:eastAsia="es-PE"/>
-        </w:rPr>
-      </w:pPr>
-      <w:r>
-        <w:rPr>
-          <w:noProof/>
-        </w:rPr>
         <w:drawing>
           <wp:inline distT="0" distB="0" distL="0" distR="0" wp14:anchorId="73D73C91" wp14:editId="08C87BED">
             <wp:extent cx="5715719" cy="5372265"/>
@@ -13486,7 +13890,6 @@
         <w:rPr>
           <w:noProof/>
         </w:rPr>
-        <w:lastRenderedPageBreak/>
         <w:drawing>
           <wp:inline distT="0" distB="0" distL="0" distR="0" wp14:anchorId="33FE5FBC" wp14:editId="3B296598">
             <wp:extent cx="5721255" cy="7672294"/>
@@ -13565,10 +13968,592 @@
     </w:p>
     <w:p>
       <w:pPr>
+        <w:ind w:left="1416"/>
+        <w:rPr>
+          <w:b/>
+          <w:bCs/>
+          <w:lang w:eastAsia="es-PE"/>
+        </w:rPr>
+      </w:pPr>
+      <w:r>
+        <w:rPr>
+          <w:b/>
+          <w:bCs/>
+          <w:lang w:eastAsia="es-PE"/>
+        </w:rPr>
+        <w:t>RF-10 — Sistema de Notificaciones</w:t>
+      </w:r>
+    </w:p>
+    <w:p>
+      <w:pPr>
+        <w:ind w:left="1416"/>
+        <w:rPr>
+          <w:lang w:eastAsia="es-PE"/>
+        </w:rPr>
+      </w:pPr>
+      <w:r>
+        <w:rPr>
+          <w:lang w:eastAsia="es-PE"/>
+        </w:rPr>
+        <w:t>El sistema notificará a los usuarios sobre eventos relevantes, incluyendo solicitudes de amistad recibidas, aceptación de solicitudes, nuevos comentarios en sus publicaciones, reacciones ("Me gusta") y nuevos mensajes privados. Las notificaciones aparecerán en un panel accesible desde la barra de navegación y podrán marcarse como leídas. El sistema mostrará un contador con el número de notificaciones pendientes.</w:t>
+      </w:r>
+    </w:p>
+    <w:p>
+      <w:pPr>
+        <w:jc w:val="center"/>
+        <w:rPr>
+          <w:lang w:eastAsia="es-PE"/>
+        </w:rPr>
+      </w:pPr>
+      <w:r>
+        <w:rPr>
+          <w:noProof/>
+        </w:rPr>
+        <w:drawing>
+          <wp:inline distT="0" distB="0" distL="0" distR="0" wp14:anchorId="0BA3C9B8" wp14:editId="673D6BEB">
+            <wp:extent cx="4485944" cy="2680805"/>
+            <wp:effectExtent l="0" t="0" r="0" b="5715"/>
+            <wp:docPr id="1961212443" name="Imagen 1" descr="PlantUML diagram"/>
+            <wp:cNvGraphicFramePr>
+              <a:graphicFrameLocks xmlns:a="http://schemas.openxmlformats.org/drawingml/2006/main" noChangeAspect="1"/>
+            </wp:cNvGraphicFramePr>
+            <a:graphic xmlns:a="http://schemas.openxmlformats.org/drawingml/2006/main">
+              <a:graphicData uri="http://schemas.openxmlformats.org/drawingml/2006/picture">
+                <pic:pic xmlns:pic="http://schemas.openxmlformats.org/drawingml/2006/picture">
+                  <pic:nvPicPr>
+                    <pic:cNvPr id="0" name="Picture 46" descr="PlantUML diagram"/>
+                    <pic:cNvPicPr>
+                      <a:picLocks noChangeAspect="1" noChangeArrowheads="1"/>
+                    </pic:cNvPicPr>
+                  </pic:nvPicPr>
+                  <pic:blipFill>
+                    <a:blip r:embed="rId35" cstate="print">
+                      <a:extLst>
+                        <a:ext uri="{28A0092B-C50C-407E-A947-70E740481C1C}">
+                          <a14:useLocalDpi xmlns:a14="http://schemas.microsoft.com/office/drawing/2010/main" val="0"/>
+                        </a:ext>
+                      </a:extLst>
+                    </a:blip>
+                    <a:srcRect/>
+                    <a:stretch>
+                      <a:fillRect/>
+                    </a:stretch>
+                  </pic:blipFill>
+                  <pic:spPr bwMode="auto">
+                    <a:xfrm>
+                      <a:off x="0" y="0"/>
+                      <a:ext cx="4494341" cy="2685823"/>
+                    </a:xfrm>
+                    <a:prstGeom prst="rect">
+                      <a:avLst/>
+                    </a:prstGeom>
+                    <a:noFill/>
+                    <a:ln>
+                      <a:noFill/>
+                    </a:ln>
+                  </pic:spPr>
+                </pic:pic>
+              </a:graphicData>
+            </a:graphic>
+          </wp:inline>
+        </w:drawing>
+      </w:r>
+    </w:p>
+    <w:p>
+      <w:pPr>
+        <w:ind w:left="1416"/>
+        <w:rPr>
+          <w:b/>
+          <w:bCs/>
+          <w:lang w:eastAsia="es-PE"/>
+        </w:rPr>
+      </w:pPr>
+      <w:r>
+        <w:rPr>
+          <w:b/>
+          <w:bCs/>
+          <w:lang w:eastAsia="es-PE"/>
+        </w:rPr>
+        <w:t>RF-11 — Búsqueda Avanzada</w:t>
+      </w:r>
+    </w:p>
+    <w:p>
+      <w:pPr>
+        <w:ind w:left="1416"/>
+        <w:rPr>
+          <w:lang w:eastAsia="es-PE"/>
+        </w:rPr>
+      </w:pPr>
+      <w:r>
+        <w:rPr>
+          <w:lang w:eastAsia="es-PE"/>
+        </w:rPr>
+        <w:t>El sistema permitirá buscar publicaciones y usuarios mediante palabras clave. La búsqueda podrá filtrarse por facultad, escuela profesional y tipo de contenido. Los resultados se mostrarán ordenados por relevancia y respetarán las restricciones de visibilidad definidas en cada publicación.</w:t>
+      </w:r>
+    </w:p>
+    <w:p>
+      <w:pPr>
+        <w:jc w:val="center"/>
+        <w:rPr>
+          <w:lang w:eastAsia="es-PE"/>
+        </w:rPr>
+      </w:pPr>
+      <w:r>
+        <w:rPr>
+          <w:noProof/>
+        </w:rPr>
+        <w:lastRenderedPageBreak/>
+        <w:drawing>
+          <wp:inline distT="0" distB="0" distL="0" distR="0" wp14:anchorId="332A01BC" wp14:editId="46947C14">
+            <wp:extent cx="5400040" cy="3079750"/>
+            <wp:effectExtent l="0" t="0" r="0" b="6350"/>
+            <wp:docPr id="1142000681" name="Imagen 3" descr="PlantUML diagram"/>
+            <wp:cNvGraphicFramePr>
+              <a:graphicFrameLocks xmlns:a="http://schemas.openxmlformats.org/drawingml/2006/main" noChangeAspect="1"/>
+            </wp:cNvGraphicFramePr>
+            <a:graphic xmlns:a="http://schemas.openxmlformats.org/drawingml/2006/main">
+              <a:graphicData uri="http://schemas.openxmlformats.org/drawingml/2006/picture">
+                <pic:pic xmlns:pic="http://schemas.openxmlformats.org/drawingml/2006/picture">
+                  <pic:nvPicPr>
+                    <pic:cNvPr id="0" name="Picture 50" descr="PlantUML diagram"/>
+                    <pic:cNvPicPr>
+                      <a:picLocks noChangeAspect="1" noChangeArrowheads="1"/>
+                    </pic:cNvPicPr>
+                  </pic:nvPicPr>
+                  <pic:blipFill>
+                    <a:blip r:embed="rId36" cstate="print">
+                      <a:extLst>
+                        <a:ext uri="{28A0092B-C50C-407E-A947-70E740481C1C}">
+                          <a14:useLocalDpi xmlns:a14="http://schemas.microsoft.com/office/drawing/2010/main" val="0"/>
+                        </a:ext>
+                      </a:extLst>
+                    </a:blip>
+                    <a:srcRect/>
+                    <a:stretch>
+                      <a:fillRect/>
+                    </a:stretch>
+                  </pic:blipFill>
+                  <pic:spPr bwMode="auto">
+                    <a:xfrm>
+                      <a:off x="0" y="0"/>
+                      <a:ext cx="5400040" cy="3079750"/>
+                    </a:xfrm>
+                    <a:prstGeom prst="rect">
+                      <a:avLst/>
+                    </a:prstGeom>
+                    <a:noFill/>
+                    <a:ln>
+                      <a:noFill/>
+                    </a:ln>
+                  </pic:spPr>
+                </pic:pic>
+              </a:graphicData>
+            </a:graphic>
+          </wp:inline>
+        </w:drawing>
+      </w:r>
+    </w:p>
+    <w:p>
+      <w:pPr>
+        <w:ind w:left="1416"/>
+        <w:rPr>
+          <w:b/>
+          <w:bCs/>
+          <w:lang w:eastAsia="es-PE"/>
+        </w:rPr>
+      </w:pPr>
+      <w:r>
+        <w:rPr>
+          <w:b/>
+          <w:bCs/>
+          <w:lang w:eastAsia="es-PE"/>
+        </w:rPr>
+        <w:t>RF-12 — Reporte de Contenido</w:t>
+      </w:r>
+    </w:p>
+    <w:p>
+      <w:pPr>
+        <w:ind w:left="1416"/>
+        <w:rPr>
+          <w:lang w:eastAsia="es-PE"/>
+        </w:rPr>
+      </w:pPr>
+      <w:r>
+        <w:rPr>
+          <w:lang w:eastAsia="es-PE"/>
+        </w:rPr>
+        <w:t xml:space="preserve">El sistema permitirá a los usuarios reportar publicaciones y comentarios que incumplan las normas de convivencia de la plataforma. Cada reporte almacenará el usuario </w:t>
+      </w:r>
+      <w:proofErr w:type="spellStart"/>
+      <w:r>
+        <w:rPr>
+          <w:lang w:eastAsia="es-PE"/>
+        </w:rPr>
+        <w:t>reportante</w:t>
+      </w:r>
+      <w:proofErr w:type="spellEnd"/>
+      <w:r>
+        <w:rPr>
+          <w:lang w:eastAsia="es-PE"/>
+        </w:rPr>
+        <w:t>, el contenido reportado, el motivo del reporte y la fecha de registro. Los administradores podrán revisar los reportes desde el panel de administración para tomar las acciones correspondientes.</w:t>
+      </w:r>
+    </w:p>
+    <w:p>
+      <w:pPr>
+        <w:jc w:val="center"/>
+        <w:rPr>
+          <w:lang w:eastAsia="es-PE"/>
+        </w:rPr>
+      </w:pPr>
+      <w:r>
+        <w:rPr>
+          <w:noProof/>
+        </w:rPr>
+        <w:lastRenderedPageBreak/>
+        <w:drawing>
+          <wp:inline distT="0" distB="0" distL="0" distR="0" wp14:anchorId="6F210D6E" wp14:editId="4ACE0025">
+            <wp:extent cx="5400040" cy="7686675"/>
+            <wp:effectExtent l="0" t="0" r="0" b="9525"/>
+            <wp:docPr id="1993970412" name="Imagen 4" descr="PlantUML diagram"/>
+            <wp:cNvGraphicFramePr>
+              <a:graphicFrameLocks xmlns:a="http://schemas.openxmlformats.org/drawingml/2006/main" noChangeAspect="1"/>
+            </wp:cNvGraphicFramePr>
+            <a:graphic xmlns:a="http://schemas.openxmlformats.org/drawingml/2006/main">
+              <a:graphicData uri="http://schemas.openxmlformats.org/drawingml/2006/picture">
+                <pic:pic xmlns:pic="http://schemas.openxmlformats.org/drawingml/2006/picture">
+                  <pic:nvPicPr>
+                    <pic:cNvPr id="0" name="Picture 52" descr="PlantUML diagram"/>
+                    <pic:cNvPicPr>
+                      <a:picLocks noChangeAspect="1" noChangeArrowheads="1"/>
+                    </pic:cNvPicPr>
+                  </pic:nvPicPr>
+                  <pic:blipFill>
+                    <a:blip r:embed="rId37">
+                      <a:extLst>
+                        <a:ext uri="{28A0092B-C50C-407E-A947-70E740481C1C}">
+                          <a14:useLocalDpi xmlns:a14="http://schemas.microsoft.com/office/drawing/2010/main" val="0"/>
+                        </a:ext>
+                      </a:extLst>
+                    </a:blip>
+                    <a:srcRect/>
+                    <a:stretch>
+                      <a:fillRect/>
+                    </a:stretch>
+                  </pic:blipFill>
+                  <pic:spPr bwMode="auto">
+                    <a:xfrm>
+                      <a:off x="0" y="0"/>
+                      <a:ext cx="5400040" cy="7686675"/>
+                    </a:xfrm>
+                    <a:prstGeom prst="rect">
+                      <a:avLst/>
+                    </a:prstGeom>
+                    <a:noFill/>
+                    <a:ln>
+                      <a:noFill/>
+                    </a:ln>
+                  </pic:spPr>
+                </pic:pic>
+              </a:graphicData>
+            </a:graphic>
+          </wp:inline>
+        </w:drawing>
+      </w:r>
+    </w:p>
+    <w:p>
+      <w:pPr>
+        <w:ind w:left="1416"/>
+        <w:rPr>
+          <w:b/>
+          <w:bCs/>
+          <w:lang w:eastAsia="es-PE"/>
+        </w:rPr>
+      </w:pPr>
+      <w:r>
+        <w:rPr>
+          <w:b/>
+          <w:bCs/>
+          <w:lang w:eastAsia="es-PE"/>
+        </w:rPr>
+        <w:t>RF-13 — Moderación Automática de Contenido</w:t>
+      </w:r>
+    </w:p>
+    <w:p>
+      <w:pPr>
+        <w:ind w:left="1416"/>
+        <w:rPr>
+          <w:lang w:eastAsia="es-PE"/>
+        </w:rPr>
+      </w:pPr>
+      <w:r>
+        <w:rPr>
+          <w:lang w:eastAsia="es-PE"/>
+        </w:rPr>
+        <w:t xml:space="preserve">Antes de publicar comentarios o publicaciones, el sistema validará automáticamente el contenido utilizando un diccionario de palabras y expresiones restringidas. Si se detecta contenido inapropiado, la publicación </w:t>
+      </w:r>
+      <w:r>
+        <w:rPr>
+          <w:lang w:eastAsia="es-PE"/>
+        </w:rPr>
+        <w:lastRenderedPageBreak/>
+        <w:t>será rechazada y el usuario recibirá un mensaje indicando que debe modificar el texto antes de enviarlo.</w:t>
+      </w:r>
+    </w:p>
+    <w:p>
+      <w:pPr>
+        <w:jc w:val="center"/>
+        <w:rPr>
+          <w:lang w:eastAsia="es-PE"/>
+        </w:rPr>
+      </w:pPr>
+      <w:r>
+        <w:rPr>
+          <w:noProof/>
+        </w:rPr>
+        <w:drawing>
+          <wp:inline distT="0" distB="0" distL="0" distR="0" wp14:anchorId="7128287D" wp14:editId="390D1968">
+            <wp:extent cx="5400040" cy="4438650"/>
+            <wp:effectExtent l="0" t="0" r="0" b="0"/>
+            <wp:docPr id="388978605" name="Imagen 5" descr="PlantUML diagram"/>
+            <wp:cNvGraphicFramePr>
+              <a:graphicFrameLocks xmlns:a="http://schemas.openxmlformats.org/drawingml/2006/main" noChangeAspect="1"/>
+            </wp:cNvGraphicFramePr>
+            <a:graphic xmlns:a="http://schemas.openxmlformats.org/drawingml/2006/main">
+              <a:graphicData uri="http://schemas.openxmlformats.org/drawingml/2006/picture">
+                <pic:pic xmlns:pic="http://schemas.openxmlformats.org/drawingml/2006/picture">
+                  <pic:nvPicPr>
+                    <pic:cNvPr id="0" name="Picture 54" descr="PlantUML diagram"/>
+                    <pic:cNvPicPr>
+                      <a:picLocks noChangeAspect="1" noChangeArrowheads="1"/>
+                    </pic:cNvPicPr>
+                  </pic:nvPicPr>
+                  <pic:blipFill>
+                    <a:blip r:embed="rId38" cstate="print">
+                      <a:extLst>
+                        <a:ext uri="{28A0092B-C50C-407E-A947-70E740481C1C}">
+                          <a14:useLocalDpi xmlns:a14="http://schemas.microsoft.com/office/drawing/2010/main" val="0"/>
+                        </a:ext>
+                      </a:extLst>
+                    </a:blip>
+                    <a:srcRect/>
+                    <a:stretch>
+                      <a:fillRect/>
+                    </a:stretch>
+                  </pic:blipFill>
+                  <pic:spPr bwMode="auto">
+                    <a:xfrm>
+                      <a:off x="0" y="0"/>
+                      <a:ext cx="5400040" cy="4438650"/>
+                    </a:xfrm>
+                    <a:prstGeom prst="rect">
+                      <a:avLst/>
+                    </a:prstGeom>
+                    <a:noFill/>
+                    <a:ln>
+                      <a:noFill/>
+                    </a:ln>
+                  </pic:spPr>
+                </pic:pic>
+              </a:graphicData>
+            </a:graphic>
+          </wp:inline>
+        </w:drawing>
+      </w:r>
+    </w:p>
+    <w:p>
+      <w:pPr>
+        <w:ind w:left="1416"/>
+        <w:rPr>
+          <w:b/>
+          <w:bCs/>
+          <w:lang w:eastAsia="es-PE"/>
+        </w:rPr>
+      </w:pPr>
+      <w:r>
+        <w:rPr>
+          <w:b/>
+          <w:bCs/>
+          <w:lang w:eastAsia="es-PE"/>
+        </w:rPr>
+        <w:t>RF-14 — Sincronización del Perfil Institucional</w:t>
+      </w:r>
+    </w:p>
+    <w:p>
+      <w:pPr>
+        <w:ind w:left="1416"/>
+        <w:rPr>
+          <w:lang w:eastAsia="es-PE"/>
+        </w:rPr>
+      </w:pPr>
+      <w:r>
+        <w:rPr>
+          <w:lang w:eastAsia="es-PE"/>
+        </w:rPr>
+        <w:t>El sistema permitirá actualizar automáticamente la información institucional del usuario cuando existan cambios en los datos obtenidos desde la autenticación institucional. Los usuarios podrán mantener sincronizados su nombre, correo institucional y demás datos básicos, mientras que la información personalizada, como biografía y fotografías, permanecerá administrada dentro de la plataforma.</w:t>
+      </w:r>
+    </w:p>
+    <w:p>
+      <w:pPr>
+        <w:jc w:val="center"/>
+        <w:rPr>
+          <w:lang w:eastAsia="es-PE"/>
+        </w:rPr>
+      </w:pPr>
+      <w:r>
+        <w:rPr>
+          <w:noProof/>
+        </w:rPr>
+        <w:lastRenderedPageBreak/>
+        <w:drawing>
+          <wp:inline distT="0" distB="0" distL="0" distR="0" wp14:anchorId="7B78E4EC" wp14:editId="7ED478E2">
+            <wp:extent cx="5400040" cy="4683125"/>
+            <wp:effectExtent l="0" t="0" r="0" b="3175"/>
+            <wp:docPr id="2125949887" name="Imagen 6" descr="PlantUML diagram"/>
+            <wp:cNvGraphicFramePr>
+              <a:graphicFrameLocks xmlns:a="http://schemas.openxmlformats.org/drawingml/2006/main" noChangeAspect="1"/>
+            </wp:cNvGraphicFramePr>
+            <a:graphic xmlns:a="http://schemas.openxmlformats.org/drawingml/2006/main">
+              <a:graphicData uri="http://schemas.openxmlformats.org/drawingml/2006/picture">
+                <pic:pic xmlns:pic="http://schemas.openxmlformats.org/drawingml/2006/picture">
+                  <pic:nvPicPr>
+                    <pic:cNvPr id="0" name="Picture 56" descr="PlantUML diagram"/>
+                    <pic:cNvPicPr>
+                      <a:picLocks noChangeAspect="1" noChangeArrowheads="1"/>
+                    </pic:cNvPicPr>
+                  </pic:nvPicPr>
+                  <pic:blipFill>
+                    <a:blip r:embed="rId39">
+                      <a:extLst>
+                        <a:ext uri="{28A0092B-C50C-407E-A947-70E740481C1C}">
+                          <a14:useLocalDpi xmlns:a14="http://schemas.microsoft.com/office/drawing/2010/main" val="0"/>
+                        </a:ext>
+                      </a:extLst>
+                    </a:blip>
+                    <a:srcRect/>
+                    <a:stretch>
+                      <a:fillRect/>
+                    </a:stretch>
+                  </pic:blipFill>
+                  <pic:spPr bwMode="auto">
+                    <a:xfrm>
+                      <a:off x="0" y="0"/>
+                      <a:ext cx="5400040" cy="4683125"/>
+                    </a:xfrm>
+                    <a:prstGeom prst="rect">
+                      <a:avLst/>
+                    </a:prstGeom>
+                    <a:noFill/>
+                    <a:ln>
+                      <a:noFill/>
+                    </a:ln>
+                  </pic:spPr>
+                </pic:pic>
+              </a:graphicData>
+            </a:graphic>
+          </wp:inline>
+        </w:drawing>
+      </w:r>
+    </w:p>
+    <w:p>
+      <w:pPr>
+        <w:ind w:left="1416"/>
+        <w:rPr>
+          <w:b/>
+          <w:bCs/>
+          <w:lang w:eastAsia="es-PE"/>
+        </w:rPr>
+      </w:pPr>
+      <w:r>
+        <w:rPr>
+          <w:b/>
+          <w:bCs/>
+          <w:lang w:eastAsia="es-PE"/>
+        </w:rPr>
+        <w:t>RF-15 — Historial de Actividad</w:t>
+      </w:r>
+    </w:p>
+    <w:p>
+      <w:pPr>
+        <w:ind w:left="1416"/>
+        <w:rPr>
+          <w:lang w:eastAsia="es-PE"/>
+        </w:rPr>
+      </w:pPr>
+      <w:r>
+        <w:rPr>
+          <w:lang w:eastAsia="es-PE"/>
+        </w:rPr>
+        <w:t>El sistema ofrecerá un historial donde cada usuario podrá visualizar sus publicaciones realizadas, comentarios efectuados y reacciones dadas en orden cronológico. El historial facilitará el seguimiento de la actividad del usuario dentro de la plataforma y permitirá acceder rápidamente al contenido asociado.</w:t>
+      </w:r>
+    </w:p>
+    <w:p>
+      <w:pPr>
+        <w:rPr>
+          <w:lang w:eastAsia="es-PE"/>
+        </w:rPr>
+      </w:pPr>
+      <w:r>
+        <w:rPr>
+          <w:noProof/>
+        </w:rPr>
+        <w:lastRenderedPageBreak/>
+        <w:drawing>
+          <wp:inline distT="0" distB="0" distL="0" distR="0" wp14:anchorId="5DDF182F" wp14:editId="50BD30E9">
+            <wp:extent cx="5400040" cy="3219450"/>
+            <wp:effectExtent l="0" t="0" r="0" b="0"/>
+            <wp:docPr id="1781064055" name="Imagen 7" descr="PlantUML diagram"/>
+            <wp:cNvGraphicFramePr>
+              <a:graphicFrameLocks xmlns:a="http://schemas.openxmlformats.org/drawingml/2006/main" noChangeAspect="1"/>
+            </wp:cNvGraphicFramePr>
+            <a:graphic xmlns:a="http://schemas.openxmlformats.org/drawingml/2006/main">
+              <a:graphicData uri="http://schemas.openxmlformats.org/drawingml/2006/picture">
+                <pic:pic xmlns:pic="http://schemas.openxmlformats.org/drawingml/2006/picture">
+                  <pic:nvPicPr>
+                    <pic:cNvPr id="0" name="Picture 58" descr="PlantUML diagram"/>
+                    <pic:cNvPicPr>
+                      <a:picLocks noChangeAspect="1" noChangeArrowheads="1"/>
+                    </pic:cNvPicPr>
+                  </pic:nvPicPr>
+                  <pic:blipFill>
+                    <a:blip r:embed="rId40" cstate="print">
+                      <a:extLst>
+                        <a:ext uri="{28A0092B-C50C-407E-A947-70E740481C1C}">
+                          <a14:useLocalDpi xmlns:a14="http://schemas.microsoft.com/office/drawing/2010/main" val="0"/>
+                        </a:ext>
+                      </a:extLst>
+                    </a:blip>
+                    <a:srcRect/>
+                    <a:stretch>
+                      <a:fillRect/>
+                    </a:stretch>
+                  </pic:blipFill>
+                  <pic:spPr bwMode="auto">
+                    <a:xfrm>
+                      <a:off x="0" y="0"/>
+                      <a:ext cx="5400040" cy="3219450"/>
+                    </a:xfrm>
+                    <a:prstGeom prst="rect">
+                      <a:avLst/>
+                    </a:prstGeom>
+                    <a:noFill/>
+                    <a:ln>
+                      <a:noFill/>
+                    </a:ln>
+                  </pic:spPr>
+                </pic:pic>
+              </a:graphicData>
+            </a:graphic>
+          </wp:inline>
+        </w:drawing>
+      </w:r>
+    </w:p>
+    <w:p>
+      <w:pPr>
         <w:pStyle w:val="Ttulo3"/>
         <w:numPr>
           <w:ilvl w:val="2"/>
-          <w:numId w:val="9"/>
+          <w:numId w:val="2"/>
         </w:numPr>
         <w:rPr>
           <w:color w:val="auto"/>
@@ -13629,7 +14614,7 @@
                     </pic:cNvPicPr>
                   </pic:nvPicPr>
                   <pic:blipFill>
-                    <a:blip r:embed="rId35">
+                    <a:blip r:embed="rId41">
                       <a:extLst>
                         <a:ext uri="{28A0092B-C50C-407E-A947-70E740481C1C}">
                           <a14:useLocalDpi xmlns:a14="http://schemas.microsoft.com/office/drawing/2010/main" val="0"/>
@@ -13710,7 +14695,7 @@
         <w:pStyle w:val="Ttulo3"/>
         <w:numPr>
           <w:ilvl w:val="2"/>
-          <w:numId w:val="9"/>
+          <w:numId w:val="2"/>
         </w:numPr>
         <w:ind w:left="1276"/>
         <w:rPr>
@@ -13778,7 +14763,7 @@
                     </pic:cNvPicPr>
                   </pic:nvPicPr>
                   <pic:blipFill>
-                    <a:blip r:embed="rId36">
+                    <a:blip r:embed="rId42">
                       <a:extLst>
                         <a:ext uri="{28A0092B-C50C-407E-A947-70E740481C1C}">
                           <a14:useLocalDpi xmlns:a14="http://schemas.microsoft.com/office/drawing/2010/main" val="0"/>
@@ -13824,7 +14809,7 @@
         <w:pStyle w:val="Ttulo3"/>
         <w:numPr>
           <w:ilvl w:val="2"/>
-          <w:numId w:val="9"/>
+          <w:numId w:val="2"/>
         </w:numPr>
         <w:rPr>
           <w:color w:val="auto"/>
@@ -13864,6 +14849,7 @@
       </w:pPr>
       <w:r>
         <w:rPr>
+          <w:noProof/>
           <w:lang w:eastAsia="es-PE"/>
         </w:rPr>
         <w:drawing>
@@ -13882,7 +14868,7 @@
                     <pic:cNvPicPr/>
                   </pic:nvPicPr>
                   <pic:blipFill>
-                    <a:blip r:embed="rId37"/>
+                    <a:blip r:embed="rId43"/>
                     <a:stretch>
                       <a:fillRect/>
                     </a:stretch>
@@ -13913,7 +14899,7 @@
         <w:pStyle w:val="Ttulo3"/>
         <w:numPr>
           <w:ilvl w:val="2"/>
-          <w:numId w:val="9"/>
+          <w:numId w:val="2"/>
         </w:numPr>
         <w:rPr>
           <w:color w:val="auto"/>
@@ -13968,7 +14954,7 @@
                     </pic:cNvPicPr>
                   </pic:nvPicPr>
                   <pic:blipFill rotWithShape="1">
-                    <a:blip r:embed="rId38">
+                    <a:blip r:embed="rId44">
                       <a:extLst>
                         <a:ext uri="{28A0092B-C50C-407E-A947-70E740481C1C}">
                           <a14:useLocalDpi xmlns:a14="http://schemas.microsoft.com/office/drawing/2010/main" val="0"/>
@@ -14027,7 +15013,7 @@
         <w:pStyle w:val="TDC2"/>
         <w:numPr>
           <w:ilvl w:val="1"/>
-          <w:numId w:val="9"/>
+          <w:numId w:val="2"/>
         </w:numPr>
         <w:rPr>
           <w:rStyle w:val="Ttulo2Car"/>
@@ -14045,7 +15031,6 @@
           <w:bCs w:val="0"/>
           <w:color w:val="auto"/>
         </w:rPr>
-        <w:lastRenderedPageBreak/>
         <w:t>Vista de Implementación</w:t>
       </w:r>
       <w:bookmarkEnd w:id="29"/>
@@ -14102,7 +15087,7 @@
         <w:pStyle w:val="Ttulo3"/>
         <w:numPr>
           <w:ilvl w:val="2"/>
-          <w:numId w:val="9"/>
+          <w:numId w:val="2"/>
         </w:numPr>
         <w:rPr>
           <w:color w:val="auto"/>
@@ -14163,6 +15148,7 @@
       </w:pPr>
       <w:r>
         <w:rPr>
+          <w:noProof/>
           <w:lang w:eastAsia="es-PE"/>
         </w:rPr>
         <w:drawing>
@@ -14181,7 +15167,7 @@
                     <pic:cNvPicPr/>
                   </pic:nvPicPr>
                   <pic:blipFill>
-                    <a:blip r:embed="rId39"/>
+                    <a:blip r:embed="rId45"/>
                     <a:stretch>
                       <a:fillRect/>
                     </a:stretch>
@@ -14212,7 +15198,7 @@
         <w:pStyle w:val="Ttulo3"/>
         <w:numPr>
           <w:ilvl w:val="2"/>
-          <w:numId w:val="9"/>
+          <w:numId w:val="2"/>
         </w:numPr>
         <w:rPr>
           <w:color w:val="auto"/>
@@ -14295,7 +15281,7 @@
                     </pic:cNvPicPr>
                   </pic:nvPicPr>
                   <pic:blipFill>
-                    <a:blip r:embed="rId40" cstate="print">
+                    <a:blip r:embed="rId46" cstate="print">
                       <a:extLst>
                         <a:ext uri="{28A0092B-C50C-407E-A947-70E740481C1C}">
                           <a14:useLocalDpi xmlns:a14="http://schemas.microsoft.com/office/drawing/2010/main" val="0"/>
@@ -14334,7 +15320,7 @@
         <w:pStyle w:val="TDC2"/>
         <w:numPr>
           <w:ilvl w:val="1"/>
-          <w:numId w:val="9"/>
+          <w:numId w:val="2"/>
         </w:numPr>
         <w:rPr>
           <w:rStyle w:val="Ttulo2Car"/>
@@ -14379,7 +15365,7 @@
         <w:pStyle w:val="Ttulo3"/>
         <w:numPr>
           <w:ilvl w:val="2"/>
-          <w:numId w:val="9"/>
+          <w:numId w:val="2"/>
         </w:numPr>
         <w:ind w:left="1225" w:hanging="505"/>
         <w:rPr>
@@ -14438,7 +15424,7 @@
                     </pic:cNvPicPr>
                   </pic:nvPicPr>
                   <pic:blipFill>
-                    <a:blip r:embed="rId41">
+                    <a:blip r:embed="rId47">
                       <a:extLst>
                         <a:ext uri="{28A0092B-C50C-407E-A947-70E740481C1C}">
                           <a14:useLocalDpi xmlns:a14="http://schemas.microsoft.com/office/drawing/2010/main" val="0"/>
@@ -14492,7 +15478,7 @@
         <w:pStyle w:val="TDC2"/>
         <w:numPr>
           <w:ilvl w:val="1"/>
-          <w:numId w:val="9"/>
+          <w:numId w:val="2"/>
         </w:numPr>
         <w:rPr>
           <w:rStyle w:val="Ttulo2Car"/>
@@ -14510,7 +15496,6 @@
           <w:bCs w:val="0"/>
           <w:color w:val="auto"/>
         </w:rPr>
-        <w:lastRenderedPageBreak/>
         <w:t xml:space="preserve">Vista de </w:t>
       </w:r>
       <w:bookmarkEnd w:id="40"/>
@@ -14563,7 +15548,7 @@
         <w:pStyle w:val="Ttulo3"/>
         <w:numPr>
           <w:ilvl w:val="2"/>
-          <w:numId w:val="9"/>
+          <w:numId w:val="2"/>
         </w:numPr>
         <w:rPr>
           <w:color w:val="auto"/>
@@ -14589,37 +15574,9 @@
       </w:r>
       <w:bookmarkEnd w:id="43"/>
     </w:p>
-    <w:p>
-      <w:pPr>
-        <w:pStyle w:val="Prrafodelista"/>
-        <w:ind w:left="1224"/>
-        <w:rPr>
-          <w:lang w:eastAsia="es-PE"/>
-        </w:rPr>
-      </w:pPr>
-    </w:p>
     <w:bookmarkEnd w:id="16"/>
     <w:p>
       <w:pPr>
-        <w:autoSpaceDE w:val="0"/>
-        <w:autoSpaceDN w:val="0"/>
-        <w:adjustRightInd w:val="0"/>
-        <w:spacing w:after="0" w:line="240" w:lineRule="auto"/>
-        <w:jc w:val="center"/>
-        <w:rPr>
-          <w:rFonts w:ascii="TimesNewRoman,Italic" w:hAnsi="TimesNewRoman,Italic" w:cs="TimesNewRoman,Italic"/>
-          <w:i/>
-          <w:iCs/>
-          <w:color w:val="0000FF"/>
-          <w:sz w:val="20"/>
-          <w:szCs w:val="20"/>
-        </w:rPr>
-      </w:pPr>
-    </w:p>
-    <w:p>
-      <w:pPr>
-        <w:pStyle w:val="Prrafodelista"/>
-        <w:ind w:left="1224"/>
         <w:rPr>
           <w:lang w:eastAsia="es-PE"/>
         </w:rPr>
@@ -14653,7 +15610,7 @@
                     </pic:cNvPicPr>
                   </pic:nvPicPr>
                   <pic:blipFill>
-                    <a:blip r:embed="rId42" cstate="print">
+                    <a:blip r:embed="rId48" cstate="print">
                       <a:extLst>
                         <a:ext uri="{28A0092B-C50C-407E-A947-70E740481C1C}">
                           <a14:useLocalDpi xmlns:a14="http://schemas.microsoft.com/office/drawing/2010/main" val="0"/>
@@ -14699,7 +15656,7 @@
         <w:pStyle w:val="Ttulo1"/>
         <w:numPr>
           <w:ilvl w:val="0"/>
-          <w:numId w:val="9"/>
+          <w:numId w:val="2"/>
         </w:numPr>
         <w:rPr>
           <w:rStyle w:val="Ttulo2Car"/>
@@ -14867,7 +15824,7 @@
         <w:pStyle w:val="TDC2"/>
         <w:numPr>
           <w:ilvl w:val="0"/>
-          <w:numId w:val="59"/>
+          <w:numId w:val="9"/>
         </w:numPr>
         <w:spacing w:line="240" w:lineRule="auto"/>
         <w:ind w:left="1568"/>
@@ -14891,7 +15848,7 @@
         <w:pStyle w:val="TDC2"/>
         <w:numPr>
           <w:ilvl w:val="0"/>
-          <w:numId w:val="59"/>
+          <w:numId w:val="9"/>
         </w:numPr>
         <w:spacing w:line="240" w:lineRule="auto"/>
         <w:ind w:left="1568"/>
@@ -14943,7 +15900,7 @@
         <w:pStyle w:val="TDC2"/>
         <w:numPr>
           <w:ilvl w:val="0"/>
-          <w:numId w:val="59"/>
+          <w:numId w:val="9"/>
         </w:numPr>
         <w:spacing w:line="240" w:lineRule="auto"/>
         <w:ind w:left="1568"/>
@@ -14967,7 +15924,7 @@
         <w:pStyle w:val="TDC2"/>
         <w:numPr>
           <w:ilvl w:val="0"/>
-          <w:numId w:val="59"/>
+          <w:numId w:val="9"/>
         </w:numPr>
         <w:spacing w:line="240" w:lineRule="auto"/>
         <w:ind w:left="1568"/>
@@ -14991,7 +15948,7 @@
         <w:pStyle w:val="TDC2"/>
         <w:numPr>
           <w:ilvl w:val="0"/>
-          <w:numId w:val="59"/>
+          <w:numId w:val="9"/>
         </w:numPr>
         <w:spacing w:line="240" w:lineRule="auto"/>
         <w:ind w:left="1568"/>
@@ -15084,7 +16041,7 @@
       <w:pPr>
         <w:numPr>
           <w:ilvl w:val="0"/>
-          <w:numId w:val="60"/>
+          <w:numId w:val="10"/>
         </w:numPr>
         <w:tabs>
           <w:tab w:val="clear" w:pos="720"/>
@@ -15115,7 +16072,7 @@
       <w:pPr>
         <w:numPr>
           <w:ilvl w:val="0"/>
-          <w:numId w:val="60"/>
+          <w:numId w:val="10"/>
         </w:numPr>
         <w:tabs>
           <w:tab w:val="clear" w:pos="720"/>
@@ -15146,7 +16103,7 @@
       <w:pPr>
         <w:numPr>
           <w:ilvl w:val="0"/>
-          <w:numId w:val="60"/>
+          <w:numId w:val="10"/>
         </w:numPr>
         <w:tabs>
           <w:tab w:val="clear" w:pos="720"/>
@@ -15177,7 +16134,7 @@
       <w:pPr>
         <w:numPr>
           <w:ilvl w:val="0"/>
-          <w:numId w:val="60"/>
+          <w:numId w:val="10"/>
         </w:numPr>
         <w:tabs>
           <w:tab w:val="clear" w:pos="720"/>
@@ -15208,7 +16165,7 @@
       <w:pPr>
         <w:numPr>
           <w:ilvl w:val="0"/>
-          <w:numId w:val="60"/>
+          <w:numId w:val="10"/>
         </w:numPr>
         <w:tabs>
           <w:tab w:val="clear" w:pos="720"/>
@@ -15312,7 +16269,7 @@
       <w:pPr>
         <w:numPr>
           <w:ilvl w:val="0"/>
-          <w:numId w:val="61"/>
+          <w:numId w:val="11"/>
         </w:numPr>
         <w:tabs>
           <w:tab w:val="clear" w:pos="720"/>
@@ -15343,7 +16300,7 @@
       <w:pPr>
         <w:numPr>
           <w:ilvl w:val="0"/>
-          <w:numId w:val="61"/>
+          <w:numId w:val="11"/>
         </w:numPr>
         <w:tabs>
           <w:tab w:val="clear" w:pos="720"/>
@@ -15374,7 +16331,7 @@
       <w:pPr>
         <w:numPr>
           <w:ilvl w:val="0"/>
-          <w:numId w:val="61"/>
+          <w:numId w:val="11"/>
         </w:numPr>
         <w:tabs>
           <w:tab w:val="clear" w:pos="720"/>
@@ -15405,7 +16362,7 @@
       <w:pPr>
         <w:numPr>
           <w:ilvl w:val="0"/>
-          <w:numId w:val="61"/>
+          <w:numId w:val="11"/>
         </w:numPr>
         <w:tabs>
           <w:tab w:val="clear" w:pos="720"/>
@@ -15436,7 +16393,7 @@
       <w:pPr>
         <w:numPr>
           <w:ilvl w:val="0"/>
-          <w:numId w:val="61"/>
+          <w:numId w:val="11"/>
         </w:numPr>
         <w:tabs>
           <w:tab w:val="clear" w:pos="720"/>
@@ -15545,7 +16502,7 @@
         <w:pStyle w:val="TDC2"/>
         <w:numPr>
           <w:ilvl w:val="0"/>
-          <w:numId w:val="62"/>
+          <w:numId w:val="12"/>
         </w:numPr>
         <w:tabs>
           <w:tab w:val="clear" w:pos="720"/>
@@ -15578,7 +16535,7 @@
         <w:pStyle w:val="TDC2"/>
         <w:numPr>
           <w:ilvl w:val="0"/>
-          <w:numId w:val="62"/>
+          <w:numId w:val="12"/>
         </w:numPr>
         <w:tabs>
           <w:tab w:val="clear" w:pos="720"/>
@@ -15629,7 +16586,7 @@
         <w:pStyle w:val="TDC2"/>
         <w:numPr>
           <w:ilvl w:val="0"/>
-          <w:numId w:val="62"/>
+          <w:numId w:val="12"/>
         </w:numPr>
         <w:tabs>
           <w:tab w:val="clear" w:pos="720"/>
@@ -15662,7 +16619,7 @@
         <w:pStyle w:val="TDC2"/>
         <w:numPr>
           <w:ilvl w:val="0"/>
-          <w:numId w:val="62"/>
+          <w:numId w:val="12"/>
         </w:numPr>
         <w:tabs>
           <w:tab w:val="clear" w:pos="720"/>
@@ -15695,7 +16652,7 @@
         <w:pStyle w:val="TDC2"/>
         <w:numPr>
           <w:ilvl w:val="0"/>
-          <w:numId w:val="62"/>
+          <w:numId w:val="12"/>
         </w:numPr>
         <w:tabs>
           <w:tab w:val="clear" w:pos="720"/>
@@ -15807,7 +16764,7 @@
       <w:pPr>
         <w:numPr>
           <w:ilvl w:val="0"/>
-          <w:numId w:val="63"/>
+          <w:numId w:val="13"/>
         </w:numPr>
         <w:tabs>
           <w:tab w:val="clear" w:pos="720"/>
@@ -15838,7 +16795,7 @@
       <w:pPr>
         <w:numPr>
           <w:ilvl w:val="0"/>
-          <w:numId w:val="63"/>
+          <w:numId w:val="13"/>
         </w:numPr>
         <w:tabs>
           <w:tab w:val="clear" w:pos="720"/>
@@ -15869,7 +16826,7 @@
       <w:pPr>
         <w:numPr>
           <w:ilvl w:val="0"/>
-          <w:numId w:val="63"/>
+          <w:numId w:val="13"/>
         </w:numPr>
         <w:tabs>
           <w:tab w:val="clear" w:pos="720"/>
@@ -15900,7 +16857,7 @@
       <w:pPr>
         <w:numPr>
           <w:ilvl w:val="0"/>
-          <w:numId w:val="63"/>
+          <w:numId w:val="13"/>
         </w:numPr>
         <w:tabs>
           <w:tab w:val="clear" w:pos="720"/>
@@ -15931,7 +16888,7 @@
       <w:pPr>
         <w:numPr>
           <w:ilvl w:val="0"/>
-          <w:numId w:val="63"/>
+          <w:numId w:val="13"/>
         </w:numPr>
         <w:tabs>
           <w:tab w:val="clear" w:pos="720"/>
@@ -16039,7 +16996,7 @@
       <w:pPr>
         <w:numPr>
           <w:ilvl w:val="0"/>
-          <w:numId w:val="64"/>
+          <w:numId w:val="14"/>
         </w:numPr>
         <w:tabs>
           <w:tab w:val="clear" w:pos="720"/>
@@ -16062,7 +17019,7 @@
       <w:pPr>
         <w:numPr>
           <w:ilvl w:val="0"/>
-          <w:numId w:val="64"/>
+          <w:numId w:val="14"/>
         </w:numPr>
         <w:tabs>
           <w:tab w:val="clear" w:pos="720"/>
@@ -16085,7 +17042,7 @@
       <w:pPr>
         <w:numPr>
           <w:ilvl w:val="0"/>
-          <w:numId w:val="64"/>
+          <w:numId w:val="14"/>
         </w:numPr>
         <w:tabs>
           <w:tab w:val="clear" w:pos="720"/>
@@ -16108,7 +17065,7 @@
       <w:pPr>
         <w:numPr>
           <w:ilvl w:val="0"/>
-          <w:numId w:val="64"/>
+          <w:numId w:val="14"/>
         </w:numPr>
         <w:tabs>
           <w:tab w:val="clear" w:pos="720"/>
@@ -16131,7 +17088,7 @@
       <w:pPr>
         <w:numPr>
           <w:ilvl w:val="0"/>
-          <w:numId w:val="64"/>
+          <w:numId w:val="14"/>
         </w:numPr>
         <w:tabs>
           <w:tab w:val="clear" w:pos="720"/>
@@ -16144,6 +17101,7 @@
           <w:b/>
           <w:bCs/>
         </w:rPr>
+        <w:lastRenderedPageBreak/>
         <w:t>Medida de respuesta:</w:t>
       </w:r>
       <w:r>
@@ -16155,7 +17113,6 @@
         <w:ind w:left="708"/>
       </w:pPr>
       <w:r>
-        <w:lastRenderedPageBreak/>
         <w:t>Se utilizan mecanismos como:</w:t>
       </w:r>
     </w:p>
@@ -16163,7 +17120,7 @@
       <w:pPr>
         <w:numPr>
           <w:ilvl w:val="0"/>
-          <w:numId w:val="65"/>
+          <w:numId w:val="15"/>
         </w:numPr>
         <w:tabs>
           <w:tab w:val="clear" w:pos="720"/>
@@ -16179,7 +17136,7 @@
       <w:pPr>
         <w:numPr>
           <w:ilvl w:val="0"/>
-          <w:numId w:val="65"/>
+          <w:numId w:val="15"/>
         </w:numPr>
         <w:tabs>
           <w:tab w:val="clear" w:pos="720"/>
@@ -16195,7 +17152,7 @@
       <w:pPr>
         <w:numPr>
           <w:ilvl w:val="0"/>
-          <w:numId w:val="65"/>
+          <w:numId w:val="15"/>
         </w:numPr>
         <w:tabs>
           <w:tab w:val="clear" w:pos="720"/>
@@ -16253,7 +17210,7 @@
       <w:pPr>
         <w:numPr>
           <w:ilvl w:val="0"/>
-          <w:numId w:val="66"/>
+          <w:numId w:val="16"/>
         </w:numPr>
         <w:tabs>
           <w:tab w:val="clear" w:pos="720"/>
@@ -16276,7 +17233,7 @@
       <w:pPr>
         <w:numPr>
           <w:ilvl w:val="0"/>
-          <w:numId w:val="66"/>
+          <w:numId w:val="16"/>
         </w:numPr>
         <w:tabs>
           <w:tab w:val="clear" w:pos="720"/>
@@ -16299,7 +17256,7 @@
       <w:pPr>
         <w:numPr>
           <w:ilvl w:val="0"/>
-          <w:numId w:val="66"/>
+          <w:numId w:val="16"/>
         </w:numPr>
         <w:tabs>
           <w:tab w:val="clear" w:pos="720"/>
@@ -16322,7 +17279,7 @@
       <w:pPr>
         <w:numPr>
           <w:ilvl w:val="0"/>
-          <w:numId w:val="66"/>
+          <w:numId w:val="16"/>
         </w:numPr>
         <w:tabs>
           <w:tab w:val="clear" w:pos="720"/>
@@ -16345,7 +17302,7 @@
       <w:pPr>
         <w:numPr>
           <w:ilvl w:val="0"/>
-          <w:numId w:val="66"/>
+          <w:numId w:val="16"/>
         </w:numPr>
         <w:tabs>
           <w:tab w:val="clear" w:pos="720"/>
@@ -16374,8 +17331,8 @@
     </w:p>
     <w:p/>
     <w:sectPr>
-      <w:headerReference w:type="default" r:id="rId43"/>
-      <w:footerReference w:type="default" r:id="rId44"/>
+      <w:headerReference w:type="default" r:id="rId49"/>
+      <w:footerReference w:type="default" r:id="rId50"/>
       <w:pgSz w:w="11906" w:h="16838"/>
       <w:pgMar w:top="1417" w:right="1701" w:bottom="1417" w:left="1701" w:header="708" w:footer="708" w:gutter="0"/>
       <w:cols w:space="708"/>
@@ -16489,14 +17446,118 @@
       <w:pStyle w:val="Encabezado"/>
     </w:pPr>
     <w:r>
-      <w:t>Logo de Mi Empresa</w:t>
+      <w:rPr>
+        <w:noProof/>
+      </w:rPr>
+      <w:drawing>
+        <wp:anchor distT="0" distB="0" distL="114300" distR="114300" simplePos="0" relativeHeight="251659264" behindDoc="0" locked="0" layoutInCell="1" allowOverlap="1" wp14:anchorId="2381C366" wp14:editId="0FE2F781">
+          <wp:simplePos x="0" y="0"/>
+          <wp:positionH relativeFrom="margin">
+            <wp:posOffset>4657725</wp:posOffset>
+          </wp:positionH>
+          <wp:positionV relativeFrom="paragraph">
+            <wp:posOffset>8890</wp:posOffset>
+          </wp:positionV>
+          <wp:extent cx="475615" cy="640080"/>
+          <wp:effectExtent l="0" t="0" r="635" b="7620"/>
+          <wp:wrapNone/>
+          <wp:docPr id="27204133" name="Imagen 2"/>
+          <wp:cNvGraphicFramePr>
+            <a:graphicFrameLocks xmlns:a="http://schemas.openxmlformats.org/drawingml/2006/main" noChangeAspect="1"/>
+          </wp:cNvGraphicFramePr>
+          <a:graphic xmlns:a="http://schemas.openxmlformats.org/drawingml/2006/main">
+            <a:graphicData uri="http://schemas.openxmlformats.org/drawingml/2006/picture">
+              <pic:pic xmlns:pic="http://schemas.openxmlformats.org/drawingml/2006/picture">
+                <pic:nvPicPr>
+                  <pic:cNvPr id="0" name="Picture 2"/>
+                  <pic:cNvPicPr>
+                    <a:picLocks noChangeAspect="1" noChangeArrowheads="1"/>
+                  </pic:cNvPicPr>
+                </pic:nvPicPr>
+                <pic:blipFill>
+                  <a:blip r:embed="rId1">
+                    <a:extLst>
+                      <a:ext uri="{28A0092B-C50C-407E-A947-70E740481C1C}">
+                        <a14:useLocalDpi xmlns:a14="http://schemas.microsoft.com/office/drawing/2010/main" val="0"/>
+                      </a:ext>
+                    </a:extLst>
+                  </a:blip>
+                  <a:srcRect/>
+                  <a:stretch>
+                    <a:fillRect/>
+                  </a:stretch>
+                </pic:blipFill>
+                <pic:spPr bwMode="auto">
+                  <a:xfrm>
+                    <a:off x="0" y="0"/>
+                    <a:ext cx="475615" cy="640080"/>
+                  </a:xfrm>
+                  <a:prstGeom prst="rect">
+                    <a:avLst/>
+                  </a:prstGeom>
+                  <a:noFill/>
+                </pic:spPr>
+              </pic:pic>
+            </a:graphicData>
+          </a:graphic>
+        </wp:anchor>
+      </w:drawing>
+    </w:r>
+    <w:r>
+      <w:rPr>
+        <w:noProof/>
+      </w:rPr>
+      <w:drawing>
+        <wp:inline distT="0" distB="0" distL="0" distR="0" wp14:anchorId="481C9AAC" wp14:editId="0C669566">
+          <wp:extent cx="871855" cy="688975"/>
+          <wp:effectExtent l="0" t="0" r="4445" b="0"/>
+          <wp:docPr id="840425215" name="Imagen 1"/>
+          <wp:cNvGraphicFramePr>
+            <a:graphicFrameLocks xmlns:a="http://schemas.openxmlformats.org/drawingml/2006/main" noChangeAspect="1"/>
+          </wp:cNvGraphicFramePr>
+          <a:graphic xmlns:a="http://schemas.openxmlformats.org/drawingml/2006/main">
+            <a:graphicData uri="http://schemas.openxmlformats.org/drawingml/2006/picture">
+              <pic:pic xmlns:pic="http://schemas.openxmlformats.org/drawingml/2006/picture">
+                <pic:nvPicPr>
+                  <pic:cNvPr id="0" name="Picture 1"/>
+                  <pic:cNvPicPr>
+                    <a:picLocks noChangeAspect="1" noChangeArrowheads="1"/>
+                  </pic:cNvPicPr>
+                </pic:nvPicPr>
+                <pic:blipFill>
+                  <a:blip r:embed="rId2">
+                    <a:extLst>
+                      <a:ext uri="{28A0092B-C50C-407E-A947-70E740481C1C}">
+                        <a14:useLocalDpi xmlns:a14="http://schemas.microsoft.com/office/drawing/2010/main" val="0"/>
+                      </a:ext>
+                    </a:extLst>
+                  </a:blip>
+                  <a:srcRect/>
+                  <a:stretch>
+                    <a:fillRect/>
+                  </a:stretch>
+                </pic:blipFill>
+                <pic:spPr bwMode="auto">
+                  <a:xfrm>
+                    <a:off x="0" y="0"/>
+                    <a:ext cx="871855" cy="688975"/>
+                  </a:xfrm>
+                  <a:prstGeom prst="rect">
+                    <a:avLst/>
+                  </a:prstGeom>
+                  <a:noFill/>
+                </pic:spPr>
+              </pic:pic>
+            </a:graphicData>
+          </a:graphic>
+        </wp:inline>
+      </w:drawing>
     </w:r>
     <w:r>
       <w:tab/>
     </w:r>
     <w:r>
       <w:tab/>
-      <w:t>Logo de mi Cliente</w:t>
     </w:r>
   </w:p>
 </w:hdr>
@@ -16505,9 +17566,95 @@
 <file path=word/numbering.xml><?xml version="1.0" encoding="utf-8"?>
 <w:numbering xmlns:wpc="http://schemas.microsoft.com/office/word/2010/wordprocessingCanvas" xmlns:cx="http://schemas.microsoft.com/office/drawing/2014/chartex" xmlns:cx1="http://schemas.microsoft.com/office/drawing/2015/9/8/chartex" xmlns:cx2="http://schemas.microsoft.com/office/drawing/2015/10/21/chartex" xmlns:cx3="http://schemas.microsoft.com/office/drawing/2016/5/9/chartex" xmlns:cx4="http://schemas.microsoft.com/office/drawing/2016/5/10/chartex" xmlns:cx5="http://schemas.microsoft.com/office/drawing/2016/5/11/chartex" xmlns:cx6="http://schemas.microsoft.com/office/drawing/2016/5/12/chartex" xmlns:cx7="http://schemas.microsoft.com/office/drawing/2016/5/13/chartex" xmlns:cx8="http://schemas.microsoft.com/office/drawing/2016/5/14/chartex" xmlns:mc="http://schemas.openxmlformats.org/markup-compatibility/2006" xmlns:aink="http://schemas.microsoft.com/office/drawing/2016/ink" xmlns:am3d="http://schemas.microsoft.com/office/drawing/2017/model3d" xmlns:o="urn:schemas-microsoft-com:office:office" xmlns:oel="http://schemas.microsoft.com/office/2019/extlst" xmlns:r="http://schemas.openxmlformats.org/officeDocument/2006/relationships" xmlns:m="http://schemas.openxmlformats.org/officeDocument/2006/math" xmlns:v="urn:schemas-microsoft-com:vml" xmlns:wp14="http://schemas.microsoft.com/office/word/2010/wordprocessingDrawing" xmlns:wp="http://schemas.openxmlformats.org/drawingml/2006/wordprocessingDrawing" xmlns:w10="urn:schemas-microsoft-com:office:word" xmlns:w="http://schemas.openxmlformats.org/wordprocessingml/2006/main" xmlns:w14="http://schemas.microsoft.com/office/word/2010/wordml" xmlns:w15="http://schemas.microsoft.com/office/word/2012/wordml" xmlns:w16cex="http://schemas.microsoft.com/office/word/2018/wordml/cex" xmlns:w16cid="http://schemas.microsoft.com/office/word/2016/wordml/cid" xmlns:w16="http://schemas.microsoft.com/office/word/2018/wordml" xmlns:w16du="http://schemas.microsoft.com/office/word/2023/wordml/word16du" xmlns:w16sdtdh="http://schemas.microsoft.com/office/word/2020/wordml/sdtdatahash" xmlns:w16sdtfl="http://schemas.microsoft.com/office/word/2024/wordml/sdtformatlock" xmlns:w16se="http://schemas.microsoft.com/office/word/2015/wordml/symex" xmlns:wpg="http://schemas.microsoft.com/office/word/2010/wordprocessingGroup" xmlns:wpi="http://schemas.microsoft.com/office/word/2010/wordprocessingInk" xmlns:wne="http://schemas.microsoft.com/office/word/2006/wordml" xmlns:wps="http://schemas.microsoft.com/office/word/2010/wordprocessingShape" mc:Ignorable="w14 w15 w16se w16cid w16 w16cex w16sdtdh w16sdtfl w16du wp14">
   <w:abstractNum w:abstractNumId="0" w15:restartNumberingAfterBreak="0">
-    <w:nsid w:val="00741323"/>
+    <w:nsid w:val="090F3FC6"/>
     <w:multiLevelType w:val="multilevel"/>
-    <w:tmpl w:val="B2ECB958"/>
+    <w:tmpl w:val="4A56421C"/>
+    <w:lvl w:ilvl="0">
+      <w:start w:val="1"/>
+      <w:numFmt w:val="decimal"/>
+      <w:lvlText w:val="%1."/>
+      <w:lvlJc w:val="left"/>
+      <w:pPr>
+        <w:ind w:left="360" w:hanging="360"/>
+      </w:pPr>
+    </w:lvl>
+    <w:lvl w:ilvl="1">
+      <w:start w:val="1"/>
+      <w:numFmt w:val="decimal"/>
+      <w:lvlText w:val="%1.%2."/>
+      <w:lvlJc w:val="left"/>
+      <w:pPr>
+        <w:ind w:left="792" w:hanging="432"/>
+      </w:pPr>
+    </w:lvl>
+    <w:lvl w:ilvl="2">
+      <w:start w:val="1"/>
+      <w:numFmt w:val="decimal"/>
+      <w:lvlText w:val="%1.%2.%3."/>
+      <w:lvlJc w:val="left"/>
+      <w:pPr>
+        <w:ind w:left="1224" w:hanging="504"/>
+      </w:pPr>
+    </w:lvl>
+    <w:lvl w:ilvl="3">
+      <w:start w:val="1"/>
+      <w:numFmt w:val="decimal"/>
+      <w:lvlText w:val="%1.%2.%3.%4."/>
+      <w:lvlJc w:val="left"/>
+      <w:pPr>
+        <w:ind w:left="1728" w:hanging="648"/>
+      </w:pPr>
+    </w:lvl>
+    <w:lvl w:ilvl="4">
+      <w:start w:val="1"/>
+      <w:numFmt w:val="decimal"/>
+      <w:lvlText w:val="%1.%2.%3.%4.%5."/>
+      <w:lvlJc w:val="left"/>
+      <w:pPr>
+        <w:ind w:left="2232" w:hanging="792"/>
+      </w:pPr>
+    </w:lvl>
+    <w:lvl w:ilvl="5">
+      <w:start w:val="1"/>
+      <w:numFmt w:val="decimal"/>
+      <w:lvlText w:val="%1.%2.%3.%4.%5.%6."/>
+      <w:lvlJc w:val="left"/>
+      <w:pPr>
+        <w:ind w:left="2736" w:hanging="936"/>
+      </w:pPr>
+    </w:lvl>
+    <w:lvl w:ilvl="6">
+      <w:start w:val="1"/>
+      <w:numFmt w:val="decimal"/>
+      <w:lvlText w:val="%1.%2.%3.%4.%5.%6.%7."/>
+      <w:lvlJc w:val="left"/>
+      <w:pPr>
+        <w:ind w:left="3240" w:hanging="1080"/>
+      </w:pPr>
+    </w:lvl>
+    <w:lvl w:ilvl="7">
+      <w:start w:val="1"/>
+      <w:numFmt w:val="decimal"/>
+      <w:lvlText w:val="%1.%2.%3.%4.%5.%6.%7.%8."/>
+      <w:lvlJc w:val="left"/>
+      <w:pPr>
+        <w:ind w:left="3744" w:hanging="1224"/>
+      </w:pPr>
+    </w:lvl>
+    <w:lvl w:ilvl="8">
+      <w:start w:val="1"/>
+      <w:numFmt w:val="decimal"/>
+      <w:lvlText w:val="%1.%2.%3.%4.%5.%6.%7.%8.%9."/>
+      <w:lvlJc w:val="left"/>
+      <w:pPr>
+        <w:ind w:left="4320" w:hanging="1440"/>
+      </w:pPr>
+    </w:lvl>
+  </w:abstractNum>
+  <w:abstractNum w:abstractNumId="1" w15:restartNumberingAfterBreak="0">
+    <w:nsid w:val="09E70669"/>
+    <w:multiLevelType w:val="multilevel"/>
+    <w:tmpl w:val="10A87408"/>
     <w:lvl w:ilvl="0">
       <w:start w:val="1"/>
       <w:numFmt w:val="bullet"/>
@@ -16653,10 +17800,123 @@
       </w:rPr>
     </w:lvl>
   </w:abstractNum>
-  <w:abstractNum w:abstractNumId="1" w15:restartNumberingAfterBreak="0">
-    <w:nsid w:val="04EE41E4"/>
+  <w:abstractNum w:abstractNumId="2" w15:restartNumberingAfterBreak="0">
+    <w:nsid w:val="0C955AC8"/>
+    <w:multiLevelType w:val="hybridMultilevel"/>
+    <w:tmpl w:val="EBFCE3E4"/>
+    <w:lvl w:ilvl="0" w:tplc="280A0001">
+      <w:start w:val="1"/>
+      <w:numFmt w:val="bullet"/>
+      <w:lvlText w:val=""/>
+      <w:lvlJc w:val="left"/>
+      <w:pPr>
+        <w:ind w:left="1080" w:hanging="360"/>
+      </w:pPr>
+      <w:rPr>
+        <w:rFonts w:ascii="Symbol" w:hAnsi="Symbol" w:hint="default"/>
+      </w:rPr>
+    </w:lvl>
+    <w:lvl w:ilvl="1" w:tplc="280A0003" w:tentative="1">
+      <w:start w:val="1"/>
+      <w:numFmt w:val="bullet"/>
+      <w:lvlText w:val="o"/>
+      <w:lvlJc w:val="left"/>
+      <w:pPr>
+        <w:ind w:left="1800" w:hanging="360"/>
+      </w:pPr>
+      <w:rPr>
+        <w:rFonts w:ascii="Courier New" w:hAnsi="Courier New" w:cs="Courier New" w:hint="default"/>
+      </w:rPr>
+    </w:lvl>
+    <w:lvl w:ilvl="2" w:tplc="280A0005" w:tentative="1">
+      <w:start w:val="1"/>
+      <w:numFmt w:val="bullet"/>
+      <w:lvlText w:val=""/>
+      <w:lvlJc w:val="left"/>
+      <w:pPr>
+        <w:ind w:left="2520" w:hanging="360"/>
+      </w:pPr>
+      <w:rPr>
+        <w:rFonts w:ascii="Wingdings" w:hAnsi="Wingdings" w:hint="default"/>
+      </w:rPr>
+    </w:lvl>
+    <w:lvl w:ilvl="3" w:tplc="280A0001" w:tentative="1">
+      <w:start w:val="1"/>
+      <w:numFmt w:val="bullet"/>
+      <w:lvlText w:val=""/>
+      <w:lvlJc w:val="left"/>
+      <w:pPr>
+        <w:ind w:left="3240" w:hanging="360"/>
+      </w:pPr>
+      <w:rPr>
+        <w:rFonts w:ascii="Symbol" w:hAnsi="Symbol" w:hint="default"/>
+      </w:rPr>
+    </w:lvl>
+    <w:lvl w:ilvl="4" w:tplc="280A0003" w:tentative="1">
+      <w:start w:val="1"/>
+      <w:numFmt w:val="bullet"/>
+      <w:lvlText w:val="o"/>
+      <w:lvlJc w:val="left"/>
+      <w:pPr>
+        <w:ind w:left="3960" w:hanging="360"/>
+      </w:pPr>
+      <w:rPr>
+        <w:rFonts w:ascii="Courier New" w:hAnsi="Courier New" w:cs="Courier New" w:hint="default"/>
+      </w:rPr>
+    </w:lvl>
+    <w:lvl w:ilvl="5" w:tplc="280A0005" w:tentative="1">
+      <w:start w:val="1"/>
+      <w:numFmt w:val="bullet"/>
+      <w:lvlText w:val=""/>
+      <w:lvlJc w:val="left"/>
+      <w:pPr>
+        <w:ind w:left="4680" w:hanging="360"/>
+      </w:pPr>
+      <w:rPr>
+        <w:rFonts w:ascii="Wingdings" w:hAnsi="Wingdings" w:hint="default"/>
+      </w:rPr>
+    </w:lvl>
+    <w:lvl w:ilvl="6" w:tplc="280A0001" w:tentative="1">
+      <w:start w:val="1"/>
+      <w:numFmt w:val="bullet"/>
+      <w:lvlText w:val=""/>
+      <w:lvlJc w:val="left"/>
+      <w:pPr>
+        <w:ind w:left="5400" w:hanging="360"/>
+      </w:pPr>
+      <w:rPr>
+        <w:rFonts w:ascii="Symbol" w:hAnsi="Symbol" w:hint="default"/>
+      </w:rPr>
+    </w:lvl>
+    <w:lvl w:ilvl="7" w:tplc="280A0003" w:tentative="1">
+      <w:start w:val="1"/>
+      <w:numFmt w:val="bullet"/>
+      <w:lvlText w:val="o"/>
+      <w:lvlJc w:val="left"/>
+      <w:pPr>
+        <w:ind w:left="6120" w:hanging="360"/>
+      </w:pPr>
+      <w:rPr>
+        <w:rFonts w:ascii="Courier New" w:hAnsi="Courier New" w:cs="Courier New" w:hint="default"/>
+      </w:rPr>
+    </w:lvl>
+    <w:lvl w:ilvl="8" w:tplc="280A0005" w:tentative="1">
+      <w:start w:val="1"/>
+      <w:numFmt w:val="bullet"/>
+      <w:lvlText w:val=""/>
+      <w:lvlJc w:val="left"/>
+      <w:pPr>
+        <w:ind w:left="6840" w:hanging="360"/>
+      </w:pPr>
+      <w:rPr>
+        <w:rFonts w:ascii="Wingdings" w:hAnsi="Wingdings" w:hint="default"/>
+      </w:rPr>
+    </w:lvl>
+  </w:abstractNum>
+  <w:abstractNum w:abstractNumId="3" w15:restartNumberingAfterBreak="0">
+    <w:nsid w:val="0E451090"/>
     <w:multiLevelType w:val="multilevel"/>
-    <w:tmpl w:val="13E2096A"/>
+    <w:tmpl w:val="08AAC114"/>
     <w:lvl w:ilvl="0">
       <w:start w:val="1"/>
       <w:numFmt w:val="bullet"/>
@@ -16802,123 +18062,10 @@
       </w:rPr>
     </w:lvl>
   </w:abstractNum>
-  <w:abstractNum w:abstractNumId="2" w15:restartNumberingAfterBreak="0">
-    <w:nsid w:val="052A397F"/>
+  <w:abstractNum w:abstractNumId="4" w15:restartNumberingAfterBreak="0">
+    <w:nsid w:val="109966F5"/>
     <w:multiLevelType w:val="multilevel"/>
-    <w:tmpl w:val="E84A1EE4"/>
-    <w:lvl w:ilvl="0">
-      <w:start w:val="2"/>
-      <w:numFmt w:val="decimal"/>
-      <w:lvlText w:val="%1"/>
-      <w:lvlJc w:val="left"/>
-      <w:pPr>
-        <w:ind w:left="525" w:hanging="525"/>
-      </w:pPr>
-      <w:rPr>
-        <w:rFonts w:hint="default"/>
-      </w:rPr>
-    </w:lvl>
-    <w:lvl w:ilvl="1">
-      <w:start w:val="2"/>
-      <w:numFmt w:val="decimal"/>
-      <w:lvlText w:val="%1.%2"/>
-      <w:lvlJc w:val="left"/>
-      <w:pPr>
-        <w:ind w:left="705" w:hanging="525"/>
-      </w:pPr>
-      <w:rPr>
-        <w:rFonts w:hint="default"/>
-      </w:rPr>
-    </w:lvl>
-    <w:lvl w:ilvl="2">
-      <w:start w:val="1"/>
-      <w:numFmt w:val="decimal"/>
-      <w:lvlText w:val="%1.%2.%3"/>
-      <w:lvlJc w:val="left"/>
-      <w:pPr>
-        <w:ind w:left="1080" w:hanging="720"/>
-      </w:pPr>
-      <w:rPr>
-        <w:rFonts w:hint="default"/>
-      </w:rPr>
-    </w:lvl>
-    <w:lvl w:ilvl="3">
-      <w:start w:val="1"/>
-      <w:numFmt w:val="decimal"/>
-      <w:lvlText w:val="%1.%2.%3.%4"/>
-      <w:lvlJc w:val="left"/>
-      <w:pPr>
-        <w:ind w:left="1260" w:hanging="720"/>
-      </w:pPr>
-      <w:rPr>
-        <w:rFonts w:hint="default"/>
-      </w:rPr>
-    </w:lvl>
-    <w:lvl w:ilvl="4">
-      <w:start w:val="1"/>
-      <w:numFmt w:val="decimal"/>
-      <w:lvlText w:val="%1.%2.%3.%4.%5"/>
-      <w:lvlJc w:val="left"/>
-      <w:pPr>
-        <w:ind w:left="1800" w:hanging="1080"/>
-      </w:pPr>
-      <w:rPr>
-        <w:rFonts w:hint="default"/>
-      </w:rPr>
-    </w:lvl>
-    <w:lvl w:ilvl="5">
-      <w:start w:val="1"/>
-      <w:numFmt w:val="decimal"/>
-      <w:lvlText w:val="%1.%2.%3.%4.%5.%6"/>
-      <w:lvlJc w:val="left"/>
-      <w:pPr>
-        <w:ind w:left="2340" w:hanging="1440"/>
-      </w:pPr>
-      <w:rPr>
-        <w:rFonts w:hint="default"/>
-      </w:rPr>
-    </w:lvl>
-    <w:lvl w:ilvl="6">
-      <w:start w:val="1"/>
-      <w:numFmt w:val="decimal"/>
-      <w:lvlText w:val="%1.%2.%3.%4.%5.%6.%7"/>
-      <w:lvlJc w:val="left"/>
-      <w:pPr>
-        <w:ind w:left="2520" w:hanging="1440"/>
-      </w:pPr>
-      <w:rPr>
-        <w:rFonts w:hint="default"/>
-      </w:rPr>
-    </w:lvl>
-    <w:lvl w:ilvl="7">
-      <w:start w:val="1"/>
-      <w:numFmt w:val="decimal"/>
-      <w:lvlText w:val="%1.%2.%3.%4.%5.%6.%7.%8"/>
-      <w:lvlJc w:val="left"/>
-      <w:pPr>
-        <w:ind w:left="3060" w:hanging="1800"/>
-      </w:pPr>
-      <w:rPr>
-        <w:rFonts w:hint="default"/>
-      </w:rPr>
-    </w:lvl>
-    <w:lvl w:ilvl="8">
-      <w:start w:val="1"/>
-      <w:numFmt w:val="decimal"/>
-      <w:lvlText w:val="%1.%2.%3.%4.%5.%6.%7.%8.%9"/>
-      <w:lvlJc w:val="left"/>
-      <w:pPr>
-        <w:ind w:left="3240" w:hanging="1800"/>
-      </w:pPr>
-      <w:rPr>
-        <w:rFonts w:hint="default"/>
-      </w:rPr>
-    </w:lvl>
-  </w:abstractNum>
-  <w:abstractNum w:abstractNumId="3" w15:restartNumberingAfterBreak="0">
-    <w:nsid w:val="08740D59"/>
-    <w:multiLevelType w:val="multilevel"/>
-    <w:tmpl w:val="A14A3FB4"/>
+    <w:tmpl w:val="3EE09CFA"/>
     <w:lvl w:ilvl="0">
       <w:start w:val="1"/>
       <w:numFmt w:val="bullet"/>
@@ -17064,96 +18211,123 @@
       </w:rPr>
     </w:lvl>
   </w:abstractNum>
-  <w:abstractNum w:abstractNumId="4" w15:restartNumberingAfterBreak="0">
-    <w:nsid w:val="090F3FC6"/>
-    <w:multiLevelType w:val="multilevel"/>
-    <w:tmpl w:val="4A56421C"/>
-    <w:lvl w:ilvl="0">
+  <w:abstractNum w:abstractNumId="5" w15:restartNumberingAfterBreak="0">
+    <w:nsid w:val="128D6AED"/>
+    <w:multiLevelType w:val="hybridMultilevel"/>
+    <w:tmpl w:val="9BBAAE78"/>
+    <w:lvl w:ilvl="0" w:tplc="280A0001">
       <w:start w:val="1"/>
-      <w:numFmt w:val="decimal"/>
-      <w:lvlText w:val="%1."/>
+      <w:numFmt w:val="bullet"/>
+      <w:lvlText w:val=""/>
       <w:lvlJc w:val="left"/>
       <w:pPr>
-        <w:ind w:left="360" w:hanging="360"/>
-      </w:pPr>
+        <w:ind w:left="1788" w:hanging="360"/>
+      </w:pPr>
+      <w:rPr>
+        <w:rFonts w:ascii="Symbol" w:hAnsi="Symbol" w:hint="default"/>
+      </w:rPr>
     </w:lvl>
-    <w:lvl w:ilvl="1">
+    <w:lvl w:ilvl="1" w:tplc="280A0003" w:tentative="1">
       <w:start w:val="1"/>
-      <w:numFmt w:val="decimal"/>
-      <w:lvlText w:val="%1.%2."/>
+      <w:numFmt w:val="bullet"/>
+      <w:lvlText w:val="o"/>
       <w:lvlJc w:val="left"/>
       <w:pPr>
-        <w:ind w:left="792" w:hanging="432"/>
-      </w:pPr>
+        <w:ind w:left="2508" w:hanging="360"/>
+      </w:pPr>
+      <w:rPr>
+        <w:rFonts w:ascii="Courier New" w:hAnsi="Courier New" w:cs="Courier New" w:hint="default"/>
+      </w:rPr>
     </w:lvl>
-    <w:lvl w:ilvl="2">
+    <w:lvl w:ilvl="2" w:tplc="280A0005" w:tentative="1">
       <w:start w:val="1"/>
-      <w:numFmt w:val="decimal"/>
-      <w:lvlText w:val="%1.%2.%3."/>
+      <w:numFmt w:val="bullet"/>
+      <w:lvlText w:val=""/>
       <w:lvlJc w:val="left"/>
       <w:pPr>
-        <w:ind w:left="1224" w:hanging="504"/>
-      </w:pPr>
+        <w:ind w:left="3228" w:hanging="360"/>
+      </w:pPr>
+      <w:rPr>
+        <w:rFonts w:ascii="Wingdings" w:hAnsi="Wingdings" w:hint="default"/>
+      </w:rPr>
     </w:lvl>
-    <w:lvl w:ilvl="3">
+    <w:lvl w:ilvl="3" w:tplc="280A0001" w:tentative="1">
       <w:start w:val="1"/>
-      <w:numFmt w:val="decimal"/>
-      <w:lvlText w:val="%1.%2.%3.%4."/>
+      <w:numFmt w:val="bullet"/>
+      <w:lvlText w:val=""/>
       <w:lvlJc w:val="left"/>
       <w:pPr>
-        <w:ind w:left="1728" w:hanging="648"/>
-      </w:pPr>
+        <w:ind w:left="3948" w:hanging="360"/>
+      </w:pPr>
+      <w:rPr>
+        <w:rFonts w:ascii="Symbol" w:hAnsi="Symbol" w:hint="default"/>
+      </w:rPr>
     </w:lvl>
-    <w:lvl w:ilvl="4">
+    <w:lvl w:ilvl="4" w:tplc="280A0003" w:tentative="1">
       <w:start w:val="1"/>
-      <w:numFmt w:val="decimal"/>
-      <w:lvlText w:val="%1.%2.%3.%4.%5."/>
+      <w:numFmt w:val="bullet"/>
+      <w:lvlText w:val="o"/>
       <w:lvlJc w:val="left"/>
       <w:pPr>
-        <w:ind w:left="2232" w:hanging="792"/>
-      </w:pPr>
+        <w:ind w:left="4668" w:hanging="360"/>
+      </w:pPr>
+      <w:rPr>
+        <w:rFonts w:ascii="Courier New" w:hAnsi="Courier New" w:cs="Courier New" w:hint="default"/>
+      </w:rPr>
     </w:lvl>
-    <w:lvl w:ilvl="5">
+    <w:lvl w:ilvl="5" w:tplc="280A0005" w:tentative="1">
       <w:start w:val="1"/>
-      <w:numFmt w:val="decimal"/>
-      <w:lvlText w:val="%1.%2.%3.%4.%5.%6."/>
+      <w:numFmt w:val="bullet"/>
+      <w:lvlText w:val=""/>
       <w:lvlJc w:val="left"/>
       <w:pPr>
-        <w:ind w:left="2736" w:hanging="936"/>
-      </w:pPr>
+        <w:ind w:left="5388" w:hanging="360"/>
+      </w:pPr>
+      <w:rPr>
+        <w:rFonts w:ascii="Wingdings" w:hAnsi="Wingdings" w:hint="default"/>
+      </w:rPr>
     </w:lvl>
-    <w:lvl w:ilvl="6">
+    <w:lvl w:ilvl="6" w:tplc="280A0001" w:tentative="1">
       <w:start w:val="1"/>
-      <w:numFmt w:val="decimal"/>
-      <w:lvlText w:val="%1.%2.%3.%4.%5.%6.%7."/>
+      <w:numFmt w:val="bullet"/>
+      <w:lvlText w:val=""/>
       <w:lvlJc w:val="left"/>
       <w:pPr>
-        <w:ind w:left="3240" w:hanging="1080"/>
-      </w:pPr>
+        <w:ind w:left="6108" w:hanging="360"/>
+      </w:pPr>
+      <w:rPr>
+        <w:rFonts w:ascii="Symbol" w:hAnsi="Symbol" w:hint="default"/>
+      </w:rPr>
     </w:lvl>
-    <w:lvl w:ilvl="7">
+    <w:lvl w:ilvl="7" w:tplc="280A0003" w:tentative="1">
       <w:start w:val="1"/>
-      <w:numFmt w:val="decimal"/>
-      <w:lvlText w:val="%1.%2.%3.%4.%5.%6.%7.%8."/>
+      <w:numFmt w:val="bullet"/>
+      <w:lvlText w:val="o"/>
       <w:lvlJc w:val="left"/>
       <w:pPr>
-        <w:ind w:left="3744" w:hanging="1224"/>
-      </w:pPr>
+        <w:ind w:left="6828" w:hanging="360"/>
+      </w:pPr>
+      <w:rPr>
+        <w:rFonts w:ascii="Courier New" w:hAnsi="Courier New" w:cs="Courier New" w:hint="default"/>
+      </w:rPr>
     </w:lvl>
-    <w:lvl w:ilvl="8">
+    <w:lvl w:ilvl="8" w:tplc="280A0005" w:tentative="1">
       <w:start w:val="1"/>
-      <w:numFmt w:val="decimal"/>
-      <w:lvlText w:val="%1.%2.%3.%4.%5.%6.%7.%8.%9."/>
+      <w:numFmt w:val="bullet"/>
+      <w:lvlText w:val=""/>
       <w:lvlJc w:val="left"/>
       <w:pPr>
-        <w:ind w:left="4320" w:hanging="1440"/>
-      </w:pPr>
+        <w:ind w:left="7548" w:hanging="360"/>
+      </w:pPr>
+      <w:rPr>
+        <w:rFonts w:ascii="Wingdings" w:hAnsi="Wingdings" w:hint="default"/>
+      </w:rPr>
     </w:lvl>
   </w:abstractNum>
-  <w:abstractNum w:abstractNumId="5" w15:restartNumberingAfterBreak="0">
-    <w:nsid w:val="09E70669"/>
+  <w:abstractNum w:abstractNumId="6" w15:restartNumberingAfterBreak="0">
+    <w:nsid w:val="1E2D5C5A"/>
     <w:multiLevelType w:val="multilevel"/>
-    <w:tmpl w:val="10A87408"/>
+    <w:tmpl w:val="50B21A2E"/>
     <w:lvl w:ilvl="0">
       <w:start w:val="1"/>
       <w:numFmt w:val="bullet"/>
@@ -17299,245 +18473,10 @@
       </w:rPr>
     </w:lvl>
   </w:abstractNum>
-  <w:abstractNum w:abstractNumId="6" w15:restartNumberingAfterBreak="0">
-    <w:nsid w:val="0C955AC8"/>
-    <w:multiLevelType w:val="hybridMultilevel"/>
-    <w:tmpl w:val="EBFCE3E4"/>
-    <w:lvl w:ilvl="0" w:tplc="280A0001">
-      <w:start w:val="1"/>
-      <w:numFmt w:val="bullet"/>
-      <w:lvlText w:val=""/>
-      <w:lvlJc w:val="left"/>
-      <w:pPr>
-        <w:ind w:left="1080" w:hanging="360"/>
-      </w:pPr>
-      <w:rPr>
-        <w:rFonts w:ascii="Symbol" w:hAnsi="Symbol" w:hint="default"/>
-      </w:rPr>
-    </w:lvl>
-    <w:lvl w:ilvl="1" w:tplc="280A0003" w:tentative="1">
-      <w:start w:val="1"/>
-      <w:numFmt w:val="bullet"/>
-      <w:lvlText w:val="o"/>
-      <w:lvlJc w:val="left"/>
-      <w:pPr>
-        <w:ind w:left="1800" w:hanging="360"/>
-      </w:pPr>
-      <w:rPr>
-        <w:rFonts w:ascii="Courier New" w:hAnsi="Courier New" w:cs="Courier New" w:hint="default"/>
-      </w:rPr>
-    </w:lvl>
-    <w:lvl w:ilvl="2" w:tplc="280A0005" w:tentative="1">
-      <w:start w:val="1"/>
-      <w:numFmt w:val="bullet"/>
-      <w:lvlText w:val=""/>
-      <w:lvlJc w:val="left"/>
-      <w:pPr>
-        <w:ind w:left="2520" w:hanging="360"/>
-      </w:pPr>
-      <w:rPr>
-        <w:rFonts w:ascii="Wingdings" w:hAnsi="Wingdings" w:hint="default"/>
-      </w:rPr>
-    </w:lvl>
-    <w:lvl w:ilvl="3" w:tplc="280A0001" w:tentative="1">
-      <w:start w:val="1"/>
-      <w:numFmt w:val="bullet"/>
-      <w:lvlText w:val=""/>
-      <w:lvlJc w:val="left"/>
-      <w:pPr>
-        <w:ind w:left="3240" w:hanging="360"/>
-      </w:pPr>
-      <w:rPr>
-        <w:rFonts w:ascii="Symbol" w:hAnsi="Symbol" w:hint="default"/>
-      </w:rPr>
-    </w:lvl>
-    <w:lvl w:ilvl="4" w:tplc="280A0003" w:tentative="1">
-      <w:start w:val="1"/>
-      <w:numFmt w:val="bullet"/>
-      <w:lvlText w:val="o"/>
-      <w:lvlJc w:val="left"/>
-      <w:pPr>
-        <w:ind w:left="3960" w:hanging="360"/>
-      </w:pPr>
-      <w:rPr>
-        <w:rFonts w:ascii="Courier New" w:hAnsi="Courier New" w:cs="Courier New" w:hint="default"/>
-      </w:rPr>
-    </w:lvl>
-    <w:lvl w:ilvl="5" w:tplc="280A0005" w:tentative="1">
-      <w:start w:val="1"/>
-      <w:numFmt w:val="bullet"/>
-      <w:lvlText w:val=""/>
-      <w:lvlJc w:val="left"/>
-      <w:pPr>
-        <w:ind w:left="4680" w:hanging="360"/>
-      </w:pPr>
-      <w:rPr>
-        <w:rFonts w:ascii="Wingdings" w:hAnsi="Wingdings" w:hint="default"/>
-      </w:rPr>
-    </w:lvl>
-    <w:lvl w:ilvl="6" w:tplc="280A0001" w:tentative="1">
-      <w:start w:val="1"/>
-      <w:numFmt w:val="bullet"/>
-      <w:lvlText w:val=""/>
-      <w:lvlJc w:val="left"/>
-      <w:pPr>
-        <w:ind w:left="5400" w:hanging="360"/>
-      </w:pPr>
-      <w:rPr>
-        <w:rFonts w:ascii="Symbol" w:hAnsi="Symbol" w:hint="default"/>
-      </w:rPr>
-    </w:lvl>
-    <w:lvl w:ilvl="7" w:tplc="280A0003" w:tentative="1">
-      <w:start w:val="1"/>
-      <w:numFmt w:val="bullet"/>
-      <w:lvlText w:val="o"/>
-      <w:lvlJc w:val="left"/>
-      <w:pPr>
-        <w:ind w:left="6120" w:hanging="360"/>
-      </w:pPr>
-      <w:rPr>
-        <w:rFonts w:ascii="Courier New" w:hAnsi="Courier New" w:cs="Courier New" w:hint="default"/>
-      </w:rPr>
-    </w:lvl>
-    <w:lvl w:ilvl="8" w:tplc="280A0005" w:tentative="1">
-      <w:start w:val="1"/>
-      <w:numFmt w:val="bullet"/>
-      <w:lvlText w:val=""/>
-      <w:lvlJc w:val="left"/>
-      <w:pPr>
-        <w:ind w:left="6840" w:hanging="360"/>
-      </w:pPr>
-      <w:rPr>
-        <w:rFonts w:ascii="Wingdings" w:hAnsi="Wingdings" w:hint="default"/>
-      </w:rPr>
-    </w:lvl>
-  </w:abstractNum>
   <w:abstractNum w:abstractNumId="7" w15:restartNumberingAfterBreak="0">
-    <w:nsid w:val="0DE70D90"/>
+    <w:nsid w:val="2ED72BBC"/>
     <w:multiLevelType w:val="multilevel"/>
-    <w:tmpl w:val="5DC2479E"/>
-    <w:lvl w:ilvl="0">
-      <w:start w:val="3"/>
-      <w:numFmt w:val="decimal"/>
-      <w:lvlText w:val="%1."/>
-      <w:lvlJc w:val="left"/>
-      <w:pPr>
-        <w:ind w:left="435" w:hanging="435"/>
-      </w:pPr>
-      <w:rPr>
-        <w:rFonts w:asciiTheme="majorHAnsi" w:eastAsiaTheme="majorEastAsia" w:hAnsiTheme="majorHAnsi" w:cstheme="majorBidi" w:hint="default"/>
-        <w:sz w:val="26"/>
-      </w:rPr>
-    </w:lvl>
-    <w:lvl w:ilvl="1">
-      <w:start w:val="1"/>
-      <w:numFmt w:val="decimal"/>
-      <w:lvlText w:val="%1.%2."/>
-      <w:lvlJc w:val="left"/>
-      <w:pPr>
-        <w:ind w:left="435" w:hanging="435"/>
-      </w:pPr>
-      <w:rPr>
-        <w:rFonts w:asciiTheme="majorHAnsi" w:eastAsiaTheme="majorEastAsia" w:hAnsiTheme="majorHAnsi" w:cstheme="majorBidi" w:hint="default"/>
-        <w:sz w:val="26"/>
-      </w:rPr>
-    </w:lvl>
-    <w:lvl w:ilvl="2">
-      <w:start w:val="1"/>
-      <w:numFmt w:val="decimal"/>
-      <w:lvlText w:val="%1.%2.%3."/>
-      <w:lvlJc w:val="left"/>
-      <w:pPr>
-        <w:ind w:left="720" w:hanging="720"/>
-      </w:pPr>
-      <w:rPr>
-        <w:rFonts w:asciiTheme="majorHAnsi" w:eastAsiaTheme="majorEastAsia" w:hAnsiTheme="majorHAnsi" w:cstheme="majorBidi" w:hint="default"/>
-        <w:sz w:val="26"/>
-      </w:rPr>
-    </w:lvl>
-    <w:lvl w:ilvl="3">
-      <w:start w:val="1"/>
-      <w:numFmt w:val="decimal"/>
-      <w:lvlText w:val="%1.%2.%3.%4."/>
-      <w:lvlJc w:val="left"/>
-      <w:pPr>
-        <w:ind w:left="720" w:hanging="720"/>
-      </w:pPr>
-      <w:rPr>
-        <w:rFonts w:asciiTheme="majorHAnsi" w:eastAsiaTheme="majorEastAsia" w:hAnsiTheme="majorHAnsi" w:cstheme="majorBidi" w:hint="default"/>
-        <w:sz w:val="26"/>
-      </w:rPr>
-    </w:lvl>
-    <w:lvl w:ilvl="4">
-      <w:start w:val="1"/>
-      <w:numFmt w:val="decimal"/>
-      <w:lvlText w:val="%1.%2.%3.%4.%5."/>
-      <w:lvlJc w:val="left"/>
-      <w:pPr>
-        <w:ind w:left="1080" w:hanging="1080"/>
-      </w:pPr>
-      <w:rPr>
-        <w:rFonts w:asciiTheme="majorHAnsi" w:eastAsiaTheme="majorEastAsia" w:hAnsiTheme="majorHAnsi" w:cstheme="majorBidi" w:hint="default"/>
-        <w:sz w:val="26"/>
-      </w:rPr>
-    </w:lvl>
-    <w:lvl w:ilvl="5">
-      <w:start w:val="1"/>
-      <w:numFmt w:val="decimal"/>
-      <w:lvlText w:val="%1.%2.%3.%4.%5.%6."/>
-      <w:lvlJc w:val="left"/>
-      <w:pPr>
-        <w:ind w:left="1080" w:hanging="1080"/>
-      </w:pPr>
-      <w:rPr>
-        <w:rFonts w:asciiTheme="majorHAnsi" w:eastAsiaTheme="majorEastAsia" w:hAnsiTheme="majorHAnsi" w:cstheme="majorBidi" w:hint="default"/>
-        <w:sz w:val="26"/>
-      </w:rPr>
-    </w:lvl>
-    <w:lvl w:ilvl="6">
-      <w:start w:val="1"/>
-      <w:numFmt w:val="decimal"/>
-      <w:lvlText w:val="%1.%2.%3.%4.%5.%6.%7."/>
-      <w:lvlJc w:val="left"/>
-      <w:pPr>
-        <w:ind w:left="1440" w:hanging="1440"/>
-      </w:pPr>
-      <w:rPr>
-        <w:rFonts w:asciiTheme="majorHAnsi" w:eastAsiaTheme="majorEastAsia" w:hAnsiTheme="majorHAnsi" w:cstheme="majorBidi" w:hint="default"/>
-        <w:sz w:val="26"/>
-      </w:rPr>
-    </w:lvl>
-    <w:lvl w:ilvl="7">
-      <w:start w:val="1"/>
-      <w:numFmt w:val="decimal"/>
-      <w:lvlText w:val="%1.%2.%3.%4.%5.%6.%7.%8."/>
-      <w:lvlJc w:val="left"/>
-      <w:pPr>
-        <w:ind w:left="1440" w:hanging="1440"/>
-      </w:pPr>
-      <w:rPr>
-        <w:rFonts w:asciiTheme="majorHAnsi" w:eastAsiaTheme="majorEastAsia" w:hAnsiTheme="majorHAnsi" w:cstheme="majorBidi" w:hint="default"/>
-        <w:sz w:val="26"/>
-      </w:rPr>
-    </w:lvl>
-    <w:lvl w:ilvl="8">
-      <w:start w:val="1"/>
-      <w:numFmt w:val="decimal"/>
-      <w:lvlText w:val="%1.%2.%3.%4.%5.%6.%7.%8.%9."/>
-      <w:lvlJc w:val="left"/>
-      <w:pPr>
-        <w:ind w:left="1800" w:hanging="1800"/>
-      </w:pPr>
-      <w:rPr>
-        <w:rFonts w:asciiTheme="majorHAnsi" w:eastAsiaTheme="majorEastAsia" w:hAnsiTheme="majorHAnsi" w:cstheme="majorBidi" w:hint="default"/>
-        <w:sz w:val="26"/>
-      </w:rPr>
-    </w:lvl>
-  </w:abstractNum>
-  <w:abstractNum w:abstractNumId="8" w15:restartNumberingAfterBreak="0">
-    <w:nsid w:val="0E451090"/>
-    <w:multiLevelType w:val="multilevel"/>
-    <w:tmpl w:val="08AAC114"/>
+    <w:tmpl w:val="17FA2E2E"/>
     <w:lvl w:ilvl="0">
       <w:start w:val="1"/>
       <w:numFmt w:val="bullet"/>
@@ -17683,10 +18622,123 @@
       </w:rPr>
     </w:lvl>
   </w:abstractNum>
+  <w:abstractNum w:abstractNumId="8" w15:restartNumberingAfterBreak="0">
+    <w:nsid w:val="2FB3161F"/>
+    <w:multiLevelType w:val="hybridMultilevel"/>
+    <w:tmpl w:val="AA8E8DC4"/>
+    <w:lvl w:ilvl="0" w:tplc="280A0001">
+      <w:start w:val="1"/>
+      <w:numFmt w:val="bullet"/>
+      <w:lvlText w:val=""/>
+      <w:lvlJc w:val="left"/>
+      <w:pPr>
+        <w:ind w:left="1788" w:hanging="360"/>
+      </w:pPr>
+      <w:rPr>
+        <w:rFonts w:ascii="Symbol" w:hAnsi="Symbol" w:hint="default"/>
+      </w:rPr>
+    </w:lvl>
+    <w:lvl w:ilvl="1" w:tplc="280A0003" w:tentative="1">
+      <w:start w:val="1"/>
+      <w:numFmt w:val="bullet"/>
+      <w:lvlText w:val="o"/>
+      <w:lvlJc w:val="left"/>
+      <w:pPr>
+        <w:ind w:left="2508" w:hanging="360"/>
+      </w:pPr>
+      <w:rPr>
+        <w:rFonts w:ascii="Courier New" w:hAnsi="Courier New" w:cs="Courier New" w:hint="default"/>
+      </w:rPr>
+    </w:lvl>
+    <w:lvl w:ilvl="2" w:tplc="280A0005" w:tentative="1">
+      <w:start w:val="1"/>
+      <w:numFmt w:val="bullet"/>
+      <w:lvlText w:val=""/>
+      <w:lvlJc w:val="left"/>
+      <w:pPr>
+        <w:ind w:left="3228" w:hanging="360"/>
+      </w:pPr>
+      <w:rPr>
+        <w:rFonts w:ascii="Wingdings" w:hAnsi="Wingdings" w:hint="default"/>
+      </w:rPr>
+    </w:lvl>
+    <w:lvl w:ilvl="3" w:tplc="280A0001" w:tentative="1">
+      <w:start w:val="1"/>
+      <w:numFmt w:val="bullet"/>
+      <w:lvlText w:val=""/>
+      <w:lvlJc w:val="left"/>
+      <w:pPr>
+        <w:ind w:left="3948" w:hanging="360"/>
+      </w:pPr>
+      <w:rPr>
+        <w:rFonts w:ascii="Symbol" w:hAnsi="Symbol" w:hint="default"/>
+      </w:rPr>
+    </w:lvl>
+    <w:lvl w:ilvl="4" w:tplc="280A0003" w:tentative="1">
+      <w:start w:val="1"/>
+      <w:numFmt w:val="bullet"/>
+      <w:lvlText w:val="o"/>
+      <w:lvlJc w:val="left"/>
+      <w:pPr>
+        <w:ind w:left="4668" w:hanging="360"/>
+      </w:pPr>
+      <w:rPr>
+        <w:rFonts w:ascii="Courier New" w:hAnsi="Courier New" w:cs="Courier New" w:hint="default"/>
+      </w:rPr>
+    </w:lvl>
+    <w:lvl w:ilvl="5" w:tplc="280A0005" w:tentative="1">
+      <w:start w:val="1"/>
+      <w:numFmt w:val="bullet"/>
+      <w:lvlText w:val=""/>
+      <w:lvlJc w:val="left"/>
+      <w:pPr>
+        <w:ind w:left="5388" w:hanging="360"/>
+      </w:pPr>
+      <w:rPr>
+        <w:rFonts w:ascii="Wingdings" w:hAnsi="Wingdings" w:hint="default"/>
+      </w:rPr>
+    </w:lvl>
+    <w:lvl w:ilvl="6" w:tplc="280A0001" w:tentative="1">
+      <w:start w:val="1"/>
+      <w:numFmt w:val="bullet"/>
+      <w:lvlText w:val=""/>
+      <w:lvlJc w:val="left"/>
+      <w:pPr>
+        <w:ind w:left="6108" w:hanging="360"/>
+      </w:pPr>
+      <w:rPr>
+        <w:rFonts w:ascii="Symbol" w:hAnsi="Symbol" w:hint="default"/>
+      </w:rPr>
+    </w:lvl>
+    <w:lvl w:ilvl="7" w:tplc="280A0003" w:tentative="1">
+      <w:start w:val="1"/>
+      <w:numFmt w:val="bullet"/>
+      <w:lvlText w:val="o"/>
+      <w:lvlJc w:val="left"/>
+      <w:pPr>
+        <w:ind w:left="6828" w:hanging="360"/>
+      </w:pPr>
+      <w:rPr>
+        <w:rFonts w:ascii="Courier New" w:hAnsi="Courier New" w:cs="Courier New" w:hint="default"/>
+      </w:rPr>
+    </w:lvl>
+    <w:lvl w:ilvl="8" w:tplc="280A0005" w:tentative="1">
+      <w:start w:val="1"/>
+      <w:numFmt w:val="bullet"/>
+      <w:lvlText w:val=""/>
+      <w:lvlJc w:val="left"/>
+      <w:pPr>
+        <w:ind w:left="7548" w:hanging="360"/>
+      </w:pPr>
+      <w:rPr>
+        <w:rFonts w:ascii="Wingdings" w:hAnsi="Wingdings" w:hint="default"/>
+      </w:rPr>
+    </w:lvl>
+  </w:abstractNum>
   <w:abstractNum w:abstractNumId="9" w15:restartNumberingAfterBreak="0">
-    <w:nsid w:val="109966F5"/>
+    <w:nsid w:val="337D04C1"/>
     <w:multiLevelType w:val="multilevel"/>
-    <w:tmpl w:val="3EE09CFA"/>
+    <w:tmpl w:val="35C8A182"/>
     <w:lvl w:ilvl="0">
       <w:start w:val="1"/>
       <w:numFmt w:val="bullet"/>
@@ -17833,235 +18885,9 @@
     </w:lvl>
   </w:abstractNum>
   <w:abstractNum w:abstractNumId="10" w15:restartNumberingAfterBreak="0">
-    <w:nsid w:val="128D6AED"/>
-    <w:multiLevelType w:val="hybridMultilevel"/>
-    <w:tmpl w:val="9BBAAE78"/>
-    <w:lvl w:ilvl="0" w:tplc="280A0001">
-      <w:start w:val="1"/>
-      <w:numFmt w:val="bullet"/>
-      <w:lvlText w:val=""/>
-      <w:lvlJc w:val="left"/>
-      <w:pPr>
-        <w:ind w:left="1788" w:hanging="360"/>
-      </w:pPr>
-      <w:rPr>
-        <w:rFonts w:ascii="Symbol" w:hAnsi="Symbol" w:hint="default"/>
-      </w:rPr>
-    </w:lvl>
-    <w:lvl w:ilvl="1" w:tplc="280A0003" w:tentative="1">
-      <w:start w:val="1"/>
-      <w:numFmt w:val="bullet"/>
-      <w:lvlText w:val="o"/>
-      <w:lvlJc w:val="left"/>
-      <w:pPr>
-        <w:ind w:left="2508" w:hanging="360"/>
-      </w:pPr>
-      <w:rPr>
-        <w:rFonts w:ascii="Courier New" w:hAnsi="Courier New" w:cs="Courier New" w:hint="default"/>
-      </w:rPr>
-    </w:lvl>
-    <w:lvl w:ilvl="2" w:tplc="280A0005" w:tentative="1">
-      <w:start w:val="1"/>
-      <w:numFmt w:val="bullet"/>
-      <w:lvlText w:val=""/>
-      <w:lvlJc w:val="left"/>
-      <w:pPr>
-        <w:ind w:left="3228" w:hanging="360"/>
-      </w:pPr>
-      <w:rPr>
-        <w:rFonts w:ascii="Wingdings" w:hAnsi="Wingdings" w:hint="default"/>
-      </w:rPr>
-    </w:lvl>
-    <w:lvl w:ilvl="3" w:tplc="280A0001" w:tentative="1">
-      <w:start w:val="1"/>
-      <w:numFmt w:val="bullet"/>
-      <w:lvlText w:val=""/>
-      <w:lvlJc w:val="left"/>
-      <w:pPr>
-        <w:ind w:left="3948" w:hanging="360"/>
-      </w:pPr>
-      <w:rPr>
-        <w:rFonts w:ascii="Symbol" w:hAnsi="Symbol" w:hint="default"/>
-      </w:rPr>
-    </w:lvl>
-    <w:lvl w:ilvl="4" w:tplc="280A0003" w:tentative="1">
-      <w:start w:val="1"/>
-      <w:numFmt w:val="bullet"/>
-      <w:lvlText w:val="o"/>
-      <w:lvlJc w:val="left"/>
-      <w:pPr>
-        <w:ind w:left="4668" w:hanging="360"/>
-      </w:pPr>
-      <w:rPr>
-        <w:rFonts w:ascii="Courier New" w:hAnsi="Courier New" w:cs="Courier New" w:hint="default"/>
-      </w:rPr>
-    </w:lvl>
-    <w:lvl w:ilvl="5" w:tplc="280A0005" w:tentative="1">
-      <w:start w:val="1"/>
-      <w:numFmt w:val="bullet"/>
-      <w:lvlText w:val=""/>
-      <w:lvlJc w:val="left"/>
-      <w:pPr>
-        <w:ind w:left="5388" w:hanging="360"/>
-      </w:pPr>
-      <w:rPr>
-        <w:rFonts w:ascii="Wingdings" w:hAnsi="Wingdings" w:hint="default"/>
-      </w:rPr>
-    </w:lvl>
-    <w:lvl w:ilvl="6" w:tplc="280A0001" w:tentative="1">
-      <w:start w:val="1"/>
-      <w:numFmt w:val="bullet"/>
-      <w:lvlText w:val=""/>
-      <w:lvlJc w:val="left"/>
-      <w:pPr>
-        <w:ind w:left="6108" w:hanging="360"/>
-      </w:pPr>
-      <w:rPr>
-        <w:rFonts w:ascii="Symbol" w:hAnsi="Symbol" w:hint="default"/>
-      </w:rPr>
-    </w:lvl>
-    <w:lvl w:ilvl="7" w:tplc="280A0003" w:tentative="1">
-      <w:start w:val="1"/>
-      <w:numFmt w:val="bullet"/>
-      <w:lvlText w:val="o"/>
-      <w:lvlJc w:val="left"/>
-      <w:pPr>
-        <w:ind w:left="6828" w:hanging="360"/>
-      </w:pPr>
-      <w:rPr>
-        <w:rFonts w:ascii="Courier New" w:hAnsi="Courier New" w:cs="Courier New" w:hint="default"/>
-      </w:rPr>
-    </w:lvl>
-    <w:lvl w:ilvl="8" w:tplc="280A0005" w:tentative="1">
-      <w:start w:val="1"/>
-      <w:numFmt w:val="bullet"/>
-      <w:lvlText w:val=""/>
-      <w:lvlJc w:val="left"/>
-      <w:pPr>
-        <w:ind w:left="7548" w:hanging="360"/>
-      </w:pPr>
-      <w:rPr>
-        <w:rFonts w:ascii="Wingdings" w:hAnsi="Wingdings" w:hint="default"/>
-      </w:rPr>
-    </w:lvl>
-  </w:abstractNum>
-  <w:abstractNum w:abstractNumId="11" w15:restartNumberingAfterBreak="0">
-    <w:nsid w:val="155B0B25"/>
+    <w:nsid w:val="431E23FC"/>
     <w:multiLevelType w:val="multilevel"/>
-    <w:tmpl w:val="4404CEB8"/>
-    <w:lvl w:ilvl="0">
-      <w:start w:val="2"/>
-      <w:numFmt w:val="decimal"/>
-      <w:lvlText w:val="%1."/>
-      <w:lvlJc w:val="left"/>
-      <w:pPr>
-        <w:ind w:left="360" w:hanging="360"/>
-      </w:pPr>
-      <w:rPr>
-        <w:rFonts w:hint="default"/>
-      </w:rPr>
-    </w:lvl>
-    <w:lvl w:ilvl="1">
-      <w:start w:val="1"/>
-      <w:numFmt w:val="decimal"/>
-      <w:lvlText w:val="%1.%2."/>
-      <w:lvlJc w:val="left"/>
-      <w:pPr>
-        <w:ind w:left="792" w:hanging="432"/>
-      </w:pPr>
-      <w:rPr>
-        <w:rFonts w:hint="default"/>
-      </w:rPr>
-    </w:lvl>
-    <w:lvl w:ilvl="2">
-      <w:start w:val="1"/>
-      <w:numFmt w:val="decimal"/>
-      <w:lvlText w:val="%1.%2.%3."/>
-      <w:lvlJc w:val="left"/>
-      <w:pPr>
-        <w:ind w:left="1224" w:hanging="504"/>
-      </w:pPr>
-      <w:rPr>
-        <w:rFonts w:hint="default"/>
-      </w:rPr>
-    </w:lvl>
-    <w:lvl w:ilvl="3">
-      <w:start w:val="1"/>
-      <w:numFmt w:val="decimal"/>
-      <w:lvlText w:val="%1.%2.%3.%4."/>
-      <w:lvlJc w:val="left"/>
-      <w:pPr>
-        <w:ind w:left="1728" w:hanging="648"/>
-      </w:pPr>
-      <w:rPr>
-        <w:rFonts w:hint="default"/>
-      </w:rPr>
-    </w:lvl>
-    <w:lvl w:ilvl="4">
-      <w:start w:val="1"/>
-      <w:numFmt w:val="decimal"/>
-      <w:lvlText w:val="%1.%2.%3.%4.%5."/>
-      <w:lvlJc w:val="left"/>
-      <w:pPr>
-        <w:ind w:left="2232" w:hanging="792"/>
-      </w:pPr>
-      <w:rPr>
-        <w:rFonts w:hint="default"/>
-      </w:rPr>
-    </w:lvl>
-    <w:lvl w:ilvl="5">
-      <w:start w:val="1"/>
-      <w:numFmt w:val="decimal"/>
-      <w:lvlText w:val="%1.%2.%3.%4.%5.%6."/>
-      <w:lvlJc w:val="left"/>
-      <w:pPr>
-        <w:ind w:left="2736" w:hanging="936"/>
-      </w:pPr>
-      <w:rPr>
-        <w:rFonts w:hint="default"/>
-      </w:rPr>
-    </w:lvl>
-    <w:lvl w:ilvl="6">
-      <w:start w:val="1"/>
-      <w:numFmt w:val="decimal"/>
-      <w:lvlText w:val="%1.%2.%3.%4.%5.%6.%7."/>
-      <w:lvlJc w:val="left"/>
-      <w:pPr>
-        <w:ind w:left="3240" w:hanging="1080"/>
-      </w:pPr>
-      <w:rPr>
-        <w:rFonts w:hint="default"/>
-      </w:rPr>
-    </w:lvl>
-    <w:lvl w:ilvl="7">
-      <w:start w:val="1"/>
-      <w:numFmt w:val="decimal"/>
-      <w:lvlText w:val="%1.%2.%3.%4.%5.%6.%7.%8."/>
-      <w:lvlJc w:val="left"/>
-      <w:pPr>
-        <w:ind w:left="3744" w:hanging="1224"/>
-      </w:pPr>
-      <w:rPr>
-        <w:rFonts w:hint="default"/>
-      </w:rPr>
-    </w:lvl>
-    <w:lvl w:ilvl="8">
-      <w:start w:val="1"/>
-      <w:numFmt w:val="decimal"/>
-      <w:lvlText w:val="%1.%2.%3.%4.%5.%6.%7.%8.%9."/>
-      <w:lvlJc w:val="left"/>
-      <w:pPr>
-        <w:ind w:left="4320" w:hanging="1440"/>
-      </w:pPr>
-      <w:rPr>
-        <w:rFonts w:hint="default"/>
-      </w:rPr>
-    </w:lvl>
-  </w:abstractNum>
-  <w:abstractNum w:abstractNumId="12" w15:restartNumberingAfterBreak="0">
-    <w:nsid w:val="16C00330"/>
-    <w:multiLevelType w:val="multilevel"/>
-    <w:tmpl w:val="143C9C9A"/>
+    <w:tmpl w:val="41A0185E"/>
     <w:lvl w:ilvl="0">
       <w:start w:val="1"/>
       <w:numFmt w:val="bullet"/>
@@ -18207,10 +19033,10 @@
       </w:rPr>
     </w:lvl>
   </w:abstractNum>
-  <w:abstractNum w:abstractNumId="13" w15:restartNumberingAfterBreak="0">
-    <w:nsid w:val="1E2D5C5A"/>
+  <w:abstractNum w:abstractNumId="11" w15:restartNumberingAfterBreak="0">
+    <w:nsid w:val="4D5746D6"/>
     <w:multiLevelType w:val="multilevel"/>
-    <w:tmpl w:val="50B21A2E"/>
+    <w:tmpl w:val="696E0750"/>
     <w:lvl w:ilvl="0">
       <w:start w:val="1"/>
       <w:numFmt w:val="bullet"/>
@@ -18356,182 +19182,236 @@
       </w:rPr>
     </w:lvl>
   </w:abstractNum>
-  <w:abstractNum w:abstractNumId="14" w15:restartNumberingAfterBreak="0">
-    <w:nsid w:val="208D6EA9"/>
-    <w:multiLevelType w:val="multilevel"/>
-    <w:tmpl w:val="280A001F"/>
-    <w:lvl w:ilvl="0">
+  <w:abstractNum w:abstractNumId="12" w15:restartNumberingAfterBreak="0">
+    <w:nsid w:val="4F8D15EB"/>
+    <w:multiLevelType w:val="hybridMultilevel"/>
+    <w:tmpl w:val="2EC8F5DA"/>
+    <w:lvl w:ilvl="0" w:tplc="280A0001">
       <w:start w:val="1"/>
-      <w:numFmt w:val="decimal"/>
-      <w:lvlText w:val="%1."/>
+      <w:numFmt w:val="bullet"/>
+      <w:lvlText w:val=""/>
       <w:lvlJc w:val="left"/>
       <w:pPr>
-        <w:ind w:left="360" w:hanging="360"/>
-      </w:pPr>
+        <w:ind w:left="1788" w:hanging="360"/>
+      </w:pPr>
+      <w:rPr>
+        <w:rFonts w:ascii="Symbol" w:hAnsi="Symbol" w:hint="default"/>
+      </w:rPr>
     </w:lvl>
-    <w:lvl w:ilvl="1">
+    <w:lvl w:ilvl="1" w:tplc="280A0003" w:tentative="1">
       <w:start w:val="1"/>
-      <w:numFmt w:val="decimal"/>
-      <w:lvlText w:val="%1.%2."/>
+      <w:numFmt w:val="bullet"/>
+      <w:lvlText w:val="o"/>
       <w:lvlJc w:val="left"/>
       <w:pPr>
-        <w:ind w:left="792" w:hanging="432"/>
-      </w:pPr>
+        <w:ind w:left="2508" w:hanging="360"/>
+      </w:pPr>
+      <w:rPr>
+        <w:rFonts w:ascii="Courier New" w:hAnsi="Courier New" w:cs="Courier New" w:hint="default"/>
+      </w:rPr>
     </w:lvl>
-    <w:lvl w:ilvl="2">
+    <w:lvl w:ilvl="2" w:tplc="280A0005" w:tentative="1">
       <w:start w:val="1"/>
-      <w:numFmt w:val="decimal"/>
-      <w:lvlText w:val="%1.%2.%3."/>
+      <w:numFmt w:val="bullet"/>
+      <w:lvlText w:val=""/>
       <w:lvlJc w:val="left"/>
       <w:pPr>
-        <w:ind w:left="1224" w:hanging="504"/>
-      </w:pPr>
+        <w:ind w:left="3228" w:hanging="360"/>
+      </w:pPr>
+      <w:rPr>
+        <w:rFonts w:ascii="Wingdings" w:hAnsi="Wingdings" w:hint="default"/>
+      </w:rPr>
     </w:lvl>
-    <w:lvl w:ilvl="3">
+    <w:lvl w:ilvl="3" w:tplc="280A0001" w:tentative="1">
       <w:start w:val="1"/>
-      <w:numFmt w:val="decimal"/>
-      <w:lvlText w:val="%1.%2.%3.%4."/>
+      <w:numFmt w:val="bullet"/>
+      <w:lvlText w:val=""/>
       <w:lvlJc w:val="left"/>
       <w:pPr>
-        <w:ind w:left="1728" w:hanging="648"/>
-      </w:pPr>
+        <w:ind w:left="3948" w:hanging="360"/>
+      </w:pPr>
+      <w:rPr>
+        <w:rFonts w:ascii="Symbol" w:hAnsi="Symbol" w:hint="default"/>
+      </w:rPr>
     </w:lvl>
-    <w:lvl w:ilvl="4">
+    <w:lvl w:ilvl="4" w:tplc="280A0003" w:tentative="1">
       <w:start w:val="1"/>
-      <w:numFmt w:val="decimal"/>
-      <w:lvlText w:val="%1.%2.%3.%4.%5."/>
+      <w:numFmt w:val="bullet"/>
+      <w:lvlText w:val="o"/>
       <w:lvlJc w:val="left"/>
       <w:pPr>
-        <w:ind w:left="2232" w:hanging="792"/>
-      </w:pPr>
+        <w:ind w:left="4668" w:hanging="360"/>
+      </w:pPr>
+      <w:rPr>
+        <w:rFonts w:ascii="Courier New" w:hAnsi="Courier New" w:cs="Courier New" w:hint="default"/>
+      </w:rPr>
     </w:lvl>
-    <w:lvl w:ilvl="5">
+    <w:lvl w:ilvl="5" w:tplc="280A0005" w:tentative="1">
       <w:start w:val="1"/>
-      <w:numFmt w:val="decimal"/>
-      <w:lvlText w:val="%1.%2.%3.%4.%5.%6."/>
+      <w:numFmt w:val="bullet"/>
+      <w:lvlText w:val=""/>
       <w:lvlJc w:val="left"/>
       <w:pPr>
-        <w:ind w:left="2736" w:hanging="936"/>
-      </w:pPr>
+        <w:ind w:left="5388" w:hanging="360"/>
+      </w:pPr>
+      <w:rPr>
+        <w:rFonts w:ascii="Wingdings" w:hAnsi="Wingdings" w:hint="default"/>
+      </w:rPr>
     </w:lvl>
-    <w:lvl w:ilvl="6">
+    <w:lvl w:ilvl="6" w:tplc="280A0001" w:tentative="1">
       <w:start w:val="1"/>
-      <w:numFmt w:val="decimal"/>
-      <w:lvlText w:val="%1.%2.%3.%4.%5.%6.%7."/>
+      <w:numFmt w:val="bullet"/>
+      <w:lvlText w:val=""/>
       <w:lvlJc w:val="left"/>
       <w:pPr>
-        <w:ind w:left="3240" w:hanging="1080"/>
-      </w:pPr>
+        <w:ind w:left="6108" w:hanging="360"/>
+      </w:pPr>
+      <w:rPr>
+        <w:rFonts w:ascii="Symbol" w:hAnsi="Symbol" w:hint="default"/>
+      </w:rPr>
     </w:lvl>
-    <w:lvl w:ilvl="7">
+    <w:lvl w:ilvl="7" w:tplc="280A0003" w:tentative="1">
       <w:start w:val="1"/>
-      <w:numFmt w:val="decimal"/>
-      <w:lvlText w:val="%1.%2.%3.%4.%5.%6.%7.%8."/>
+      <w:numFmt w:val="bullet"/>
+      <w:lvlText w:val="o"/>
       <w:lvlJc w:val="left"/>
       <w:pPr>
-        <w:ind w:left="3744" w:hanging="1224"/>
-      </w:pPr>
+        <w:ind w:left="6828" w:hanging="360"/>
+      </w:pPr>
+      <w:rPr>
+        <w:rFonts w:ascii="Courier New" w:hAnsi="Courier New" w:cs="Courier New" w:hint="default"/>
+      </w:rPr>
     </w:lvl>
-    <w:lvl w:ilvl="8">
+    <w:lvl w:ilvl="8" w:tplc="280A0005" w:tentative="1">
       <w:start w:val="1"/>
-      <w:numFmt w:val="decimal"/>
-      <w:lvlText w:val="%1.%2.%3.%4.%5.%6.%7.%8.%9."/>
+      <w:numFmt w:val="bullet"/>
+      <w:lvlText w:val=""/>
       <w:lvlJc w:val="left"/>
       <w:pPr>
-        <w:ind w:left="4320" w:hanging="1440"/>
-      </w:pPr>
+        <w:ind w:left="7548" w:hanging="360"/>
+      </w:pPr>
+      <w:rPr>
+        <w:rFonts w:ascii="Wingdings" w:hAnsi="Wingdings" w:hint="default"/>
+      </w:rPr>
     </w:lvl>
   </w:abstractNum>
-  <w:abstractNum w:abstractNumId="15" w15:restartNumberingAfterBreak="0">
-    <w:nsid w:val="25073E08"/>
-    <w:multiLevelType w:val="multilevel"/>
-    <w:tmpl w:val="2B8031D8"/>
-    <w:lvl w:ilvl="0">
+  <w:abstractNum w:abstractNumId="13" w15:restartNumberingAfterBreak="0">
+    <w:nsid w:val="591957B8"/>
+    <w:multiLevelType w:val="hybridMultilevel"/>
+    <w:tmpl w:val="EA6AA2FE"/>
+    <w:lvl w:ilvl="0" w:tplc="280A0001">
       <w:start w:val="1"/>
-      <w:numFmt w:val="decimal"/>
-      <w:lvlText w:val="%1."/>
+      <w:numFmt w:val="bullet"/>
+      <w:lvlText w:val=""/>
       <w:lvlJc w:val="left"/>
       <w:pPr>
-        <w:ind w:left="360" w:hanging="360"/>
-      </w:pPr>
+        <w:ind w:left="1428" w:hanging="360"/>
+      </w:pPr>
+      <w:rPr>
+        <w:rFonts w:ascii="Symbol" w:hAnsi="Symbol" w:hint="default"/>
+      </w:rPr>
     </w:lvl>
-    <w:lvl w:ilvl="1">
+    <w:lvl w:ilvl="1" w:tplc="280A0003" w:tentative="1">
       <w:start w:val="1"/>
-      <w:numFmt w:val="decimal"/>
-      <w:lvlText w:val="%1.%2."/>
+      <w:numFmt w:val="bullet"/>
+      <w:lvlText w:val="o"/>
       <w:lvlJc w:val="left"/>
       <w:pPr>
-        <w:ind w:left="792" w:hanging="432"/>
-      </w:pPr>
+        <w:ind w:left="2148" w:hanging="360"/>
+      </w:pPr>
+      <w:rPr>
+        <w:rFonts w:ascii="Courier New" w:hAnsi="Courier New" w:cs="Courier New" w:hint="default"/>
+      </w:rPr>
     </w:lvl>
-    <w:lvl w:ilvl="2">
+    <w:lvl w:ilvl="2" w:tplc="280A0005" w:tentative="1">
       <w:start w:val="1"/>
-      <w:numFmt w:val="decimal"/>
-      <w:lvlText w:val="%1.%2.%3."/>
+      <w:numFmt w:val="bullet"/>
+      <w:lvlText w:val=""/>
       <w:lvlJc w:val="left"/>
       <w:pPr>
-        <w:ind w:left="1224" w:hanging="504"/>
-      </w:pPr>
+        <w:ind w:left="2868" w:hanging="360"/>
+      </w:pPr>
+      <w:rPr>
+        <w:rFonts w:ascii="Wingdings" w:hAnsi="Wingdings" w:hint="default"/>
+      </w:rPr>
     </w:lvl>
-    <w:lvl w:ilvl="3">
+    <w:lvl w:ilvl="3" w:tplc="280A0001" w:tentative="1">
       <w:start w:val="1"/>
-      <w:numFmt w:val="decimal"/>
-      <w:lvlText w:val="%1.%2.%3.%4."/>
+      <w:numFmt w:val="bullet"/>
+      <w:lvlText w:val=""/>
       <w:lvlJc w:val="left"/>
       <w:pPr>
-        <w:ind w:left="1728" w:hanging="648"/>
-      </w:pPr>
+        <w:ind w:left="3588" w:hanging="360"/>
+      </w:pPr>
+      <w:rPr>
+        <w:rFonts w:ascii="Symbol" w:hAnsi="Symbol" w:hint="default"/>
+      </w:rPr>
     </w:lvl>
-    <w:lvl w:ilvl="4">
+    <w:lvl w:ilvl="4" w:tplc="280A0003" w:tentative="1">
       <w:start w:val="1"/>
-      <w:numFmt w:val="decimal"/>
-      <w:lvlText w:val="%1.%2.%3.%4.%5."/>
+      <w:numFmt w:val="bullet"/>
+      <w:lvlText w:val="o"/>
       <w:lvlJc w:val="left"/>
       <w:pPr>
-        <w:ind w:left="2232" w:hanging="792"/>
-      </w:pPr>
+        <w:ind w:left="4308" w:hanging="360"/>
+      </w:pPr>
+      <w:rPr>
+        <w:rFonts w:ascii="Courier New" w:hAnsi="Courier New" w:cs="Courier New" w:hint="default"/>
+      </w:rPr>
     </w:lvl>
-    <w:lvl w:ilvl="5">
+    <w:lvl w:ilvl="5" w:tplc="280A0005" w:tentative="1">
       <w:start w:val="1"/>
-      <w:numFmt w:val="decimal"/>
-      <w:lvlText w:val="%1.%2.%3.%4.%5.%6."/>
+      <w:numFmt w:val="bullet"/>
+      <w:lvlText w:val=""/>
       <w:lvlJc w:val="left"/>
       <w:pPr>
-        <w:ind w:left="2736" w:hanging="936"/>
-      </w:pPr>
+        <w:ind w:left="5028" w:hanging="360"/>
+      </w:pPr>
+      <w:rPr>
+        <w:rFonts w:ascii="Wingdings" w:hAnsi="Wingdings" w:hint="default"/>
+      </w:rPr>
     </w:lvl>
-    <w:lvl w:ilvl="6">
+    <w:lvl w:ilvl="6" w:tplc="280A0001" w:tentative="1">
       <w:start w:val="1"/>
-      <w:numFmt w:val="decimal"/>
-      <w:lvlText w:val="%1.%2.%3.%4.%5.%6.%7."/>
+      <w:numFmt w:val="bullet"/>
+      <w:lvlText w:val=""/>
       <w:lvlJc w:val="left"/>
       <w:pPr>
-        <w:ind w:left="3240" w:hanging="1080"/>
-      </w:pPr>
+        <w:ind w:left="5748" w:hanging="360"/>
+      </w:pPr>
+      <w:rPr>
+        <w:rFonts w:ascii="Symbol" w:hAnsi="Symbol" w:hint="default"/>
+      </w:rPr>
     </w:lvl>
-    <w:lvl w:ilvl="7">
+    <w:lvl w:ilvl="7" w:tplc="280A0003" w:tentative="1">
       <w:start w:val="1"/>
-      <w:numFmt w:val="decimal"/>
-      <w:lvlText w:val="%1.%2.%3.%4.%5.%6.%7.%8."/>
+      <w:numFmt w:val="bullet"/>
+      <w:lvlText w:val="o"/>
       <w:lvlJc w:val="left"/>
       <w:pPr>
-        <w:ind w:left="3744" w:hanging="1224"/>
-      </w:pPr>
+        <w:ind w:left="6468" w:hanging="360"/>
+      </w:pPr>
+      <w:rPr>
+        <w:rFonts w:ascii="Courier New" w:hAnsi="Courier New" w:cs="Courier New" w:hint="default"/>
+      </w:rPr>
     </w:lvl>
-    <w:lvl w:ilvl="8">
+    <w:lvl w:ilvl="8" w:tplc="280A0005" w:tentative="1">
       <w:start w:val="1"/>
-      <w:numFmt w:val="decimal"/>
-      <w:lvlText w:val="%1.%2.%3.%4.%5.%6.%7.%8.%9."/>
+      <w:numFmt w:val="bullet"/>
+      <w:lvlText w:val=""/>
       <w:lvlJc w:val="left"/>
       <w:pPr>
-        <w:ind w:left="4320" w:hanging="1440"/>
-      </w:pPr>
+        <w:ind w:left="7188" w:hanging="360"/>
+      </w:pPr>
+      <w:rPr>
+        <w:rFonts w:ascii="Wingdings" w:hAnsi="Wingdings" w:hint="default"/>
+      </w:rPr>
     </w:lvl>
   </w:abstractNum>
-  <w:abstractNum w:abstractNumId="16" w15:restartNumberingAfterBreak="0">
-    <w:nsid w:val="2ED72BBC"/>
+  <w:abstractNum w:abstractNumId="14" w15:restartNumberingAfterBreak="0">
+    <w:nsid w:val="5AAD72C3"/>
     <w:multiLevelType w:val="multilevel"/>
-    <w:tmpl w:val="17FA2E2E"/>
+    <w:tmpl w:val="06CC0CFA"/>
     <w:lvl w:ilvl="0">
       <w:start w:val="1"/>
       <w:numFmt w:val="bullet"/>
@@ -18677,3006 +19557,55 @@
       </w:rPr>
     </w:lvl>
   </w:abstractNum>
-  <w:abstractNum w:abstractNumId="17" w15:restartNumberingAfterBreak="0">
-    <w:nsid w:val="2FB3161F"/>
-    <w:multiLevelType w:val="hybridMultilevel"/>
-    <w:tmpl w:val="AA8E8DC4"/>
-    <w:lvl w:ilvl="0" w:tplc="280A0001">
-      <w:start w:val="1"/>
-      <w:numFmt w:val="bullet"/>
-      <w:lvlText w:val=""/>
-      <w:lvlJc w:val="left"/>
-      <w:pPr>
-        <w:ind w:left="1788" w:hanging="360"/>
-      </w:pPr>
-      <w:rPr>
-        <w:rFonts w:ascii="Symbol" w:hAnsi="Symbol" w:hint="default"/>
-      </w:rPr>
-    </w:lvl>
-    <w:lvl w:ilvl="1" w:tplc="280A0003" w:tentative="1">
-      <w:start w:val="1"/>
-      <w:numFmt w:val="bullet"/>
-      <w:lvlText w:val="o"/>
-      <w:lvlJc w:val="left"/>
-      <w:pPr>
-        <w:ind w:left="2508" w:hanging="360"/>
-      </w:pPr>
-      <w:rPr>
-        <w:rFonts w:ascii="Courier New" w:hAnsi="Courier New" w:cs="Courier New" w:hint="default"/>
-      </w:rPr>
-    </w:lvl>
-    <w:lvl w:ilvl="2" w:tplc="280A0005" w:tentative="1">
-      <w:start w:val="1"/>
-      <w:numFmt w:val="bullet"/>
-      <w:lvlText w:val=""/>
-      <w:lvlJc w:val="left"/>
-      <w:pPr>
-        <w:ind w:left="3228" w:hanging="360"/>
-      </w:pPr>
-      <w:rPr>
-        <w:rFonts w:ascii="Wingdings" w:hAnsi="Wingdings" w:hint="default"/>
-      </w:rPr>
-    </w:lvl>
-    <w:lvl w:ilvl="3" w:tplc="280A0001" w:tentative="1">
-      <w:start w:val="1"/>
-      <w:numFmt w:val="bullet"/>
-      <w:lvlText w:val=""/>
-      <w:lvlJc w:val="left"/>
-      <w:pPr>
-        <w:ind w:left="3948" w:hanging="360"/>
-      </w:pPr>
-      <w:rPr>
-        <w:rFonts w:ascii="Symbol" w:hAnsi="Symbol" w:hint="default"/>
-      </w:rPr>
-    </w:lvl>
-    <w:lvl w:ilvl="4" w:tplc="280A0003" w:tentative="1">
-      <w:start w:val="1"/>
-      <w:numFmt w:val="bullet"/>
-      <w:lvlText w:val="o"/>
-      <w:lvlJc w:val="left"/>
-      <w:pPr>
-        <w:ind w:left="4668" w:hanging="360"/>
-      </w:pPr>
-      <w:rPr>
-        <w:rFonts w:ascii="Courier New" w:hAnsi="Courier New" w:cs="Courier New" w:hint="default"/>
-      </w:rPr>
-    </w:lvl>
-    <w:lvl w:ilvl="5" w:tplc="280A0005" w:tentative="1">
-      <w:start w:val="1"/>
-      <w:numFmt w:val="bullet"/>
-      <w:lvlText w:val=""/>
-      <w:lvlJc w:val="left"/>
-      <w:pPr>
-        <w:ind w:left="5388" w:hanging="360"/>
-      </w:pPr>
-      <w:rPr>
-        <w:rFonts w:ascii="Wingdings" w:hAnsi="Wingdings" w:hint="default"/>
-      </w:rPr>
-    </w:lvl>
-    <w:lvl w:ilvl="6" w:tplc="280A0001" w:tentative="1">
-      <w:start w:val="1"/>
-      <w:numFmt w:val="bullet"/>
-      <w:lvlText w:val=""/>
-      <w:lvlJc w:val="left"/>
-      <w:pPr>
-        <w:ind w:left="6108" w:hanging="360"/>
-      </w:pPr>
-      <w:rPr>
-        <w:rFonts w:ascii="Symbol" w:hAnsi="Symbol" w:hint="default"/>
-      </w:rPr>
-    </w:lvl>
-    <w:lvl w:ilvl="7" w:tplc="280A0003" w:tentative="1">
-      <w:start w:val="1"/>
-      <w:numFmt w:val="bullet"/>
-      <w:lvlText w:val="o"/>
-      <w:lvlJc w:val="left"/>
-      <w:pPr>
-        <w:ind w:left="6828" w:hanging="360"/>
-      </w:pPr>
-      <w:rPr>
-        <w:rFonts w:ascii="Courier New" w:hAnsi="Courier New" w:cs="Courier New" w:hint="default"/>
-      </w:rPr>
-    </w:lvl>
-    <w:lvl w:ilvl="8" w:tplc="280A0005" w:tentative="1">
-      <w:start w:val="1"/>
-      <w:numFmt w:val="bullet"/>
-      <w:lvlText w:val=""/>
-      <w:lvlJc w:val="left"/>
-      <w:pPr>
-        <w:ind w:left="7548" w:hanging="360"/>
-      </w:pPr>
-      <w:rPr>
-        <w:rFonts w:ascii="Wingdings" w:hAnsi="Wingdings" w:hint="default"/>
-      </w:rPr>
-    </w:lvl>
-  </w:abstractNum>
-  <w:abstractNum w:abstractNumId="18" w15:restartNumberingAfterBreak="0">
-    <w:nsid w:val="32F06D63"/>
-    <w:multiLevelType w:val="hybridMultilevel"/>
-    <w:tmpl w:val="D520BF98"/>
-    <w:lvl w:ilvl="0" w:tplc="280A0001">
-      <w:start w:val="1"/>
-      <w:numFmt w:val="bullet"/>
-      <w:lvlText w:val=""/>
-      <w:lvlJc w:val="left"/>
-      <w:pPr>
-        <w:ind w:left="1788" w:hanging="360"/>
-      </w:pPr>
-      <w:rPr>
-        <w:rFonts w:ascii="Symbol" w:hAnsi="Symbol" w:hint="default"/>
-      </w:rPr>
-    </w:lvl>
-    <w:lvl w:ilvl="1" w:tplc="280A0003">
-      <w:start w:val="1"/>
-      <w:numFmt w:val="bullet"/>
-      <w:lvlText w:val="o"/>
-      <w:lvlJc w:val="left"/>
-      <w:pPr>
-        <w:ind w:left="2508" w:hanging="360"/>
-      </w:pPr>
-      <w:rPr>
-        <w:rFonts w:ascii="Courier New" w:hAnsi="Courier New" w:cs="Courier New" w:hint="default"/>
-      </w:rPr>
-    </w:lvl>
-    <w:lvl w:ilvl="2" w:tplc="280A0005">
-      <w:start w:val="1"/>
-      <w:numFmt w:val="bullet"/>
-      <w:lvlText w:val=""/>
-      <w:lvlJc w:val="left"/>
-      <w:pPr>
-        <w:ind w:left="3228" w:hanging="360"/>
-      </w:pPr>
-      <w:rPr>
-        <w:rFonts w:ascii="Wingdings" w:hAnsi="Wingdings" w:hint="default"/>
-      </w:rPr>
-    </w:lvl>
-    <w:lvl w:ilvl="3" w:tplc="331E5612">
-      <w:numFmt w:val="bullet"/>
-      <w:lvlText w:val="•"/>
-      <w:lvlJc w:val="left"/>
-      <w:pPr>
-        <w:ind w:left="3948" w:hanging="360"/>
-      </w:pPr>
-      <w:rPr>
-        <w:rFonts w:ascii="Calibri" w:eastAsiaTheme="minorHAnsi" w:hAnsi="Calibri" w:cstheme="minorBidi" w:hint="default"/>
-      </w:rPr>
-    </w:lvl>
-    <w:lvl w:ilvl="4" w:tplc="280A0003" w:tentative="1">
-      <w:start w:val="1"/>
-      <w:numFmt w:val="bullet"/>
-      <w:lvlText w:val="o"/>
-      <w:lvlJc w:val="left"/>
-      <w:pPr>
-        <w:ind w:left="4668" w:hanging="360"/>
-      </w:pPr>
-      <w:rPr>
-        <w:rFonts w:ascii="Courier New" w:hAnsi="Courier New" w:cs="Courier New" w:hint="default"/>
-      </w:rPr>
-    </w:lvl>
-    <w:lvl w:ilvl="5" w:tplc="280A0005" w:tentative="1">
-      <w:start w:val="1"/>
-      <w:numFmt w:val="bullet"/>
-      <w:lvlText w:val=""/>
-      <w:lvlJc w:val="left"/>
-      <w:pPr>
-        <w:ind w:left="5388" w:hanging="360"/>
-      </w:pPr>
-      <w:rPr>
-        <w:rFonts w:ascii="Wingdings" w:hAnsi="Wingdings" w:hint="default"/>
-      </w:rPr>
-    </w:lvl>
-    <w:lvl w:ilvl="6" w:tplc="280A0001" w:tentative="1">
-      <w:start w:val="1"/>
-      <w:numFmt w:val="bullet"/>
-      <w:lvlText w:val=""/>
-      <w:lvlJc w:val="left"/>
-      <w:pPr>
-        <w:ind w:left="6108" w:hanging="360"/>
-      </w:pPr>
-      <w:rPr>
-        <w:rFonts w:ascii="Symbol" w:hAnsi="Symbol" w:hint="default"/>
-      </w:rPr>
-    </w:lvl>
-    <w:lvl w:ilvl="7" w:tplc="280A0003" w:tentative="1">
-      <w:start w:val="1"/>
-      <w:numFmt w:val="bullet"/>
-      <w:lvlText w:val="o"/>
-      <w:lvlJc w:val="left"/>
-      <w:pPr>
-        <w:ind w:left="6828" w:hanging="360"/>
-      </w:pPr>
-      <w:rPr>
-        <w:rFonts w:ascii="Courier New" w:hAnsi="Courier New" w:cs="Courier New" w:hint="default"/>
-      </w:rPr>
-    </w:lvl>
-    <w:lvl w:ilvl="8" w:tplc="280A0005" w:tentative="1">
-      <w:start w:val="1"/>
-      <w:numFmt w:val="bullet"/>
-      <w:lvlText w:val=""/>
-      <w:lvlJc w:val="left"/>
-      <w:pPr>
-        <w:ind w:left="7548" w:hanging="360"/>
-      </w:pPr>
-      <w:rPr>
-        <w:rFonts w:ascii="Wingdings" w:hAnsi="Wingdings" w:hint="default"/>
-      </w:rPr>
-    </w:lvl>
-  </w:abstractNum>
-  <w:abstractNum w:abstractNumId="19" w15:restartNumberingAfterBreak="0">
-    <w:nsid w:val="337D04C1"/>
-    <w:multiLevelType w:val="multilevel"/>
-    <w:tmpl w:val="35C8A182"/>
-    <w:lvl w:ilvl="0">
-      <w:start w:val="1"/>
-      <w:numFmt w:val="bullet"/>
-      <w:lvlText w:val=""/>
-      <w:lvlJc w:val="left"/>
-      <w:pPr>
-        <w:tabs>
-          <w:tab w:val="num" w:pos="720"/>
-        </w:tabs>
-        <w:ind w:left="720" w:hanging="360"/>
-      </w:pPr>
-      <w:rPr>
-        <w:rFonts w:ascii="Symbol" w:hAnsi="Symbol" w:hint="default"/>
-        <w:sz w:val="20"/>
-      </w:rPr>
-    </w:lvl>
-    <w:lvl w:ilvl="1" w:tentative="1">
-      <w:start w:val="1"/>
-      <w:numFmt w:val="bullet"/>
-      <w:lvlText w:val="o"/>
-      <w:lvlJc w:val="left"/>
-      <w:pPr>
-        <w:tabs>
-          <w:tab w:val="num" w:pos="1440"/>
-        </w:tabs>
-        <w:ind w:left="1440" w:hanging="360"/>
-      </w:pPr>
-      <w:rPr>
-        <w:rFonts w:ascii="Courier New" w:hAnsi="Courier New" w:hint="default"/>
-        <w:sz w:val="20"/>
-      </w:rPr>
-    </w:lvl>
-    <w:lvl w:ilvl="2" w:tentative="1">
-      <w:start w:val="1"/>
-      <w:numFmt w:val="bullet"/>
-      <w:lvlText w:val=""/>
-      <w:lvlJc w:val="left"/>
-      <w:pPr>
-        <w:tabs>
-          <w:tab w:val="num" w:pos="2160"/>
-        </w:tabs>
-        <w:ind w:left="2160" w:hanging="360"/>
-      </w:pPr>
-      <w:rPr>
-        <w:rFonts w:ascii="Wingdings" w:hAnsi="Wingdings" w:hint="default"/>
-        <w:sz w:val="20"/>
-      </w:rPr>
-    </w:lvl>
-    <w:lvl w:ilvl="3" w:tentative="1">
-      <w:start w:val="1"/>
-      <w:numFmt w:val="bullet"/>
-      <w:lvlText w:val=""/>
-      <w:lvlJc w:val="left"/>
-      <w:pPr>
-        <w:tabs>
-          <w:tab w:val="num" w:pos="2880"/>
-        </w:tabs>
-        <w:ind w:left="2880" w:hanging="360"/>
-      </w:pPr>
-      <w:rPr>
-        <w:rFonts w:ascii="Wingdings" w:hAnsi="Wingdings" w:hint="default"/>
-        <w:sz w:val="20"/>
-      </w:rPr>
-    </w:lvl>
-    <w:lvl w:ilvl="4" w:tentative="1">
-      <w:start w:val="1"/>
-      <w:numFmt w:val="bullet"/>
-      <w:lvlText w:val=""/>
-      <w:lvlJc w:val="left"/>
-      <w:pPr>
-        <w:tabs>
-          <w:tab w:val="num" w:pos="3600"/>
-        </w:tabs>
-        <w:ind w:left="3600" w:hanging="360"/>
-      </w:pPr>
-      <w:rPr>
-        <w:rFonts w:ascii="Wingdings" w:hAnsi="Wingdings" w:hint="default"/>
-        <w:sz w:val="20"/>
-      </w:rPr>
-    </w:lvl>
-    <w:lvl w:ilvl="5" w:tentative="1">
-      <w:start w:val="1"/>
-      <w:numFmt w:val="bullet"/>
-      <w:lvlText w:val=""/>
-      <w:lvlJc w:val="left"/>
-      <w:pPr>
-        <w:tabs>
-          <w:tab w:val="num" w:pos="4320"/>
-        </w:tabs>
-        <w:ind w:left="4320" w:hanging="360"/>
-      </w:pPr>
-      <w:rPr>
-        <w:rFonts w:ascii="Wingdings" w:hAnsi="Wingdings" w:hint="default"/>
-        <w:sz w:val="20"/>
-      </w:rPr>
-    </w:lvl>
-    <w:lvl w:ilvl="6" w:tentative="1">
-      <w:start w:val="1"/>
-      <w:numFmt w:val="bullet"/>
-      <w:lvlText w:val=""/>
-      <w:lvlJc w:val="left"/>
-      <w:pPr>
-        <w:tabs>
-          <w:tab w:val="num" w:pos="5040"/>
-        </w:tabs>
-        <w:ind w:left="5040" w:hanging="360"/>
-      </w:pPr>
-      <w:rPr>
-        <w:rFonts w:ascii="Wingdings" w:hAnsi="Wingdings" w:hint="default"/>
-        <w:sz w:val="20"/>
-      </w:rPr>
-    </w:lvl>
-    <w:lvl w:ilvl="7" w:tentative="1">
-      <w:start w:val="1"/>
-      <w:numFmt w:val="bullet"/>
-      <w:lvlText w:val=""/>
-      <w:lvlJc w:val="left"/>
-      <w:pPr>
-        <w:tabs>
-          <w:tab w:val="num" w:pos="5760"/>
-        </w:tabs>
-        <w:ind w:left="5760" w:hanging="360"/>
-      </w:pPr>
-      <w:rPr>
-        <w:rFonts w:ascii="Wingdings" w:hAnsi="Wingdings" w:hint="default"/>
-        <w:sz w:val="20"/>
-      </w:rPr>
-    </w:lvl>
-    <w:lvl w:ilvl="8" w:tentative="1">
-      <w:start w:val="1"/>
-      <w:numFmt w:val="bullet"/>
-      <w:lvlText w:val=""/>
-      <w:lvlJc w:val="left"/>
-      <w:pPr>
-        <w:tabs>
-          <w:tab w:val="num" w:pos="6480"/>
-        </w:tabs>
-        <w:ind w:left="6480" w:hanging="360"/>
-      </w:pPr>
-      <w:rPr>
-        <w:rFonts w:ascii="Wingdings" w:hAnsi="Wingdings" w:hint="default"/>
-        <w:sz w:val="20"/>
-      </w:rPr>
-    </w:lvl>
-  </w:abstractNum>
-  <w:abstractNum w:abstractNumId="20" w15:restartNumberingAfterBreak="0">
-    <w:nsid w:val="39D44C88"/>
-    <w:multiLevelType w:val="multilevel"/>
-    <w:tmpl w:val="6C6C0A2E"/>
-    <w:lvl w:ilvl="0">
-      <w:start w:val="1"/>
-      <w:numFmt w:val="bullet"/>
-      <w:lvlText w:val=""/>
-      <w:lvlJc w:val="left"/>
-      <w:pPr>
-        <w:tabs>
-          <w:tab w:val="num" w:pos="720"/>
-        </w:tabs>
-        <w:ind w:left="720" w:hanging="360"/>
-      </w:pPr>
-      <w:rPr>
-        <w:rFonts w:ascii="Symbol" w:hAnsi="Symbol" w:hint="default"/>
-        <w:sz w:val="20"/>
-      </w:rPr>
-    </w:lvl>
-    <w:lvl w:ilvl="1">
-      <w:start w:val="1"/>
-      <w:numFmt w:val="bullet"/>
-      <w:lvlText w:val="o"/>
-      <w:lvlJc w:val="left"/>
-      <w:pPr>
-        <w:tabs>
-          <w:tab w:val="num" w:pos="1440"/>
-        </w:tabs>
-        <w:ind w:left="1440" w:hanging="360"/>
-      </w:pPr>
-      <w:rPr>
-        <w:rFonts w:ascii="Courier New" w:hAnsi="Courier New" w:hint="default"/>
-        <w:sz w:val="20"/>
-      </w:rPr>
-    </w:lvl>
-    <w:lvl w:ilvl="2" w:tentative="1">
-      <w:start w:val="1"/>
-      <w:numFmt w:val="bullet"/>
-      <w:lvlText w:val=""/>
-      <w:lvlJc w:val="left"/>
-      <w:pPr>
-        <w:tabs>
-          <w:tab w:val="num" w:pos="2160"/>
-        </w:tabs>
-        <w:ind w:left="2160" w:hanging="360"/>
-      </w:pPr>
-      <w:rPr>
-        <w:rFonts w:ascii="Wingdings" w:hAnsi="Wingdings" w:hint="default"/>
-        <w:sz w:val="20"/>
-      </w:rPr>
-    </w:lvl>
-    <w:lvl w:ilvl="3" w:tentative="1">
-      <w:start w:val="1"/>
-      <w:numFmt w:val="bullet"/>
-      <w:lvlText w:val=""/>
-      <w:lvlJc w:val="left"/>
-      <w:pPr>
-        <w:tabs>
-          <w:tab w:val="num" w:pos="2880"/>
-        </w:tabs>
-        <w:ind w:left="2880" w:hanging="360"/>
-      </w:pPr>
-      <w:rPr>
-        <w:rFonts w:ascii="Wingdings" w:hAnsi="Wingdings" w:hint="default"/>
-        <w:sz w:val="20"/>
-      </w:rPr>
-    </w:lvl>
-    <w:lvl w:ilvl="4" w:tentative="1">
-      <w:start w:val="1"/>
-      <w:numFmt w:val="bullet"/>
-      <w:lvlText w:val=""/>
-      <w:lvlJc w:val="left"/>
-      <w:pPr>
-        <w:tabs>
-          <w:tab w:val="num" w:pos="3600"/>
-        </w:tabs>
-        <w:ind w:left="3600" w:hanging="360"/>
-      </w:pPr>
-      <w:rPr>
-        <w:rFonts w:ascii="Wingdings" w:hAnsi="Wingdings" w:hint="default"/>
-        <w:sz w:val="20"/>
-      </w:rPr>
-    </w:lvl>
-    <w:lvl w:ilvl="5" w:tentative="1">
-      <w:start w:val="1"/>
-      <w:numFmt w:val="bullet"/>
-      <w:lvlText w:val=""/>
-      <w:lvlJc w:val="left"/>
-      <w:pPr>
-        <w:tabs>
-          <w:tab w:val="num" w:pos="4320"/>
-        </w:tabs>
-        <w:ind w:left="4320" w:hanging="360"/>
-      </w:pPr>
-      <w:rPr>
-        <w:rFonts w:ascii="Wingdings" w:hAnsi="Wingdings" w:hint="default"/>
-        <w:sz w:val="20"/>
-      </w:rPr>
-    </w:lvl>
-    <w:lvl w:ilvl="6" w:tentative="1">
-      <w:start w:val="1"/>
-      <w:numFmt w:val="bullet"/>
-      <w:lvlText w:val=""/>
-      <w:lvlJc w:val="left"/>
-      <w:pPr>
-        <w:tabs>
-          <w:tab w:val="num" w:pos="5040"/>
-        </w:tabs>
-        <w:ind w:left="5040" w:hanging="360"/>
-      </w:pPr>
-      <w:rPr>
-        <w:rFonts w:ascii="Wingdings" w:hAnsi="Wingdings" w:hint="default"/>
-        <w:sz w:val="20"/>
-      </w:rPr>
-    </w:lvl>
-    <w:lvl w:ilvl="7" w:tentative="1">
-      <w:start w:val="1"/>
-      <w:numFmt w:val="bullet"/>
-      <w:lvlText w:val=""/>
-      <w:lvlJc w:val="left"/>
-      <w:pPr>
-        <w:tabs>
-          <w:tab w:val="num" w:pos="5760"/>
-        </w:tabs>
-        <w:ind w:left="5760" w:hanging="360"/>
-      </w:pPr>
-      <w:rPr>
-        <w:rFonts w:ascii="Wingdings" w:hAnsi="Wingdings" w:hint="default"/>
-        <w:sz w:val="20"/>
-      </w:rPr>
-    </w:lvl>
-    <w:lvl w:ilvl="8" w:tentative="1">
-      <w:start w:val="1"/>
-      <w:numFmt w:val="bullet"/>
-      <w:lvlText w:val=""/>
-      <w:lvlJc w:val="left"/>
-      <w:pPr>
-        <w:tabs>
-          <w:tab w:val="num" w:pos="6480"/>
-        </w:tabs>
-        <w:ind w:left="6480" w:hanging="360"/>
-      </w:pPr>
-      <w:rPr>
-        <w:rFonts w:ascii="Wingdings" w:hAnsi="Wingdings" w:hint="default"/>
-        <w:sz w:val="20"/>
-      </w:rPr>
-    </w:lvl>
-  </w:abstractNum>
-  <w:abstractNum w:abstractNumId="21" w15:restartNumberingAfterBreak="0">
-    <w:nsid w:val="3A503BC5"/>
-    <w:multiLevelType w:val="multilevel"/>
-    <w:tmpl w:val="280A001F"/>
-    <w:lvl w:ilvl="0">
-      <w:start w:val="1"/>
-      <w:numFmt w:val="decimal"/>
-      <w:lvlText w:val="%1."/>
-      <w:lvlJc w:val="left"/>
-      <w:pPr>
-        <w:ind w:left="360" w:hanging="360"/>
-      </w:pPr>
-    </w:lvl>
-    <w:lvl w:ilvl="1">
-      <w:start w:val="1"/>
-      <w:numFmt w:val="decimal"/>
-      <w:lvlText w:val="%1.%2."/>
-      <w:lvlJc w:val="left"/>
-      <w:pPr>
-        <w:ind w:left="792" w:hanging="432"/>
-      </w:pPr>
-    </w:lvl>
-    <w:lvl w:ilvl="2">
-      <w:start w:val="1"/>
-      <w:numFmt w:val="decimal"/>
-      <w:lvlText w:val="%1.%2.%3."/>
-      <w:lvlJc w:val="left"/>
-      <w:pPr>
-        <w:ind w:left="1224" w:hanging="504"/>
-      </w:pPr>
-    </w:lvl>
-    <w:lvl w:ilvl="3">
-      <w:start w:val="1"/>
-      <w:numFmt w:val="decimal"/>
-      <w:lvlText w:val="%1.%2.%3.%4."/>
-      <w:lvlJc w:val="left"/>
-      <w:pPr>
-        <w:ind w:left="1728" w:hanging="648"/>
-      </w:pPr>
-    </w:lvl>
-    <w:lvl w:ilvl="4">
-      <w:start w:val="1"/>
-      <w:numFmt w:val="decimal"/>
-      <w:lvlText w:val="%1.%2.%3.%4.%5."/>
-      <w:lvlJc w:val="left"/>
-      <w:pPr>
-        <w:ind w:left="2232" w:hanging="792"/>
-      </w:pPr>
-    </w:lvl>
-    <w:lvl w:ilvl="5">
-      <w:start w:val="1"/>
-      <w:numFmt w:val="decimal"/>
-      <w:lvlText w:val="%1.%2.%3.%4.%5.%6."/>
-      <w:lvlJc w:val="left"/>
-      <w:pPr>
-        <w:ind w:left="2736" w:hanging="936"/>
-      </w:pPr>
-    </w:lvl>
-    <w:lvl w:ilvl="6">
-      <w:start w:val="1"/>
-      <w:numFmt w:val="decimal"/>
-      <w:lvlText w:val="%1.%2.%3.%4.%5.%6.%7."/>
-      <w:lvlJc w:val="left"/>
-      <w:pPr>
-        <w:ind w:left="3240" w:hanging="1080"/>
-      </w:pPr>
-    </w:lvl>
-    <w:lvl w:ilvl="7">
-      <w:start w:val="1"/>
-      <w:numFmt w:val="decimal"/>
-      <w:lvlText w:val="%1.%2.%3.%4.%5.%6.%7.%8."/>
-      <w:lvlJc w:val="left"/>
-      <w:pPr>
-        <w:ind w:left="3744" w:hanging="1224"/>
-      </w:pPr>
-    </w:lvl>
-    <w:lvl w:ilvl="8">
-      <w:start w:val="1"/>
-      <w:numFmt w:val="decimal"/>
-      <w:lvlText w:val="%1.%2.%3.%4.%5.%6.%7.%8.%9."/>
-      <w:lvlJc w:val="left"/>
-      <w:pPr>
-        <w:ind w:left="4320" w:hanging="1440"/>
-      </w:pPr>
-    </w:lvl>
-  </w:abstractNum>
-  <w:abstractNum w:abstractNumId="22" w15:restartNumberingAfterBreak="0">
-    <w:nsid w:val="3BB70BAE"/>
-    <w:multiLevelType w:val="multilevel"/>
-    <w:tmpl w:val="E24C0416"/>
-    <w:lvl w:ilvl="0">
-      <w:start w:val="3"/>
-      <w:numFmt w:val="decimal"/>
-      <w:lvlText w:val="%1."/>
-      <w:lvlJc w:val="left"/>
-      <w:pPr>
-        <w:ind w:left="390" w:hanging="390"/>
-      </w:pPr>
-      <w:rPr>
-        <w:rFonts w:asciiTheme="majorHAnsi" w:eastAsiaTheme="majorEastAsia" w:hAnsiTheme="majorHAnsi" w:cstheme="majorBidi" w:hint="default"/>
-        <w:sz w:val="26"/>
-      </w:rPr>
-    </w:lvl>
-    <w:lvl w:ilvl="1">
-      <w:start w:val="1"/>
-      <w:numFmt w:val="decimal"/>
-      <w:lvlText w:val="%1.%2."/>
-      <w:lvlJc w:val="left"/>
-      <w:pPr>
-        <w:ind w:left="390" w:hanging="390"/>
-      </w:pPr>
-      <w:rPr>
-        <w:rFonts w:asciiTheme="majorHAnsi" w:eastAsiaTheme="majorEastAsia" w:hAnsiTheme="majorHAnsi" w:cstheme="majorBidi" w:hint="default"/>
-        <w:sz w:val="26"/>
-      </w:rPr>
-    </w:lvl>
-    <w:lvl w:ilvl="2">
-      <w:start w:val="1"/>
-      <w:numFmt w:val="decimal"/>
-      <w:lvlText w:val="%1.%2.%3."/>
-      <w:lvlJc w:val="left"/>
-      <w:pPr>
-        <w:ind w:left="720" w:hanging="720"/>
-      </w:pPr>
-      <w:rPr>
-        <w:rFonts w:asciiTheme="majorHAnsi" w:eastAsiaTheme="majorEastAsia" w:hAnsiTheme="majorHAnsi" w:cstheme="majorBidi" w:hint="default"/>
-        <w:sz w:val="26"/>
-      </w:rPr>
-    </w:lvl>
-    <w:lvl w:ilvl="3">
-      <w:start w:val="1"/>
-      <w:numFmt w:val="decimal"/>
-      <w:lvlText w:val="%1.%2.%3.%4."/>
-      <w:lvlJc w:val="left"/>
-      <w:pPr>
-        <w:ind w:left="720" w:hanging="720"/>
-      </w:pPr>
-      <w:rPr>
-        <w:rFonts w:asciiTheme="majorHAnsi" w:eastAsiaTheme="majorEastAsia" w:hAnsiTheme="majorHAnsi" w:cstheme="majorBidi" w:hint="default"/>
-        <w:sz w:val="26"/>
-      </w:rPr>
-    </w:lvl>
-    <w:lvl w:ilvl="4">
-      <w:start w:val="1"/>
-      <w:numFmt w:val="decimal"/>
-      <w:lvlText w:val="%1.%2.%3.%4.%5."/>
-      <w:lvlJc w:val="left"/>
-      <w:pPr>
-        <w:ind w:left="1080" w:hanging="1080"/>
-      </w:pPr>
-      <w:rPr>
-        <w:rFonts w:asciiTheme="majorHAnsi" w:eastAsiaTheme="majorEastAsia" w:hAnsiTheme="majorHAnsi" w:cstheme="majorBidi" w:hint="default"/>
-        <w:sz w:val="26"/>
-      </w:rPr>
-    </w:lvl>
-    <w:lvl w:ilvl="5">
-      <w:start w:val="1"/>
-      <w:numFmt w:val="decimal"/>
-      <w:lvlText w:val="%1.%2.%3.%4.%5.%6."/>
-      <w:lvlJc w:val="left"/>
-      <w:pPr>
-        <w:ind w:left="1080" w:hanging="1080"/>
-      </w:pPr>
-      <w:rPr>
-        <w:rFonts w:asciiTheme="majorHAnsi" w:eastAsiaTheme="majorEastAsia" w:hAnsiTheme="majorHAnsi" w:cstheme="majorBidi" w:hint="default"/>
-        <w:sz w:val="26"/>
-      </w:rPr>
-    </w:lvl>
-    <w:lvl w:ilvl="6">
-      <w:start w:val="1"/>
-      <w:numFmt w:val="decimal"/>
-      <w:lvlText w:val="%1.%2.%3.%4.%5.%6.%7."/>
-      <w:lvlJc w:val="left"/>
-      <w:pPr>
-        <w:ind w:left="1440" w:hanging="1440"/>
-      </w:pPr>
-      <w:rPr>
-        <w:rFonts w:asciiTheme="majorHAnsi" w:eastAsiaTheme="majorEastAsia" w:hAnsiTheme="majorHAnsi" w:cstheme="majorBidi" w:hint="default"/>
-        <w:sz w:val="26"/>
-      </w:rPr>
-    </w:lvl>
-    <w:lvl w:ilvl="7">
-      <w:start w:val="1"/>
-      <w:numFmt w:val="decimal"/>
-      <w:lvlText w:val="%1.%2.%3.%4.%5.%6.%7.%8."/>
-      <w:lvlJc w:val="left"/>
-      <w:pPr>
-        <w:ind w:left="1440" w:hanging="1440"/>
-      </w:pPr>
-      <w:rPr>
-        <w:rFonts w:asciiTheme="majorHAnsi" w:eastAsiaTheme="majorEastAsia" w:hAnsiTheme="majorHAnsi" w:cstheme="majorBidi" w:hint="default"/>
-        <w:sz w:val="26"/>
-      </w:rPr>
-    </w:lvl>
-    <w:lvl w:ilvl="8">
-      <w:start w:val="1"/>
-      <w:numFmt w:val="decimal"/>
-      <w:lvlText w:val="%1.%2.%3.%4.%5.%6.%7.%8.%9."/>
-      <w:lvlJc w:val="left"/>
-      <w:pPr>
-        <w:ind w:left="1800" w:hanging="1800"/>
-      </w:pPr>
-      <w:rPr>
-        <w:rFonts w:asciiTheme="majorHAnsi" w:eastAsiaTheme="majorEastAsia" w:hAnsiTheme="majorHAnsi" w:cstheme="majorBidi" w:hint="default"/>
-        <w:sz w:val="26"/>
-      </w:rPr>
-    </w:lvl>
-  </w:abstractNum>
-  <w:abstractNum w:abstractNumId="23" w15:restartNumberingAfterBreak="0">
-    <w:nsid w:val="431E23FC"/>
-    <w:multiLevelType w:val="multilevel"/>
-    <w:tmpl w:val="41A0185E"/>
-    <w:lvl w:ilvl="0">
-      <w:start w:val="1"/>
-      <w:numFmt w:val="bullet"/>
-      <w:lvlText w:val=""/>
-      <w:lvlJc w:val="left"/>
-      <w:pPr>
-        <w:tabs>
-          <w:tab w:val="num" w:pos="720"/>
-        </w:tabs>
-        <w:ind w:left="720" w:hanging="360"/>
-      </w:pPr>
-      <w:rPr>
-        <w:rFonts w:ascii="Symbol" w:hAnsi="Symbol" w:hint="default"/>
-        <w:sz w:val="20"/>
-      </w:rPr>
-    </w:lvl>
-    <w:lvl w:ilvl="1" w:tentative="1">
-      <w:start w:val="1"/>
-      <w:numFmt w:val="bullet"/>
-      <w:lvlText w:val="o"/>
-      <w:lvlJc w:val="left"/>
-      <w:pPr>
-        <w:tabs>
-          <w:tab w:val="num" w:pos="1440"/>
-        </w:tabs>
-        <w:ind w:left="1440" w:hanging="360"/>
-      </w:pPr>
-      <w:rPr>
-        <w:rFonts w:ascii="Courier New" w:hAnsi="Courier New" w:hint="default"/>
-        <w:sz w:val="20"/>
-      </w:rPr>
-    </w:lvl>
-    <w:lvl w:ilvl="2" w:tentative="1">
-      <w:start w:val="1"/>
-      <w:numFmt w:val="bullet"/>
-      <w:lvlText w:val=""/>
-      <w:lvlJc w:val="left"/>
-      <w:pPr>
-        <w:tabs>
-          <w:tab w:val="num" w:pos="2160"/>
-        </w:tabs>
-        <w:ind w:left="2160" w:hanging="360"/>
-      </w:pPr>
-      <w:rPr>
-        <w:rFonts w:ascii="Wingdings" w:hAnsi="Wingdings" w:hint="default"/>
-        <w:sz w:val="20"/>
-      </w:rPr>
-    </w:lvl>
-    <w:lvl w:ilvl="3" w:tentative="1">
-      <w:start w:val="1"/>
-      <w:numFmt w:val="bullet"/>
-      <w:lvlText w:val=""/>
-      <w:lvlJc w:val="left"/>
-      <w:pPr>
-        <w:tabs>
-          <w:tab w:val="num" w:pos="2880"/>
-        </w:tabs>
-        <w:ind w:left="2880" w:hanging="360"/>
-      </w:pPr>
-      <w:rPr>
-        <w:rFonts w:ascii="Wingdings" w:hAnsi="Wingdings" w:hint="default"/>
-        <w:sz w:val="20"/>
-      </w:rPr>
-    </w:lvl>
-    <w:lvl w:ilvl="4" w:tentative="1">
-      <w:start w:val="1"/>
-      <w:numFmt w:val="bullet"/>
-      <w:lvlText w:val=""/>
-      <w:lvlJc w:val="left"/>
-      <w:pPr>
-        <w:tabs>
-          <w:tab w:val="num" w:pos="3600"/>
-        </w:tabs>
-        <w:ind w:left="3600" w:hanging="360"/>
-      </w:pPr>
-      <w:rPr>
-        <w:rFonts w:ascii="Wingdings" w:hAnsi="Wingdings" w:hint="default"/>
-        <w:sz w:val="20"/>
-      </w:rPr>
-    </w:lvl>
-    <w:lvl w:ilvl="5" w:tentative="1">
-      <w:start w:val="1"/>
-      <w:numFmt w:val="bullet"/>
-      <w:lvlText w:val=""/>
-      <w:lvlJc w:val="left"/>
-      <w:pPr>
-        <w:tabs>
-          <w:tab w:val="num" w:pos="4320"/>
-        </w:tabs>
-        <w:ind w:left="4320" w:hanging="360"/>
-      </w:pPr>
-      <w:rPr>
-        <w:rFonts w:ascii="Wingdings" w:hAnsi="Wingdings" w:hint="default"/>
-        <w:sz w:val="20"/>
-      </w:rPr>
-    </w:lvl>
-    <w:lvl w:ilvl="6" w:tentative="1">
-      <w:start w:val="1"/>
-      <w:numFmt w:val="bullet"/>
-      <w:lvlText w:val=""/>
-      <w:lvlJc w:val="left"/>
-      <w:pPr>
-        <w:tabs>
-          <w:tab w:val="num" w:pos="5040"/>
-        </w:tabs>
-        <w:ind w:left="5040" w:hanging="360"/>
-      </w:pPr>
-      <w:rPr>
-        <w:rFonts w:ascii="Wingdings" w:hAnsi="Wingdings" w:hint="default"/>
-        <w:sz w:val="20"/>
-      </w:rPr>
-    </w:lvl>
-    <w:lvl w:ilvl="7" w:tentative="1">
-      <w:start w:val="1"/>
-      <w:numFmt w:val="bullet"/>
-      <w:lvlText w:val=""/>
-      <w:lvlJc w:val="left"/>
-      <w:pPr>
-        <w:tabs>
-          <w:tab w:val="num" w:pos="5760"/>
-        </w:tabs>
-        <w:ind w:left="5760" w:hanging="360"/>
-      </w:pPr>
-      <w:rPr>
-        <w:rFonts w:ascii="Wingdings" w:hAnsi="Wingdings" w:hint="default"/>
-        <w:sz w:val="20"/>
-      </w:rPr>
-    </w:lvl>
-    <w:lvl w:ilvl="8" w:tentative="1">
-      <w:start w:val="1"/>
-      <w:numFmt w:val="bullet"/>
-      <w:lvlText w:val=""/>
-      <w:lvlJc w:val="left"/>
-      <w:pPr>
-        <w:tabs>
-          <w:tab w:val="num" w:pos="6480"/>
-        </w:tabs>
-        <w:ind w:left="6480" w:hanging="360"/>
-      </w:pPr>
-      <w:rPr>
-        <w:rFonts w:ascii="Wingdings" w:hAnsi="Wingdings" w:hint="default"/>
-        <w:sz w:val="20"/>
-      </w:rPr>
-    </w:lvl>
-  </w:abstractNum>
-  <w:abstractNum w:abstractNumId="24" w15:restartNumberingAfterBreak="0">
-    <w:nsid w:val="45063E19"/>
-    <w:multiLevelType w:val="multilevel"/>
-    <w:tmpl w:val="04ACB7EE"/>
-    <w:lvl w:ilvl="0">
-      <w:start w:val="1"/>
-      <w:numFmt w:val="decimal"/>
-      <w:lvlText w:val="%1."/>
-      <w:lvlJc w:val="left"/>
-      <w:pPr>
-        <w:ind w:left="360" w:hanging="360"/>
-      </w:pPr>
-    </w:lvl>
-    <w:lvl w:ilvl="1">
-      <w:start w:val="1"/>
-      <w:numFmt w:val="decimal"/>
-      <w:lvlText w:val="%1.%2."/>
-      <w:lvlJc w:val="left"/>
-      <w:pPr>
-        <w:ind w:left="792" w:hanging="432"/>
-      </w:pPr>
-    </w:lvl>
-    <w:lvl w:ilvl="2">
-      <w:start w:val="1"/>
-      <w:numFmt w:val="decimal"/>
-      <w:lvlText w:val="%1.%2.%3."/>
-      <w:lvlJc w:val="left"/>
-      <w:pPr>
-        <w:ind w:left="1224" w:hanging="504"/>
-      </w:pPr>
-    </w:lvl>
-    <w:lvl w:ilvl="3">
-      <w:start w:val="1"/>
-      <w:numFmt w:val="decimal"/>
-      <w:lvlText w:val="%1.%2.%3.%4."/>
-      <w:lvlJc w:val="left"/>
-      <w:pPr>
-        <w:ind w:left="1728" w:hanging="648"/>
-      </w:pPr>
-    </w:lvl>
-    <w:lvl w:ilvl="4">
-      <w:start w:val="1"/>
-      <w:numFmt w:val="decimal"/>
-      <w:lvlText w:val="%1.%2.%3.%4.%5."/>
-      <w:lvlJc w:val="left"/>
-      <w:pPr>
-        <w:ind w:left="2232" w:hanging="792"/>
-      </w:pPr>
-    </w:lvl>
-    <w:lvl w:ilvl="5">
-      <w:start w:val="1"/>
-      <w:numFmt w:val="decimal"/>
-      <w:lvlText w:val="%1.%2.%3.%4.%5.%6."/>
-      <w:lvlJc w:val="left"/>
-      <w:pPr>
-        <w:ind w:left="2736" w:hanging="936"/>
-      </w:pPr>
-    </w:lvl>
-    <w:lvl w:ilvl="6">
-      <w:start w:val="1"/>
-      <w:numFmt w:val="decimal"/>
-      <w:lvlText w:val="%1.%2.%3.%4.%5.%6.%7."/>
-      <w:lvlJc w:val="left"/>
-      <w:pPr>
-        <w:ind w:left="3240" w:hanging="1080"/>
-      </w:pPr>
-    </w:lvl>
-    <w:lvl w:ilvl="7">
-      <w:start w:val="1"/>
-      <w:numFmt w:val="decimal"/>
-      <w:lvlText w:val="%1.%2.%3.%4.%5.%6.%7.%8."/>
-      <w:lvlJc w:val="left"/>
-      <w:pPr>
-        <w:ind w:left="3744" w:hanging="1224"/>
-      </w:pPr>
-    </w:lvl>
-    <w:lvl w:ilvl="8">
-      <w:start w:val="1"/>
-      <w:numFmt w:val="decimal"/>
-      <w:lvlText w:val="%1.%2.%3.%4.%5.%6.%7.%8.%9."/>
-      <w:lvlJc w:val="left"/>
-      <w:pPr>
-        <w:ind w:left="4320" w:hanging="1440"/>
-      </w:pPr>
-    </w:lvl>
-  </w:abstractNum>
-  <w:abstractNum w:abstractNumId="25" w15:restartNumberingAfterBreak="0">
-    <w:nsid w:val="473B7003"/>
-    <w:multiLevelType w:val="multilevel"/>
-    <w:tmpl w:val="FCC47AD8"/>
-    <w:lvl w:ilvl="0">
-      <w:start w:val="1"/>
-      <w:numFmt w:val="decimal"/>
-      <w:lvlText w:val="%1."/>
-      <w:lvlJc w:val="left"/>
-      <w:pPr>
-        <w:ind w:left="720" w:hanging="360"/>
-      </w:pPr>
-    </w:lvl>
-    <w:lvl w:ilvl="1">
-      <w:start w:val="1"/>
-      <w:numFmt w:val="decimal"/>
-      <w:lvlText w:val="%1.%2."/>
-      <w:lvlJc w:val="left"/>
-      <w:pPr>
-        <w:ind w:left="1152" w:hanging="432"/>
-      </w:pPr>
-    </w:lvl>
-    <w:lvl w:ilvl="2">
-      <w:start w:val="1"/>
-      <w:numFmt w:val="decimal"/>
-      <w:lvlText w:val="%1.%2.%3."/>
-      <w:lvlJc w:val="left"/>
-      <w:pPr>
-        <w:ind w:left="1584" w:hanging="504"/>
-      </w:pPr>
-    </w:lvl>
-    <w:lvl w:ilvl="3">
-      <w:start w:val="1"/>
-      <w:numFmt w:val="decimal"/>
-      <w:lvlText w:val="%1.%2.%3.%4."/>
-      <w:lvlJc w:val="left"/>
-      <w:pPr>
-        <w:ind w:left="2088" w:hanging="648"/>
-      </w:pPr>
-    </w:lvl>
-    <w:lvl w:ilvl="4">
-      <w:start w:val="1"/>
-      <w:numFmt w:val="decimal"/>
-      <w:lvlText w:val="%1.%2.%3.%4.%5."/>
-      <w:lvlJc w:val="left"/>
-      <w:pPr>
-        <w:ind w:left="2592" w:hanging="792"/>
-      </w:pPr>
-    </w:lvl>
-    <w:lvl w:ilvl="5">
-      <w:start w:val="1"/>
-      <w:numFmt w:val="decimal"/>
-      <w:lvlText w:val="%1.%2.%3.%4.%5.%6."/>
-      <w:lvlJc w:val="left"/>
-      <w:pPr>
-        <w:ind w:left="3096" w:hanging="936"/>
-      </w:pPr>
-    </w:lvl>
-    <w:lvl w:ilvl="6">
-      <w:start w:val="1"/>
-      <w:numFmt w:val="decimal"/>
-      <w:lvlText w:val="%1.%2.%3.%4.%5.%6.%7."/>
-      <w:lvlJc w:val="left"/>
-      <w:pPr>
-        <w:ind w:left="3600" w:hanging="1080"/>
-      </w:pPr>
-    </w:lvl>
-    <w:lvl w:ilvl="7">
-      <w:start w:val="1"/>
-      <w:numFmt w:val="decimal"/>
-      <w:lvlText w:val="%1.%2.%3.%4.%5.%6.%7.%8."/>
-      <w:lvlJc w:val="left"/>
-      <w:pPr>
-        <w:ind w:left="4104" w:hanging="1224"/>
-      </w:pPr>
-    </w:lvl>
-    <w:lvl w:ilvl="8">
-      <w:start w:val="1"/>
-      <w:numFmt w:val="decimal"/>
-      <w:lvlText w:val="%1.%2.%3.%4.%5.%6.%7.%8.%9."/>
-      <w:lvlJc w:val="left"/>
-      <w:pPr>
-        <w:ind w:left="4680" w:hanging="1440"/>
-      </w:pPr>
-    </w:lvl>
-  </w:abstractNum>
-  <w:abstractNum w:abstractNumId="26" w15:restartNumberingAfterBreak="0">
-    <w:nsid w:val="4D5746D6"/>
-    <w:multiLevelType w:val="multilevel"/>
-    <w:tmpl w:val="696E0750"/>
-    <w:lvl w:ilvl="0">
-      <w:start w:val="1"/>
-      <w:numFmt w:val="bullet"/>
-      <w:lvlText w:val=""/>
-      <w:lvlJc w:val="left"/>
-      <w:pPr>
-        <w:tabs>
-          <w:tab w:val="num" w:pos="720"/>
-        </w:tabs>
-        <w:ind w:left="720" w:hanging="360"/>
-      </w:pPr>
-      <w:rPr>
-        <w:rFonts w:ascii="Symbol" w:hAnsi="Symbol" w:hint="default"/>
-        <w:sz w:val="20"/>
-      </w:rPr>
-    </w:lvl>
-    <w:lvl w:ilvl="1" w:tentative="1">
-      <w:start w:val="1"/>
-      <w:numFmt w:val="bullet"/>
-      <w:lvlText w:val="o"/>
-      <w:lvlJc w:val="left"/>
-      <w:pPr>
-        <w:tabs>
-          <w:tab w:val="num" w:pos="1440"/>
-        </w:tabs>
-        <w:ind w:left="1440" w:hanging="360"/>
-      </w:pPr>
-      <w:rPr>
-        <w:rFonts w:ascii="Courier New" w:hAnsi="Courier New" w:hint="default"/>
-        <w:sz w:val="20"/>
-      </w:rPr>
-    </w:lvl>
-    <w:lvl w:ilvl="2" w:tentative="1">
-      <w:start w:val="1"/>
-      <w:numFmt w:val="bullet"/>
-      <w:lvlText w:val=""/>
-      <w:lvlJc w:val="left"/>
-      <w:pPr>
-        <w:tabs>
-          <w:tab w:val="num" w:pos="2160"/>
-        </w:tabs>
-        <w:ind w:left="2160" w:hanging="360"/>
-      </w:pPr>
-      <w:rPr>
-        <w:rFonts w:ascii="Wingdings" w:hAnsi="Wingdings" w:hint="default"/>
-        <w:sz w:val="20"/>
-      </w:rPr>
-    </w:lvl>
-    <w:lvl w:ilvl="3" w:tentative="1">
-      <w:start w:val="1"/>
-      <w:numFmt w:val="bullet"/>
-      <w:lvlText w:val=""/>
-      <w:lvlJc w:val="left"/>
-      <w:pPr>
-        <w:tabs>
-          <w:tab w:val="num" w:pos="2880"/>
-        </w:tabs>
-        <w:ind w:left="2880" w:hanging="360"/>
-      </w:pPr>
-      <w:rPr>
-        <w:rFonts w:ascii="Wingdings" w:hAnsi="Wingdings" w:hint="default"/>
-        <w:sz w:val="20"/>
-      </w:rPr>
-    </w:lvl>
-    <w:lvl w:ilvl="4" w:tentative="1">
-      <w:start w:val="1"/>
-      <w:numFmt w:val="bullet"/>
-      <w:lvlText w:val=""/>
-      <w:lvlJc w:val="left"/>
-      <w:pPr>
-        <w:tabs>
-          <w:tab w:val="num" w:pos="3600"/>
-        </w:tabs>
-        <w:ind w:left="3600" w:hanging="360"/>
-      </w:pPr>
-      <w:rPr>
-        <w:rFonts w:ascii="Wingdings" w:hAnsi="Wingdings" w:hint="default"/>
-        <w:sz w:val="20"/>
-      </w:rPr>
-    </w:lvl>
-    <w:lvl w:ilvl="5" w:tentative="1">
-      <w:start w:val="1"/>
-      <w:numFmt w:val="bullet"/>
-      <w:lvlText w:val=""/>
-      <w:lvlJc w:val="left"/>
-      <w:pPr>
-        <w:tabs>
-          <w:tab w:val="num" w:pos="4320"/>
-        </w:tabs>
-        <w:ind w:left="4320" w:hanging="360"/>
-      </w:pPr>
-      <w:rPr>
-        <w:rFonts w:ascii="Wingdings" w:hAnsi="Wingdings" w:hint="default"/>
-        <w:sz w:val="20"/>
-      </w:rPr>
-    </w:lvl>
-    <w:lvl w:ilvl="6" w:tentative="1">
-      <w:start w:val="1"/>
-      <w:numFmt w:val="bullet"/>
-      <w:lvlText w:val=""/>
-      <w:lvlJc w:val="left"/>
-      <w:pPr>
-        <w:tabs>
-          <w:tab w:val="num" w:pos="5040"/>
-        </w:tabs>
-        <w:ind w:left="5040" w:hanging="360"/>
-      </w:pPr>
-      <w:rPr>
-        <w:rFonts w:ascii="Wingdings" w:hAnsi="Wingdings" w:hint="default"/>
-        <w:sz w:val="20"/>
-      </w:rPr>
-    </w:lvl>
-    <w:lvl w:ilvl="7" w:tentative="1">
-      <w:start w:val="1"/>
-      <w:numFmt w:val="bullet"/>
-      <w:lvlText w:val=""/>
-      <w:lvlJc w:val="left"/>
-      <w:pPr>
-        <w:tabs>
-          <w:tab w:val="num" w:pos="5760"/>
-        </w:tabs>
-        <w:ind w:left="5760" w:hanging="360"/>
-      </w:pPr>
-      <w:rPr>
-        <w:rFonts w:ascii="Wingdings" w:hAnsi="Wingdings" w:hint="default"/>
-        <w:sz w:val="20"/>
-      </w:rPr>
-    </w:lvl>
-    <w:lvl w:ilvl="8" w:tentative="1">
-      <w:start w:val="1"/>
-      <w:numFmt w:val="bullet"/>
-      <w:lvlText w:val=""/>
-      <w:lvlJc w:val="left"/>
-      <w:pPr>
-        <w:tabs>
-          <w:tab w:val="num" w:pos="6480"/>
-        </w:tabs>
-        <w:ind w:left="6480" w:hanging="360"/>
-      </w:pPr>
-      <w:rPr>
-        <w:rFonts w:ascii="Wingdings" w:hAnsi="Wingdings" w:hint="default"/>
-        <w:sz w:val="20"/>
-      </w:rPr>
-    </w:lvl>
-  </w:abstractNum>
-  <w:abstractNum w:abstractNumId="27" w15:restartNumberingAfterBreak="0">
-    <w:nsid w:val="4F8D15EB"/>
-    <w:multiLevelType w:val="hybridMultilevel"/>
-    <w:tmpl w:val="2EC8F5DA"/>
-    <w:lvl w:ilvl="0" w:tplc="280A0001">
-      <w:start w:val="1"/>
-      <w:numFmt w:val="bullet"/>
-      <w:lvlText w:val=""/>
-      <w:lvlJc w:val="left"/>
-      <w:pPr>
-        <w:ind w:left="1788" w:hanging="360"/>
-      </w:pPr>
-      <w:rPr>
-        <w:rFonts w:ascii="Symbol" w:hAnsi="Symbol" w:hint="default"/>
-      </w:rPr>
-    </w:lvl>
-    <w:lvl w:ilvl="1" w:tplc="280A0003" w:tentative="1">
-      <w:start w:val="1"/>
-      <w:numFmt w:val="bullet"/>
-      <w:lvlText w:val="o"/>
-      <w:lvlJc w:val="left"/>
-      <w:pPr>
-        <w:ind w:left="2508" w:hanging="360"/>
-      </w:pPr>
-      <w:rPr>
-        <w:rFonts w:ascii="Courier New" w:hAnsi="Courier New" w:cs="Courier New" w:hint="default"/>
-      </w:rPr>
-    </w:lvl>
-    <w:lvl w:ilvl="2" w:tplc="280A0005" w:tentative="1">
-      <w:start w:val="1"/>
-      <w:numFmt w:val="bullet"/>
-      <w:lvlText w:val=""/>
-      <w:lvlJc w:val="left"/>
-      <w:pPr>
-        <w:ind w:left="3228" w:hanging="360"/>
-      </w:pPr>
-      <w:rPr>
-        <w:rFonts w:ascii="Wingdings" w:hAnsi="Wingdings" w:hint="default"/>
-      </w:rPr>
-    </w:lvl>
-    <w:lvl w:ilvl="3" w:tplc="280A0001" w:tentative="1">
-      <w:start w:val="1"/>
-      <w:numFmt w:val="bullet"/>
-      <w:lvlText w:val=""/>
-      <w:lvlJc w:val="left"/>
-      <w:pPr>
-        <w:ind w:left="3948" w:hanging="360"/>
-      </w:pPr>
-      <w:rPr>
-        <w:rFonts w:ascii="Symbol" w:hAnsi="Symbol" w:hint="default"/>
-      </w:rPr>
-    </w:lvl>
-    <w:lvl w:ilvl="4" w:tplc="280A0003" w:tentative="1">
-      <w:start w:val="1"/>
-      <w:numFmt w:val="bullet"/>
-      <w:lvlText w:val="o"/>
-      <w:lvlJc w:val="left"/>
-      <w:pPr>
-        <w:ind w:left="4668" w:hanging="360"/>
-      </w:pPr>
-      <w:rPr>
-        <w:rFonts w:ascii="Courier New" w:hAnsi="Courier New" w:cs="Courier New" w:hint="default"/>
-      </w:rPr>
-    </w:lvl>
-    <w:lvl w:ilvl="5" w:tplc="280A0005" w:tentative="1">
-      <w:start w:val="1"/>
-      <w:numFmt w:val="bullet"/>
-      <w:lvlText w:val=""/>
-      <w:lvlJc w:val="left"/>
-      <w:pPr>
-        <w:ind w:left="5388" w:hanging="360"/>
-      </w:pPr>
-      <w:rPr>
-        <w:rFonts w:ascii="Wingdings" w:hAnsi="Wingdings" w:hint="default"/>
-      </w:rPr>
-    </w:lvl>
-    <w:lvl w:ilvl="6" w:tplc="280A0001" w:tentative="1">
-      <w:start w:val="1"/>
-      <w:numFmt w:val="bullet"/>
-      <w:lvlText w:val=""/>
-      <w:lvlJc w:val="left"/>
-      <w:pPr>
-        <w:ind w:left="6108" w:hanging="360"/>
-      </w:pPr>
-      <w:rPr>
-        <w:rFonts w:ascii="Symbol" w:hAnsi="Symbol" w:hint="default"/>
-      </w:rPr>
-    </w:lvl>
-    <w:lvl w:ilvl="7" w:tplc="280A0003" w:tentative="1">
-      <w:start w:val="1"/>
-      <w:numFmt w:val="bullet"/>
-      <w:lvlText w:val="o"/>
-      <w:lvlJc w:val="left"/>
-      <w:pPr>
-        <w:ind w:left="6828" w:hanging="360"/>
-      </w:pPr>
-      <w:rPr>
-        <w:rFonts w:ascii="Courier New" w:hAnsi="Courier New" w:cs="Courier New" w:hint="default"/>
-      </w:rPr>
-    </w:lvl>
-    <w:lvl w:ilvl="8" w:tplc="280A0005" w:tentative="1">
-      <w:start w:val="1"/>
-      <w:numFmt w:val="bullet"/>
-      <w:lvlText w:val=""/>
-      <w:lvlJc w:val="left"/>
-      <w:pPr>
-        <w:ind w:left="7548" w:hanging="360"/>
-      </w:pPr>
-      <w:rPr>
-        <w:rFonts w:ascii="Wingdings" w:hAnsi="Wingdings" w:hint="default"/>
-      </w:rPr>
-    </w:lvl>
-  </w:abstractNum>
-  <w:abstractNum w:abstractNumId="28" w15:restartNumberingAfterBreak="0">
-    <w:nsid w:val="50202DF1"/>
-    <w:multiLevelType w:val="multilevel"/>
-    <w:tmpl w:val="280A001F"/>
-    <w:lvl w:ilvl="0">
-      <w:start w:val="1"/>
-      <w:numFmt w:val="decimal"/>
-      <w:lvlText w:val="%1."/>
-      <w:lvlJc w:val="left"/>
-      <w:pPr>
-        <w:ind w:left="360" w:hanging="360"/>
-      </w:pPr>
-    </w:lvl>
-    <w:lvl w:ilvl="1">
-      <w:start w:val="1"/>
-      <w:numFmt w:val="decimal"/>
-      <w:lvlText w:val="%1.%2."/>
-      <w:lvlJc w:val="left"/>
-      <w:pPr>
-        <w:ind w:left="792" w:hanging="432"/>
-      </w:pPr>
-    </w:lvl>
-    <w:lvl w:ilvl="2">
-      <w:start w:val="1"/>
-      <w:numFmt w:val="decimal"/>
-      <w:lvlText w:val="%1.%2.%3."/>
-      <w:lvlJc w:val="left"/>
-      <w:pPr>
-        <w:ind w:left="1224" w:hanging="504"/>
-      </w:pPr>
-    </w:lvl>
-    <w:lvl w:ilvl="3">
-      <w:start w:val="1"/>
-      <w:numFmt w:val="decimal"/>
-      <w:lvlText w:val="%1.%2.%3.%4."/>
-      <w:lvlJc w:val="left"/>
-      <w:pPr>
-        <w:ind w:left="1728" w:hanging="648"/>
-      </w:pPr>
-    </w:lvl>
-    <w:lvl w:ilvl="4">
-      <w:start w:val="1"/>
-      <w:numFmt w:val="decimal"/>
-      <w:lvlText w:val="%1.%2.%3.%4.%5."/>
-      <w:lvlJc w:val="left"/>
-      <w:pPr>
-        <w:ind w:left="2232" w:hanging="792"/>
-      </w:pPr>
-    </w:lvl>
-    <w:lvl w:ilvl="5">
-      <w:start w:val="1"/>
-      <w:numFmt w:val="decimal"/>
-      <w:lvlText w:val="%1.%2.%3.%4.%5.%6."/>
-      <w:lvlJc w:val="left"/>
-      <w:pPr>
-        <w:ind w:left="2736" w:hanging="936"/>
-      </w:pPr>
-    </w:lvl>
-    <w:lvl w:ilvl="6">
-      <w:start w:val="1"/>
-      <w:numFmt w:val="decimal"/>
-      <w:lvlText w:val="%1.%2.%3.%4.%5.%6.%7."/>
-      <w:lvlJc w:val="left"/>
-      <w:pPr>
-        <w:ind w:left="3240" w:hanging="1080"/>
-      </w:pPr>
-    </w:lvl>
-    <w:lvl w:ilvl="7">
-      <w:start w:val="1"/>
-      <w:numFmt w:val="decimal"/>
-      <w:lvlText w:val="%1.%2.%3.%4.%5.%6.%7.%8."/>
-      <w:lvlJc w:val="left"/>
-      <w:pPr>
-        <w:ind w:left="3744" w:hanging="1224"/>
-      </w:pPr>
-    </w:lvl>
-    <w:lvl w:ilvl="8">
-      <w:start w:val="1"/>
-      <w:numFmt w:val="decimal"/>
-      <w:lvlText w:val="%1.%2.%3.%4.%5.%6.%7.%8.%9."/>
-      <w:lvlJc w:val="left"/>
-      <w:pPr>
-        <w:ind w:left="4320" w:hanging="1440"/>
-      </w:pPr>
-    </w:lvl>
-  </w:abstractNum>
-  <w:abstractNum w:abstractNumId="29" w15:restartNumberingAfterBreak="0">
-    <w:nsid w:val="591957B8"/>
-    <w:multiLevelType w:val="hybridMultilevel"/>
-    <w:tmpl w:val="EA6AA2FE"/>
-    <w:lvl w:ilvl="0" w:tplc="280A0001">
-      <w:start w:val="1"/>
-      <w:numFmt w:val="bullet"/>
-      <w:lvlText w:val=""/>
-      <w:lvlJc w:val="left"/>
-      <w:pPr>
-        <w:ind w:left="1428" w:hanging="360"/>
-      </w:pPr>
-      <w:rPr>
-        <w:rFonts w:ascii="Symbol" w:hAnsi="Symbol" w:hint="default"/>
-      </w:rPr>
-    </w:lvl>
-    <w:lvl w:ilvl="1" w:tplc="280A0003" w:tentative="1">
-      <w:start w:val="1"/>
-      <w:numFmt w:val="bullet"/>
-      <w:lvlText w:val="o"/>
-      <w:lvlJc w:val="left"/>
-      <w:pPr>
-        <w:ind w:left="2148" w:hanging="360"/>
-      </w:pPr>
-      <w:rPr>
-        <w:rFonts w:ascii="Courier New" w:hAnsi="Courier New" w:cs="Courier New" w:hint="default"/>
-      </w:rPr>
-    </w:lvl>
-    <w:lvl w:ilvl="2" w:tplc="280A0005" w:tentative="1">
-      <w:start w:val="1"/>
-      <w:numFmt w:val="bullet"/>
-      <w:lvlText w:val=""/>
-      <w:lvlJc w:val="left"/>
-      <w:pPr>
-        <w:ind w:left="2868" w:hanging="360"/>
-      </w:pPr>
-      <w:rPr>
-        <w:rFonts w:ascii="Wingdings" w:hAnsi="Wingdings" w:hint="default"/>
-      </w:rPr>
-    </w:lvl>
-    <w:lvl w:ilvl="3" w:tplc="280A0001" w:tentative="1">
-      <w:start w:val="1"/>
-      <w:numFmt w:val="bullet"/>
-      <w:lvlText w:val=""/>
-      <w:lvlJc w:val="left"/>
-      <w:pPr>
-        <w:ind w:left="3588" w:hanging="360"/>
-      </w:pPr>
-      <w:rPr>
-        <w:rFonts w:ascii="Symbol" w:hAnsi="Symbol" w:hint="default"/>
-      </w:rPr>
-    </w:lvl>
-    <w:lvl w:ilvl="4" w:tplc="280A0003" w:tentative="1">
-      <w:start w:val="1"/>
-      <w:numFmt w:val="bullet"/>
-      <w:lvlText w:val="o"/>
-      <w:lvlJc w:val="left"/>
-      <w:pPr>
-        <w:ind w:left="4308" w:hanging="360"/>
-      </w:pPr>
-      <w:rPr>
-        <w:rFonts w:ascii="Courier New" w:hAnsi="Courier New" w:cs="Courier New" w:hint="default"/>
-      </w:rPr>
-    </w:lvl>
-    <w:lvl w:ilvl="5" w:tplc="280A0005" w:tentative="1">
-      <w:start w:val="1"/>
-      <w:numFmt w:val="bullet"/>
-      <w:lvlText w:val=""/>
-      <w:lvlJc w:val="left"/>
-      <w:pPr>
-        <w:ind w:left="5028" w:hanging="360"/>
-      </w:pPr>
-      <w:rPr>
-        <w:rFonts w:ascii="Wingdings" w:hAnsi="Wingdings" w:hint="default"/>
-      </w:rPr>
-    </w:lvl>
-    <w:lvl w:ilvl="6" w:tplc="280A0001" w:tentative="1">
-      <w:start w:val="1"/>
-      <w:numFmt w:val="bullet"/>
-      <w:lvlText w:val=""/>
-      <w:lvlJc w:val="left"/>
-      <w:pPr>
-        <w:ind w:left="5748" w:hanging="360"/>
-      </w:pPr>
-      <w:rPr>
-        <w:rFonts w:ascii="Symbol" w:hAnsi="Symbol" w:hint="default"/>
-      </w:rPr>
-    </w:lvl>
-    <w:lvl w:ilvl="7" w:tplc="280A0003" w:tentative="1">
-      <w:start w:val="1"/>
-      <w:numFmt w:val="bullet"/>
-      <w:lvlText w:val="o"/>
-      <w:lvlJc w:val="left"/>
-      <w:pPr>
-        <w:ind w:left="6468" w:hanging="360"/>
-      </w:pPr>
-      <w:rPr>
-        <w:rFonts w:ascii="Courier New" w:hAnsi="Courier New" w:cs="Courier New" w:hint="default"/>
-      </w:rPr>
-    </w:lvl>
-    <w:lvl w:ilvl="8" w:tplc="280A0005" w:tentative="1">
-      <w:start w:val="1"/>
-      <w:numFmt w:val="bullet"/>
-      <w:lvlText w:val=""/>
-      <w:lvlJc w:val="left"/>
-      <w:pPr>
-        <w:ind w:left="7188" w:hanging="360"/>
-      </w:pPr>
-      <w:rPr>
-        <w:rFonts w:ascii="Wingdings" w:hAnsi="Wingdings" w:hint="default"/>
-      </w:rPr>
-    </w:lvl>
-  </w:abstractNum>
-  <w:abstractNum w:abstractNumId="30" w15:restartNumberingAfterBreak="0">
-    <w:nsid w:val="59D63465"/>
-    <w:multiLevelType w:val="multilevel"/>
-    <w:tmpl w:val="C8B665E4"/>
-    <w:lvl w:ilvl="0">
-      <w:start w:val="1"/>
-      <w:numFmt w:val="decimal"/>
-      <w:lvlText w:val="%1."/>
-      <w:lvlJc w:val="left"/>
-      <w:pPr>
-        <w:ind w:left="360" w:hanging="360"/>
-      </w:pPr>
-    </w:lvl>
-    <w:lvl w:ilvl="1">
-      <w:start w:val="1"/>
-      <w:numFmt w:val="decimal"/>
-      <w:lvlText w:val="%1.%2."/>
-      <w:lvlJc w:val="left"/>
-      <w:pPr>
-        <w:ind w:left="792" w:hanging="432"/>
-      </w:pPr>
-    </w:lvl>
-    <w:lvl w:ilvl="2">
-      <w:start w:val="1"/>
-      <w:numFmt w:val="decimal"/>
-      <w:lvlText w:val="%1.%2.%3."/>
-      <w:lvlJc w:val="left"/>
-      <w:pPr>
-        <w:ind w:left="1224" w:hanging="504"/>
-      </w:pPr>
-    </w:lvl>
-    <w:lvl w:ilvl="3">
-      <w:start w:val="1"/>
-      <w:numFmt w:val="decimal"/>
-      <w:lvlText w:val="%1.%2.%3.%4."/>
-      <w:lvlJc w:val="left"/>
-      <w:pPr>
-        <w:ind w:left="1728" w:hanging="648"/>
-      </w:pPr>
-    </w:lvl>
-    <w:lvl w:ilvl="4">
-      <w:start w:val="1"/>
-      <w:numFmt w:val="decimal"/>
-      <w:lvlText w:val="%1.%2.%3.%4.%5."/>
-      <w:lvlJc w:val="left"/>
-      <w:pPr>
-        <w:ind w:left="2232" w:hanging="792"/>
-      </w:pPr>
-    </w:lvl>
-    <w:lvl w:ilvl="5">
-      <w:start w:val="1"/>
-      <w:numFmt w:val="decimal"/>
-      <w:lvlText w:val="%1.%2.%3.%4.%5.%6."/>
-      <w:lvlJc w:val="left"/>
-      <w:pPr>
-        <w:ind w:left="2736" w:hanging="936"/>
-      </w:pPr>
-    </w:lvl>
-    <w:lvl w:ilvl="6">
-      <w:start w:val="1"/>
-      <w:numFmt w:val="decimal"/>
-      <w:lvlText w:val="%1.%2.%3.%4.%5.%6.%7."/>
-      <w:lvlJc w:val="left"/>
-      <w:pPr>
-        <w:ind w:left="3240" w:hanging="1080"/>
-      </w:pPr>
-    </w:lvl>
-    <w:lvl w:ilvl="7">
-      <w:start w:val="1"/>
-      <w:numFmt w:val="decimal"/>
-      <w:lvlText w:val="%1.%2.%3.%4.%5.%6.%7.%8."/>
-      <w:lvlJc w:val="left"/>
-      <w:pPr>
-        <w:ind w:left="3744" w:hanging="1224"/>
-      </w:pPr>
-    </w:lvl>
-    <w:lvl w:ilvl="8">
-      <w:start w:val="1"/>
-      <w:numFmt w:val="decimal"/>
-      <w:lvlText w:val="%1.%2.%3.%4.%5.%6.%7.%8.%9."/>
-      <w:lvlJc w:val="left"/>
-      <w:pPr>
-        <w:ind w:left="4320" w:hanging="1440"/>
-      </w:pPr>
-    </w:lvl>
-  </w:abstractNum>
-  <w:abstractNum w:abstractNumId="31" w15:restartNumberingAfterBreak="0">
-    <w:nsid w:val="5A4125FB"/>
-    <w:multiLevelType w:val="multilevel"/>
-    <w:tmpl w:val="280A001F"/>
-    <w:lvl w:ilvl="0">
-      <w:start w:val="1"/>
-      <w:numFmt w:val="decimal"/>
-      <w:lvlText w:val="%1."/>
-      <w:lvlJc w:val="left"/>
-      <w:pPr>
-        <w:ind w:left="360" w:hanging="360"/>
-      </w:pPr>
-    </w:lvl>
-    <w:lvl w:ilvl="1">
-      <w:start w:val="1"/>
-      <w:numFmt w:val="decimal"/>
-      <w:lvlText w:val="%1.%2."/>
-      <w:lvlJc w:val="left"/>
-      <w:pPr>
-        <w:ind w:left="792" w:hanging="432"/>
-      </w:pPr>
-    </w:lvl>
-    <w:lvl w:ilvl="2">
-      <w:start w:val="1"/>
-      <w:numFmt w:val="decimal"/>
-      <w:lvlText w:val="%1.%2.%3."/>
-      <w:lvlJc w:val="left"/>
-      <w:pPr>
-        <w:ind w:left="1224" w:hanging="504"/>
-      </w:pPr>
-    </w:lvl>
-    <w:lvl w:ilvl="3">
-      <w:start w:val="1"/>
-      <w:numFmt w:val="decimal"/>
-      <w:lvlText w:val="%1.%2.%3.%4."/>
-      <w:lvlJc w:val="left"/>
-      <w:pPr>
-        <w:ind w:left="1728" w:hanging="648"/>
-      </w:pPr>
-    </w:lvl>
-    <w:lvl w:ilvl="4">
-      <w:start w:val="1"/>
-      <w:numFmt w:val="decimal"/>
-      <w:lvlText w:val="%1.%2.%3.%4.%5."/>
-      <w:lvlJc w:val="left"/>
-      <w:pPr>
-        <w:ind w:left="2232" w:hanging="792"/>
-      </w:pPr>
-    </w:lvl>
-    <w:lvl w:ilvl="5">
-      <w:start w:val="1"/>
-      <w:numFmt w:val="decimal"/>
-      <w:lvlText w:val="%1.%2.%3.%4.%5.%6."/>
-      <w:lvlJc w:val="left"/>
-      <w:pPr>
-        <w:ind w:left="2736" w:hanging="936"/>
-      </w:pPr>
-    </w:lvl>
-    <w:lvl w:ilvl="6">
-      <w:start w:val="1"/>
-      <w:numFmt w:val="decimal"/>
-      <w:lvlText w:val="%1.%2.%3.%4.%5.%6.%7."/>
-      <w:lvlJc w:val="left"/>
-      <w:pPr>
-        <w:ind w:left="3240" w:hanging="1080"/>
-      </w:pPr>
-    </w:lvl>
-    <w:lvl w:ilvl="7">
-      <w:start w:val="1"/>
-      <w:numFmt w:val="decimal"/>
-      <w:lvlText w:val="%1.%2.%3.%4.%5.%6.%7.%8."/>
-      <w:lvlJc w:val="left"/>
-      <w:pPr>
-        <w:ind w:left="3744" w:hanging="1224"/>
-      </w:pPr>
-    </w:lvl>
-    <w:lvl w:ilvl="8">
-      <w:start w:val="1"/>
-      <w:numFmt w:val="decimal"/>
-      <w:lvlText w:val="%1.%2.%3.%4.%5.%6.%7.%8.%9."/>
-      <w:lvlJc w:val="left"/>
-      <w:pPr>
-        <w:ind w:left="4320" w:hanging="1440"/>
-      </w:pPr>
-    </w:lvl>
-  </w:abstractNum>
-  <w:abstractNum w:abstractNumId="32" w15:restartNumberingAfterBreak="0">
-    <w:nsid w:val="5AAD72C3"/>
-    <w:multiLevelType w:val="multilevel"/>
-    <w:tmpl w:val="06CC0CFA"/>
-    <w:lvl w:ilvl="0">
-      <w:start w:val="1"/>
-      <w:numFmt w:val="bullet"/>
-      <w:lvlText w:val=""/>
-      <w:lvlJc w:val="left"/>
-      <w:pPr>
-        <w:tabs>
-          <w:tab w:val="num" w:pos="720"/>
-        </w:tabs>
-        <w:ind w:left="720" w:hanging="360"/>
-      </w:pPr>
-      <w:rPr>
-        <w:rFonts w:ascii="Symbol" w:hAnsi="Symbol" w:hint="default"/>
-        <w:sz w:val="20"/>
-      </w:rPr>
-    </w:lvl>
-    <w:lvl w:ilvl="1" w:tentative="1">
-      <w:start w:val="1"/>
-      <w:numFmt w:val="bullet"/>
-      <w:lvlText w:val="o"/>
-      <w:lvlJc w:val="left"/>
-      <w:pPr>
-        <w:tabs>
-          <w:tab w:val="num" w:pos="1440"/>
-        </w:tabs>
-        <w:ind w:left="1440" w:hanging="360"/>
-      </w:pPr>
-      <w:rPr>
-        <w:rFonts w:ascii="Courier New" w:hAnsi="Courier New" w:hint="default"/>
-        <w:sz w:val="20"/>
-      </w:rPr>
-    </w:lvl>
-    <w:lvl w:ilvl="2" w:tentative="1">
-      <w:start w:val="1"/>
-      <w:numFmt w:val="bullet"/>
-      <w:lvlText w:val=""/>
-      <w:lvlJc w:val="left"/>
-      <w:pPr>
-        <w:tabs>
-          <w:tab w:val="num" w:pos="2160"/>
-        </w:tabs>
-        <w:ind w:left="2160" w:hanging="360"/>
-      </w:pPr>
-      <w:rPr>
-        <w:rFonts w:ascii="Wingdings" w:hAnsi="Wingdings" w:hint="default"/>
-        <w:sz w:val="20"/>
-      </w:rPr>
-    </w:lvl>
-    <w:lvl w:ilvl="3" w:tentative="1">
-      <w:start w:val="1"/>
-      <w:numFmt w:val="bullet"/>
-      <w:lvlText w:val=""/>
-      <w:lvlJc w:val="left"/>
-      <w:pPr>
-        <w:tabs>
-          <w:tab w:val="num" w:pos="2880"/>
-        </w:tabs>
-        <w:ind w:left="2880" w:hanging="360"/>
-      </w:pPr>
-      <w:rPr>
-        <w:rFonts w:ascii="Wingdings" w:hAnsi="Wingdings" w:hint="default"/>
-        <w:sz w:val="20"/>
-      </w:rPr>
-    </w:lvl>
-    <w:lvl w:ilvl="4" w:tentative="1">
-      <w:start w:val="1"/>
-      <w:numFmt w:val="bullet"/>
-      <w:lvlText w:val=""/>
-      <w:lvlJc w:val="left"/>
-      <w:pPr>
-        <w:tabs>
-          <w:tab w:val="num" w:pos="3600"/>
-        </w:tabs>
-        <w:ind w:left="3600" w:hanging="360"/>
-      </w:pPr>
-      <w:rPr>
-        <w:rFonts w:ascii="Wingdings" w:hAnsi="Wingdings" w:hint="default"/>
-        <w:sz w:val="20"/>
-      </w:rPr>
-    </w:lvl>
-    <w:lvl w:ilvl="5" w:tentative="1">
-      <w:start w:val="1"/>
-      <w:numFmt w:val="bullet"/>
-      <w:lvlText w:val=""/>
-      <w:lvlJc w:val="left"/>
-      <w:pPr>
-        <w:tabs>
-          <w:tab w:val="num" w:pos="4320"/>
-        </w:tabs>
-        <w:ind w:left="4320" w:hanging="360"/>
-      </w:pPr>
-      <w:rPr>
-        <w:rFonts w:ascii="Wingdings" w:hAnsi="Wingdings" w:hint="default"/>
-        <w:sz w:val="20"/>
-      </w:rPr>
-    </w:lvl>
-    <w:lvl w:ilvl="6" w:tentative="1">
-      <w:start w:val="1"/>
-      <w:numFmt w:val="bullet"/>
-      <w:lvlText w:val=""/>
-      <w:lvlJc w:val="left"/>
-      <w:pPr>
-        <w:tabs>
-          <w:tab w:val="num" w:pos="5040"/>
-        </w:tabs>
-        <w:ind w:left="5040" w:hanging="360"/>
-      </w:pPr>
-      <w:rPr>
-        <w:rFonts w:ascii="Wingdings" w:hAnsi="Wingdings" w:hint="default"/>
-        <w:sz w:val="20"/>
-      </w:rPr>
-    </w:lvl>
-    <w:lvl w:ilvl="7" w:tentative="1">
-      <w:start w:val="1"/>
-      <w:numFmt w:val="bullet"/>
-      <w:lvlText w:val=""/>
-      <w:lvlJc w:val="left"/>
-      <w:pPr>
-        <w:tabs>
-          <w:tab w:val="num" w:pos="5760"/>
-        </w:tabs>
-        <w:ind w:left="5760" w:hanging="360"/>
-      </w:pPr>
-      <w:rPr>
-        <w:rFonts w:ascii="Wingdings" w:hAnsi="Wingdings" w:hint="default"/>
-        <w:sz w:val="20"/>
-      </w:rPr>
-    </w:lvl>
-    <w:lvl w:ilvl="8" w:tentative="1">
-      <w:start w:val="1"/>
-      <w:numFmt w:val="bullet"/>
-      <w:lvlText w:val=""/>
-      <w:lvlJc w:val="left"/>
-      <w:pPr>
-        <w:tabs>
-          <w:tab w:val="num" w:pos="6480"/>
-        </w:tabs>
-        <w:ind w:left="6480" w:hanging="360"/>
-      </w:pPr>
-      <w:rPr>
-        <w:rFonts w:ascii="Wingdings" w:hAnsi="Wingdings" w:hint="default"/>
-        <w:sz w:val="20"/>
-      </w:rPr>
-    </w:lvl>
-  </w:abstractNum>
-  <w:abstractNum w:abstractNumId="33" w15:restartNumberingAfterBreak="0">
-    <w:nsid w:val="5FB27F34"/>
-    <w:multiLevelType w:val="hybridMultilevel"/>
-    <w:tmpl w:val="B59E000C"/>
-    <w:lvl w:ilvl="0" w:tplc="280A0001">
-      <w:start w:val="1"/>
-      <w:numFmt w:val="bullet"/>
-      <w:lvlText w:val=""/>
-      <w:lvlJc w:val="left"/>
-      <w:pPr>
-        <w:ind w:left="360" w:hanging="360"/>
-      </w:pPr>
-      <w:rPr>
-        <w:rFonts w:ascii="Symbol" w:hAnsi="Symbol" w:hint="default"/>
-      </w:rPr>
-    </w:lvl>
-    <w:lvl w:ilvl="1" w:tplc="280A0003" w:tentative="1">
-      <w:start w:val="1"/>
-      <w:numFmt w:val="bullet"/>
-      <w:lvlText w:val="o"/>
-      <w:lvlJc w:val="left"/>
-      <w:pPr>
-        <w:ind w:left="1080" w:hanging="360"/>
-      </w:pPr>
-      <w:rPr>
-        <w:rFonts w:ascii="Courier New" w:hAnsi="Courier New" w:cs="Courier New" w:hint="default"/>
-      </w:rPr>
-    </w:lvl>
-    <w:lvl w:ilvl="2" w:tplc="280A0005" w:tentative="1">
-      <w:start w:val="1"/>
-      <w:numFmt w:val="bullet"/>
-      <w:lvlText w:val=""/>
-      <w:lvlJc w:val="left"/>
-      <w:pPr>
-        <w:ind w:left="1800" w:hanging="360"/>
-      </w:pPr>
-      <w:rPr>
-        <w:rFonts w:ascii="Wingdings" w:hAnsi="Wingdings" w:hint="default"/>
-      </w:rPr>
-    </w:lvl>
-    <w:lvl w:ilvl="3" w:tplc="280A0001" w:tentative="1">
-      <w:start w:val="1"/>
-      <w:numFmt w:val="bullet"/>
-      <w:lvlText w:val=""/>
-      <w:lvlJc w:val="left"/>
-      <w:pPr>
-        <w:ind w:left="2520" w:hanging="360"/>
-      </w:pPr>
-      <w:rPr>
-        <w:rFonts w:ascii="Symbol" w:hAnsi="Symbol" w:hint="default"/>
-      </w:rPr>
-    </w:lvl>
-    <w:lvl w:ilvl="4" w:tplc="280A0003" w:tentative="1">
-      <w:start w:val="1"/>
-      <w:numFmt w:val="bullet"/>
-      <w:lvlText w:val="o"/>
-      <w:lvlJc w:val="left"/>
-      <w:pPr>
-        <w:ind w:left="3240" w:hanging="360"/>
-      </w:pPr>
-      <w:rPr>
-        <w:rFonts w:ascii="Courier New" w:hAnsi="Courier New" w:cs="Courier New" w:hint="default"/>
-      </w:rPr>
-    </w:lvl>
-    <w:lvl w:ilvl="5" w:tplc="280A0005" w:tentative="1">
-      <w:start w:val="1"/>
-      <w:numFmt w:val="bullet"/>
-      <w:lvlText w:val=""/>
-      <w:lvlJc w:val="left"/>
-      <w:pPr>
-        <w:ind w:left="3960" w:hanging="360"/>
-      </w:pPr>
-      <w:rPr>
-        <w:rFonts w:ascii="Wingdings" w:hAnsi="Wingdings" w:hint="default"/>
-      </w:rPr>
-    </w:lvl>
-    <w:lvl w:ilvl="6" w:tplc="280A0001" w:tentative="1">
-      <w:start w:val="1"/>
-      <w:numFmt w:val="bullet"/>
-      <w:lvlText w:val=""/>
-      <w:lvlJc w:val="left"/>
-      <w:pPr>
-        <w:ind w:left="4680" w:hanging="360"/>
-      </w:pPr>
-      <w:rPr>
-        <w:rFonts w:ascii="Symbol" w:hAnsi="Symbol" w:hint="default"/>
-      </w:rPr>
-    </w:lvl>
-    <w:lvl w:ilvl="7" w:tplc="280A0003" w:tentative="1">
-      <w:start w:val="1"/>
-      <w:numFmt w:val="bullet"/>
-      <w:lvlText w:val="o"/>
-      <w:lvlJc w:val="left"/>
-      <w:pPr>
-        <w:ind w:left="5400" w:hanging="360"/>
-      </w:pPr>
-      <w:rPr>
-        <w:rFonts w:ascii="Courier New" w:hAnsi="Courier New" w:cs="Courier New" w:hint="default"/>
-      </w:rPr>
-    </w:lvl>
-    <w:lvl w:ilvl="8" w:tplc="280A0005" w:tentative="1">
-      <w:start w:val="1"/>
-      <w:numFmt w:val="bullet"/>
-      <w:lvlText w:val=""/>
-      <w:lvlJc w:val="left"/>
-      <w:pPr>
-        <w:ind w:left="6120" w:hanging="360"/>
-      </w:pPr>
-      <w:rPr>
-        <w:rFonts w:ascii="Wingdings" w:hAnsi="Wingdings" w:hint="default"/>
-      </w:rPr>
-    </w:lvl>
-  </w:abstractNum>
-  <w:abstractNum w:abstractNumId="34" w15:restartNumberingAfterBreak="0">
-    <w:nsid w:val="671311B9"/>
-    <w:multiLevelType w:val="multilevel"/>
-    <w:tmpl w:val="280A001F"/>
-    <w:lvl w:ilvl="0">
-      <w:start w:val="1"/>
-      <w:numFmt w:val="decimal"/>
-      <w:lvlText w:val="%1."/>
-      <w:lvlJc w:val="left"/>
-      <w:pPr>
-        <w:ind w:left="360" w:hanging="360"/>
-      </w:pPr>
-      <w:rPr>
-        <w:rFonts w:hint="default"/>
-      </w:rPr>
-    </w:lvl>
-    <w:lvl w:ilvl="1">
-      <w:start w:val="1"/>
-      <w:numFmt w:val="decimal"/>
-      <w:lvlText w:val="%1.%2."/>
-      <w:lvlJc w:val="left"/>
-      <w:pPr>
-        <w:ind w:left="792" w:hanging="432"/>
-      </w:pPr>
-      <w:rPr>
-        <w:rFonts w:hint="default"/>
-      </w:rPr>
-    </w:lvl>
-    <w:lvl w:ilvl="2">
-      <w:start w:val="1"/>
-      <w:numFmt w:val="decimal"/>
-      <w:lvlText w:val="%1.%2.%3."/>
-      <w:lvlJc w:val="left"/>
-      <w:pPr>
-        <w:ind w:left="1224" w:hanging="504"/>
-      </w:pPr>
-      <w:rPr>
-        <w:rFonts w:hint="default"/>
-      </w:rPr>
-    </w:lvl>
-    <w:lvl w:ilvl="3">
-      <w:start w:val="1"/>
-      <w:numFmt w:val="decimal"/>
-      <w:lvlText w:val="%1.%2.%3.%4."/>
-      <w:lvlJc w:val="left"/>
-      <w:pPr>
-        <w:ind w:left="1728" w:hanging="648"/>
-      </w:pPr>
-      <w:rPr>
-        <w:rFonts w:hint="default"/>
-      </w:rPr>
-    </w:lvl>
-    <w:lvl w:ilvl="4">
-      <w:start w:val="1"/>
-      <w:numFmt w:val="decimal"/>
-      <w:lvlText w:val="%1.%2.%3.%4.%5."/>
-      <w:lvlJc w:val="left"/>
-      <w:pPr>
-        <w:ind w:left="2232" w:hanging="792"/>
-      </w:pPr>
-      <w:rPr>
-        <w:rFonts w:hint="default"/>
-      </w:rPr>
-    </w:lvl>
-    <w:lvl w:ilvl="5">
-      <w:start w:val="1"/>
-      <w:numFmt w:val="decimal"/>
-      <w:lvlText w:val="%1.%2.%3.%4.%5.%6."/>
-      <w:lvlJc w:val="left"/>
-      <w:pPr>
-        <w:ind w:left="2736" w:hanging="936"/>
-      </w:pPr>
-      <w:rPr>
-        <w:rFonts w:hint="default"/>
-      </w:rPr>
-    </w:lvl>
-    <w:lvl w:ilvl="6">
-      <w:start w:val="1"/>
-      <w:numFmt w:val="decimal"/>
-      <w:lvlText w:val="%1.%2.%3.%4.%5.%6.%7."/>
-      <w:lvlJc w:val="left"/>
-      <w:pPr>
-        <w:ind w:left="3240" w:hanging="1080"/>
-      </w:pPr>
-      <w:rPr>
-        <w:rFonts w:hint="default"/>
-      </w:rPr>
-    </w:lvl>
-    <w:lvl w:ilvl="7">
-      <w:start w:val="1"/>
-      <w:numFmt w:val="decimal"/>
-      <w:lvlText w:val="%1.%2.%3.%4.%5.%6.%7.%8."/>
-      <w:lvlJc w:val="left"/>
-      <w:pPr>
-        <w:ind w:left="3744" w:hanging="1224"/>
-      </w:pPr>
-      <w:rPr>
-        <w:rFonts w:hint="default"/>
-      </w:rPr>
-    </w:lvl>
-    <w:lvl w:ilvl="8">
-      <w:start w:val="1"/>
-      <w:numFmt w:val="decimal"/>
-      <w:lvlText w:val="%1.%2.%3.%4.%5.%6.%7.%8.%9."/>
-      <w:lvlJc w:val="left"/>
-      <w:pPr>
-        <w:ind w:left="4320" w:hanging="1440"/>
-      </w:pPr>
-      <w:rPr>
-        <w:rFonts w:hint="default"/>
-      </w:rPr>
-    </w:lvl>
-  </w:abstractNum>
-  <w:abstractNum w:abstractNumId="35" w15:restartNumberingAfterBreak="0">
-    <w:nsid w:val="67683F8A"/>
-    <w:multiLevelType w:val="multilevel"/>
-    <w:tmpl w:val="15AA6F84"/>
-    <w:lvl w:ilvl="0">
-      <w:start w:val="3"/>
-      <w:numFmt w:val="decimal"/>
-      <w:lvlText w:val="%1."/>
-      <w:lvlJc w:val="left"/>
-      <w:pPr>
-        <w:ind w:left="390" w:hanging="390"/>
-      </w:pPr>
-      <w:rPr>
-        <w:rFonts w:asciiTheme="majorHAnsi" w:eastAsiaTheme="majorEastAsia" w:hAnsiTheme="majorHAnsi" w:cstheme="majorBidi" w:hint="default"/>
-        <w:color w:val="2E74B5" w:themeColor="accent1" w:themeShade="BF"/>
-        <w:sz w:val="26"/>
-      </w:rPr>
-    </w:lvl>
-    <w:lvl w:ilvl="1">
-      <w:start w:val="1"/>
-      <w:numFmt w:val="decimal"/>
-      <w:lvlText w:val="%1.%2."/>
-      <w:lvlJc w:val="left"/>
-      <w:pPr>
-        <w:ind w:left="390" w:hanging="390"/>
-      </w:pPr>
-      <w:rPr>
-        <w:rFonts w:asciiTheme="majorHAnsi" w:eastAsiaTheme="majorEastAsia" w:hAnsiTheme="majorHAnsi" w:cstheme="majorBidi" w:hint="default"/>
-        <w:color w:val="2E74B5" w:themeColor="accent1" w:themeShade="BF"/>
-        <w:sz w:val="26"/>
-      </w:rPr>
-    </w:lvl>
-    <w:lvl w:ilvl="2">
-      <w:start w:val="1"/>
-      <w:numFmt w:val="decimal"/>
-      <w:lvlText w:val="%1.%2.%3."/>
-      <w:lvlJc w:val="left"/>
-      <w:pPr>
-        <w:ind w:left="720" w:hanging="720"/>
-      </w:pPr>
-      <w:rPr>
-        <w:rFonts w:asciiTheme="majorHAnsi" w:eastAsiaTheme="majorEastAsia" w:hAnsiTheme="majorHAnsi" w:cstheme="majorBidi" w:hint="default"/>
-        <w:color w:val="2E74B5" w:themeColor="accent1" w:themeShade="BF"/>
-        <w:sz w:val="26"/>
-      </w:rPr>
-    </w:lvl>
-    <w:lvl w:ilvl="3">
-      <w:start w:val="1"/>
-      <w:numFmt w:val="decimal"/>
-      <w:lvlText w:val="%1.%2.%3.%4."/>
-      <w:lvlJc w:val="left"/>
-      <w:pPr>
-        <w:ind w:left="720" w:hanging="720"/>
-      </w:pPr>
-      <w:rPr>
-        <w:rFonts w:asciiTheme="majorHAnsi" w:eastAsiaTheme="majorEastAsia" w:hAnsiTheme="majorHAnsi" w:cstheme="majorBidi" w:hint="default"/>
-        <w:color w:val="2E74B5" w:themeColor="accent1" w:themeShade="BF"/>
-        <w:sz w:val="26"/>
-      </w:rPr>
-    </w:lvl>
-    <w:lvl w:ilvl="4">
-      <w:start w:val="1"/>
-      <w:numFmt w:val="decimal"/>
-      <w:lvlText w:val="%1.%2.%3.%4.%5."/>
-      <w:lvlJc w:val="left"/>
-      <w:pPr>
-        <w:ind w:left="1080" w:hanging="1080"/>
-      </w:pPr>
-      <w:rPr>
-        <w:rFonts w:asciiTheme="majorHAnsi" w:eastAsiaTheme="majorEastAsia" w:hAnsiTheme="majorHAnsi" w:cstheme="majorBidi" w:hint="default"/>
-        <w:color w:val="2E74B5" w:themeColor="accent1" w:themeShade="BF"/>
-        <w:sz w:val="26"/>
-      </w:rPr>
-    </w:lvl>
-    <w:lvl w:ilvl="5">
-      <w:start w:val="1"/>
-      <w:numFmt w:val="decimal"/>
-      <w:lvlText w:val="%1.%2.%3.%4.%5.%6."/>
-      <w:lvlJc w:val="left"/>
-      <w:pPr>
-        <w:ind w:left="1080" w:hanging="1080"/>
-      </w:pPr>
-      <w:rPr>
-        <w:rFonts w:asciiTheme="majorHAnsi" w:eastAsiaTheme="majorEastAsia" w:hAnsiTheme="majorHAnsi" w:cstheme="majorBidi" w:hint="default"/>
-        <w:color w:val="2E74B5" w:themeColor="accent1" w:themeShade="BF"/>
-        <w:sz w:val="26"/>
-      </w:rPr>
-    </w:lvl>
-    <w:lvl w:ilvl="6">
-      <w:start w:val="1"/>
-      <w:numFmt w:val="decimal"/>
-      <w:lvlText w:val="%1.%2.%3.%4.%5.%6.%7."/>
-      <w:lvlJc w:val="left"/>
-      <w:pPr>
-        <w:ind w:left="1440" w:hanging="1440"/>
-      </w:pPr>
-      <w:rPr>
-        <w:rFonts w:asciiTheme="majorHAnsi" w:eastAsiaTheme="majorEastAsia" w:hAnsiTheme="majorHAnsi" w:cstheme="majorBidi" w:hint="default"/>
-        <w:color w:val="2E74B5" w:themeColor="accent1" w:themeShade="BF"/>
-        <w:sz w:val="26"/>
-      </w:rPr>
-    </w:lvl>
-    <w:lvl w:ilvl="7">
-      <w:start w:val="1"/>
-      <w:numFmt w:val="decimal"/>
-      <w:lvlText w:val="%1.%2.%3.%4.%5.%6.%7.%8."/>
-      <w:lvlJc w:val="left"/>
-      <w:pPr>
-        <w:ind w:left="1440" w:hanging="1440"/>
-      </w:pPr>
-      <w:rPr>
-        <w:rFonts w:asciiTheme="majorHAnsi" w:eastAsiaTheme="majorEastAsia" w:hAnsiTheme="majorHAnsi" w:cstheme="majorBidi" w:hint="default"/>
-        <w:color w:val="2E74B5" w:themeColor="accent1" w:themeShade="BF"/>
-        <w:sz w:val="26"/>
-      </w:rPr>
-    </w:lvl>
-    <w:lvl w:ilvl="8">
-      <w:start w:val="1"/>
-      <w:numFmt w:val="decimal"/>
-      <w:lvlText w:val="%1.%2.%3.%4.%5.%6.%7.%8.%9."/>
-      <w:lvlJc w:val="left"/>
-      <w:pPr>
-        <w:ind w:left="1800" w:hanging="1800"/>
-      </w:pPr>
-      <w:rPr>
-        <w:rFonts w:asciiTheme="majorHAnsi" w:eastAsiaTheme="majorEastAsia" w:hAnsiTheme="majorHAnsi" w:cstheme="majorBidi" w:hint="default"/>
-        <w:color w:val="2E74B5" w:themeColor="accent1" w:themeShade="BF"/>
-        <w:sz w:val="26"/>
-      </w:rPr>
-    </w:lvl>
-  </w:abstractNum>
-  <w:abstractNum w:abstractNumId="36" w15:restartNumberingAfterBreak="0">
-    <w:nsid w:val="6A4B0548"/>
-    <w:multiLevelType w:val="multilevel"/>
-    <w:tmpl w:val="30EC4C84"/>
-    <w:lvl w:ilvl="0">
-      <w:start w:val="3"/>
-      <w:numFmt w:val="decimal"/>
-      <w:lvlText w:val="%1."/>
-      <w:lvlJc w:val="left"/>
-      <w:pPr>
-        <w:ind w:left="390" w:hanging="390"/>
-      </w:pPr>
-      <w:rPr>
-        <w:rFonts w:asciiTheme="majorHAnsi" w:eastAsiaTheme="majorEastAsia" w:hAnsiTheme="majorHAnsi" w:cstheme="majorBidi" w:hint="default"/>
-        <w:b w:val="0"/>
-        <w:sz w:val="26"/>
-      </w:rPr>
-    </w:lvl>
-    <w:lvl w:ilvl="1">
-      <w:start w:val="1"/>
-      <w:numFmt w:val="decimal"/>
-      <w:lvlText w:val="%1.%2."/>
-      <w:lvlJc w:val="left"/>
-      <w:pPr>
-        <w:ind w:left="390" w:hanging="390"/>
-      </w:pPr>
-      <w:rPr>
-        <w:rFonts w:asciiTheme="majorHAnsi" w:eastAsiaTheme="majorEastAsia" w:hAnsiTheme="majorHAnsi" w:cstheme="majorBidi" w:hint="default"/>
-        <w:b w:val="0"/>
-        <w:sz w:val="26"/>
-      </w:rPr>
-    </w:lvl>
-    <w:lvl w:ilvl="2">
-      <w:start w:val="1"/>
-      <w:numFmt w:val="decimal"/>
-      <w:lvlText w:val="%1.%2.%3."/>
-      <w:lvlJc w:val="left"/>
-      <w:pPr>
-        <w:ind w:left="720" w:hanging="720"/>
-      </w:pPr>
-      <w:rPr>
-        <w:rFonts w:asciiTheme="majorHAnsi" w:eastAsiaTheme="majorEastAsia" w:hAnsiTheme="majorHAnsi" w:cstheme="majorBidi" w:hint="default"/>
-        <w:b w:val="0"/>
-        <w:sz w:val="26"/>
-      </w:rPr>
-    </w:lvl>
-    <w:lvl w:ilvl="3">
-      <w:start w:val="1"/>
-      <w:numFmt w:val="decimal"/>
-      <w:lvlText w:val="%1.%2.%3.%4."/>
-      <w:lvlJc w:val="left"/>
-      <w:pPr>
-        <w:ind w:left="720" w:hanging="720"/>
-      </w:pPr>
-      <w:rPr>
-        <w:rFonts w:asciiTheme="majorHAnsi" w:eastAsiaTheme="majorEastAsia" w:hAnsiTheme="majorHAnsi" w:cstheme="majorBidi" w:hint="default"/>
-        <w:b w:val="0"/>
-        <w:sz w:val="26"/>
-      </w:rPr>
-    </w:lvl>
-    <w:lvl w:ilvl="4">
-      <w:start w:val="1"/>
-      <w:numFmt w:val="decimal"/>
-      <w:lvlText w:val="%1.%2.%3.%4.%5."/>
-      <w:lvlJc w:val="left"/>
-      <w:pPr>
-        <w:ind w:left="1080" w:hanging="1080"/>
-      </w:pPr>
-      <w:rPr>
-        <w:rFonts w:asciiTheme="majorHAnsi" w:eastAsiaTheme="majorEastAsia" w:hAnsiTheme="majorHAnsi" w:cstheme="majorBidi" w:hint="default"/>
-        <w:b w:val="0"/>
-        <w:sz w:val="26"/>
-      </w:rPr>
-    </w:lvl>
-    <w:lvl w:ilvl="5">
-      <w:start w:val="1"/>
-      <w:numFmt w:val="decimal"/>
-      <w:lvlText w:val="%1.%2.%3.%4.%5.%6."/>
-      <w:lvlJc w:val="left"/>
-      <w:pPr>
-        <w:ind w:left="1080" w:hanging="1080"/>
-      </w:pPr>
-      <w:rPr>
-        <w:rFonts w:asciiTheme="majorHAnsi" w:eastAsiaTheme="majorEastAsia" w:hAnsiTheme="majorHAnsi" w:cstheme="majorBidi" w:hint="default"/>
-        <w:b w:val="0"/>
-        <w:sz w:val="26"/>
-      </w:rPr>
-    </w:lvl>
-    <w:lvl w:ilvl="6">
-      <w:start w:val="1"/>
-      <w:numFmt w:val="decimal"/>
-      <w:lvlText w:val="%1.%2.%3.%4.%5.%6.%7."/>
-      <w:lvlJc w:val="left"/>
-      <w:pPr>
-        <w:ind w:left="1440" w:hanging="1440"/>
-      </w:pPr>
-      <w:rPr>
-        <w:rFonts w:asciiTheme="majorHAnsi" w:eastAsiaTheme="majorEastAsia" w:hAnsiTheme="majorHAnsi" w:cstheme="majorBidi" w:hint="default"/>
-        <w:b w:val="0"/>
-        <w:sz w:val="26"/>
-      </w:rPr>
-    </w:lvl>
-    <w:lvl w:ilvl="7">
-      <w:start w:val="1"/>
-      <w:numFmt w:val="decimal"/>
-      <w:lvlText w:val="%1.%2.%3.%4.%5.%6.%7.%8."/>
-      <w:lvlJc w:val="left"/>
-      <w:pPr>
-        <w:ind w:left="1440" w:hanging="1440"/>
-      </w:pPr>
-      <w:rPr>
-        <w:rFonts w:asciiTheme="majorHAnsi" w:eastAsiaTheme="majorEastAsia" w:hAnsiTheme="majorHAnsi" w:cstheme="majorBidi" w:hint="default"/>
-        <w:b w:val="0"/>
-        <w:sz w:val="26"/>
-      </w:rPr>
-    </w:lvl>
-    <w:lvl w:ilvl="8">
-      <w:start w:val="1"/>
-      <w:numFmt w:val="decimal"/>
-      <w:lvlText w:val="%1.%2.%3.%4.%5.%6.%7.%8.%9."/>
-      <w:lvlJc w:val="left"/>
-      <w:pPr>
-        <w:ind w:left="1800" w:hanging="1800"/>
-      </w:pPr>
-      <w:rPr>
-        <w:rFonts w:asciiTheme="majorHAnsi" w:eastAsiaTheme="majorEastAsia" w:hAnsiTheme="majorHAnsi" w:cstheme="majorBidi" w:hint="default"/>
-        <w:b w:val="0"/>
-        <w:sz w:val="26"/>
-      </w:rPr>
-    </w:lvl>
-  </w:abstractNum>
-  <w:abstractNum w:abstractNumId="37" w15:restartNumberingAfterBreak="0">
-    <w:nsid w:val="6CAB33A5"/>
-    <w:multiLevelType w:val="multilevel"/>
-    <w:tmpl w:val="7E76D3D4"/>
-    <w:lvl w:ilvl="0">
-      <w:start w:val="1"/>
-      <w:numFmt w:val="decimal"/>
-      <w:lvlText w:val="%1."/>
-      <w:lvlJc w:val="left"/>
-      <w:pPr>
-        <w:ind w:left="360" w:hanging="360"/>
-      </w:pPr>
-      <w:rPr>
-        <w:rFonts w:hint="default"/>
-      </w:rPr>
-    </w:lvl>
-    <w:lvl w:ilvl="1">
-      <w:start w:val="1"/>
-      <w:numFmt w:val="decimal"/>
-      <w:lvlText w:val="%1.%2."/>
-      <w:lvlJc w:val="left"/>
-      <w:pPr>
-        <w:ind w:left="792" w:hanging="432"/>
-      </w:pPr>
-      <w:rPr>
-        <w:rFonts w:hint="default"/>
-      </w:rPr>
-    </w:lvl>
-    <w:lvl w:ilvl="2">
-      <w:start w:val="1"/>
-      <w:numFmt w:val="decimal"/>
-      <w:lvlText w:val="%1.%2.%3."/>
-      <w:lvlJc w:val="left"/>
-      <w:pPr>
-        <w:ind w:left="1224" w:hanging="504"/>
-      </w:pPr>
-      <w:rPr>
-        <w:rFonts w:hint="default"/>
-      </w:rPr>
-    </w:lvl>
-    <w:lvl w:ilvl="3">
-      <w:start w:val="1"/>
-      <w:numFmt w:val="decimal"/>
-      <w:lvlText w:val="%1.%2.%3.%4."/>
-      <w:lvlJc w:val="left"/>
-      <w:pPr>
-        <w:ind w:left="1728" w:hanging="648"/>
-      </w:pPr>
-      <w:rPr>
-        <w:rFonts w:hint="default"/>
-      </w:rPr>
-    </w:lvl>
-    <w:lvl w:ilvl="4">
-      <w:start w:val="1"/>
-      <w:numFmt w:val="decimal"/>
-      <w:lvlText w:val="%1.%2.%3.%4.%5."/>
-      <w:lvlJc w:val="left"/>
-      <w:pPr>
-        <w:ind w:left="2232" w:hanging="792"/>
-      </w:pPr>
-      <w:rPr>
-        <w:rFonts w:hint="default"/>
-      </w:rPr>
-    </w:lvl>
-    <w:lvl w:ilvl="5">
-      <w:start w:val="1"/>
-      <w:numFmt w:val="decimal"/>
-      <w:lvlText w:val="%1.%2.%3.%4.%5.%6."/>
-      <w:lvlJc w:val="left"/>
-      <w:pPr>
-        <w:ind w:left="2736" w:hanging="936"/>
-      </w:pPr>
-      <w:rPr>
-        <w:rFonts w:hint="default"/>
-      </w:rPr>
-    </w:lvl>
-    <w:lvl w:ilvl="6">
-      <w:start w:val="1"/>
-      <w:numFmt w:val="decimal"/>
-      <w:lvlText w:val="%1.%2.%3.%4.%5.%6.%7."/>
-      <w:lvlJc w:val="left"/>
-      <w:pPr>
-        <w:ind w:left="3240" w:hanging="1080"/>
-      </w:pPr>
-      <w:rPr>
-        <w:rFonts w:hint="default"/>
-      </w:rPr>
-    </w:lvl>
-    <w:lvl w:ilvl="7">
-      <w:start w:val="1"/>
-      <w:numFmt w:val="decimal"/>
-      <w:lvlText w:val="%1.%2.%3.%4.%5.%6.%7.%8."/>
-      <w:lvlJc w:val="left"/>
-      <w:pPr>
-        <w:ind w:left="3744" w:hanging="1224"/>
-      </w:pPr>
-      <w:rPr>
-        <w:rFonts w:hint="default"/>
-      </w:rPr>
-    </w:lvl>
-    <w:lvl w:ilvl="8">
-      <w:start w:val="1"/>
-      <w:numFmt w:val="decimal"/>
-      <w:lvlText w:val="%1.%2.%3.%4.%5.%6.%7.%8.%9."/>
-      <w:lvlJc w:val="left"/>
-      <w:pPr>
-        <w:ind w:left="4320" w:hanging="1440"/>
-      </w:pPr>
-      <w:rPr>
-        <w:rFonts w:hint="default"/>
-      </w:rPr>
-    </w:lvl>
-  </w:abstractNum>
-  <w:abstractNum w:abstractNumId="38" w15:restartNumberingAfterBreak="0">
-    <w:nsid w:val="71B50012"/>
-    <w:multiLevelType w:val="multilevel"/>
-    <w:tmpl w:val="4404CEB8"/>
-    <w:lvl w:ilvl="0">
-      <w:start w:val="2"/>
-      <w:numFmt w:val="decimal"/>
-      <w:lvlText w:val="%1."/>
-      <w:lvlJc w:val="left"/>
-      <w:pPr>
-        <w:ind w:left="360" w:hanging="360"/>
-      </w:pPr>
-      <w:rPr>
-        <w:rFonts w:hint="default"/>
-      </w:rPr>
-    </w:lvl>
-    <w:lvl w:ilvl="1">
-      <w:start w:val="1"/>
-      <w:numFmt w:val="decimal"/>
-      <w:lvlText w:val="%1.%2."/>
-      <w:lvlJc w:val="left"/>
-      <w:pPr>
-        <w:ind w:left="792" w:hanging="432"/>
-      </w:pPr>
-      <w:rPr>
-        <w:rFonts w:hint="default"/>
-      </w:rPr>
-    </w:lvl>
-    <w:lvl w:ilvl="2">
-      <w:start w:val="1"/>
-      <w:numFmt w:val="decimal"/>
-      <w:lvlText w:val="%1.%2.%3."/>
-      <w:lvlJc w:val="left"/>
-      <w:pPr>
-        <w:ind w:left="1224" w:hanging="504"/>
-      </w:pPr>
-      <w:rPr>
-        <w:rFonts w:hint="default"/>
-      </w:rPr>
-    </w:lvl>
-    <w:lvl w:ilvl="3">
-      <w:start w:val="1"/>
-      <w:numFmt w:val="decimal"/>
-      <w:lvlText w:val="%1.%2.%3.%4."/>
-      <w:lvlJc w:val="left"/>
-      <w:pPr>
-        <w:ind w:left="1728" w:hanging="648"/>
-      </w:pPr>
-      <w:rPr>
-        <w:rFonts w:hint="default"/>
-      </w:rPr>
-    </w:lvl>
-    <w:lvl w:ilvl="4">
-      <w:start w:val="1"/>
-      <w:numFmt w:val="decimal"/>
-      <w:lvlText w:val="%1.%2.%3.%4.%5."/>
-      <w:lvlJc w:val="left"/>
-      <w:pPr>
-        <w:ind w:left="2232" w:hanging="792"/>
-      </w:pPr>
-      <w:rPr>
-        <w:rFonts w:hint="default"/>
-      </w:rPr>
-    </w:lvl>
-    <w:lvl w:ilvl="5">
-      <w:start w:val="1"/>
-      <w:numFmt w:val="decimal"/>
-      <w:lvlText w:val="%1.%2.%3.%4.%5.%6."/>
-      <w:lvlJc w:val="left"/>
-      <w:pPr>
-        <w:ind w:left="2736" w:hanging="936"/>
-      </w:pPr>
-      <w:rPr>
-        <w:rFonts w:hint="default"/>
-      </w:rPr>
-    </w:lvl>
-    <w:lvl w:ilvl="6">
-      <w:start w:val="1"/>
-      <w:numFmt w:val="decimal"/>
-      <w:lvlText w:val="%1.%2.%3.%4.%5.%6.%7."/>
-      <w:lvlJc w:val="left"/>
-      <w:pPr>
-        <w:ind w:left="3240" w:hanging="1080"/>
-      </w:pPr>
-      <w:rPr>
-        <w:rFonts w:hint="default"/>
-      </w:rPr>
-    </w:lvl>
-    <w:lvl w:ilvl="7">
-      <w:start w:val="1"/>
-      <w:numFmt w:val="decimal"/>
-      <w:lvlText w:val="%1.%2.%3.%4.%5.%6.%7.%8."/>
-      <w:lvlJc w:val="left"/>
-      <w:pPr>
-        <w:ind w:left="3744" w:hanging="1224"/>
-      </w:pPr>
-      <w:rPr>
-        <w:rFonts w:hint="default"/>
-      </w:rPr>
-    </w:lvl>
-    <w:lvl w:ilvl="8">
-      <w:start w:val="1"/>
-      <w:numFmt w:val="decimal"/>
-      <w:lvlText w:val="%1.%2.%3.%4.%5.%6.%7.%8.%9."/>
-      <w:lvlJc w:val="left"/>
-      <w:pPr>
-        <w:ind w:left="4320" w:hanging="1440"/>
-      </w:pPr>
-      <w:rPr>
-        <w:rFonts w:hint="default"/>
-      </w:rPr>
-    </w:lvl>
-  </w:abstractNum>
-  <w:abstractNum w:abstractNumId="39" w15:restartNumberingAfterBreak="0">
-    <w:nsid w:val="742B560D"/>
-    <w:multiLevelType w:val="multilevel"/>
-    <w:tmpl w:val="280A001F"/>
-    <w:lvl w:ilvl="0">
-      <w:start w:val="1"/>
-      <w:numFmt w:val="decimal"/>
-      <w:lvlText w:val="%1."/>
-      <w:lvlJc w:val="left"/>
-      <w:pPr>
-        <w:ind w:left="360" w:hanging="360"/>
-      </w:pPr>
-    </w:lvl>
-    <w:lvl w:ilvl="1">
-      <w:start w:val="1"/>
-      <w:numFmt w:val="decimal"/>
-      <w:lvlText w:val="%1.%2."/>
-      <w:lvlJc w:val="left"/>
-      <w:pPr>
-        <w:ind w:left="792" w:hanging="432"/>
-      </w:pPr>
-    </w:lvl>
-    <w:lvl w:ilvl="2">
-      <w:start w:val="1"/>
-      <w:numFmt w:val="decimal"/>
-      <w:lvlText w:val="%1.%2.%3."/>
-      <w:lvlJc w:val="left"/>
-      <w:pPr>
-        <w:ind w:left="1224" w:hanging="504"/>
-      </w:pPr>
-    </w:lvl>
-    <w:lvl w:ilvl="3">
-      <w:start w:val="1"/>
-      <w:numFmt w:val="decimal"/>
-      <w:lvlText w:val="%1.%2.%3.%4."/>
-      <w:lvlJc w:val="left"/>
-      <w:pPr>
-        <w:ind w:left="1728" w:hanging="648"/>
-      </w:pPr>
-    </w:lvl>
-    <w:lvl w:ilvl="4">
-      <w:start w:val="1"/>
-      <w:numFmt w:val="decimal"/>
-      <w:lvlText w:val="%1.%2.%3.%4.%5."/>
-      <w:lvlJc w:val="left"/>
-      <w:pPr>
-        <w:ind w:left="2232" w:hanging="792"/>
-      </w:pPr>
-    </w:lvl>
-    <w:lvl w:ilvl="5">
-      <w:start w:val="1"/>
-      <w:numFmt w:val="decimal"/>
-      <w:lvlText w:val="%1.%2.%3.%4.%5.%6."/>
-      <w:lvlJc w:val="left"/>
-      <w:pPr>
-        <w:ind w:left="2736" w:hanging="936"/>
-      </w:pPr>
-    </w:lvl>
-    <w:lvl w:ilvl="6">
-      <w:start w:val="1"/>
-      <w:numFmt w:val="decimal"/>
-      <w:lvlText w:val="%1.%2.%3.%4.%5.%6.%7."/>
-      <w:lvlJc w:val="left"/>
-      <w:pPr>
-        <w:ind w:left="3240" w:hanging="1080"/>
-      </w:pPr>
-    </w:lvl>
-    <w:lvl w:ilvl="7">
-      <w:start w:val="1"/>
-      <w:numFmt w:val="decimal"/>
-      <w:lvlText w:val="%1.%2.%3.%4.%5.%6.%7.%8."/>
-      <w:lvlJc w:val="left"/>
-      <w:pPr>
-        <w:ind w:left="3744" w:hanging="1224"/>
-      </w:pPr>
-    </w:lvl>
-    <w:lvl w:ilvl="8">
-      <w:start w:val="1"/>
-      <w:numFmt w:val="decimal"/>
-      <w:lvlText w:val="%1.%2.%3.%4.%5.%6.%7.%8.%9."/>
-      <w:lvlJc w:val="left"/>
-      <w:pPr>
-        <w:ind w:left="4320" w:hanging="1440"/>
-      </w:pPr>
-    </w:lvl>
-  </w:abstractNum>
-  <w:abstractNum w:abstractNumId="40" w15:restartNumberingAfterBreak="0">
-    <w:nsid w:val="76B07F43"/>
-    <w:multiLevelType w:val="hybridMultilevel"/>
-    <w:tmpl w:val="EC96CC28"/>
-    <w:lvl w:ilvl="0" w:tplc="280A0001">
-      <w:start w:val="1"/>
-      <w:numFmt w:val="bullet"/>
-      <w:lvlText w:val=""/>
-      <w:lvlJc w:val="left"/>
-      <w:pPr>
-        <w:ind w:left="2136" w:hanging="360"/>
-      </w:pPr>
-      <w:rPr>
-        <w:rFonts w:ascii="Symbol" w:hAnsi="Symbol" w:hint="default"/>
-      </w:rPr>
-    </w:lvl>
-    <w:lvl w:ilvl="1" w:tplc="280A0003" w:tentative="1">
-      <w:start w:val="1"/>
-      <w:numFmt w:val="bullet"/>
-      <w:lvlText w:val="o"/>
-      <w:lvlJc w:val="left"/>
-      <w:pPr>
-        <w:ind w:left="2856" w:hanging="360"/>
-      </w:pPr>
-      <w:rPr>
-        <w:rFonts w:ascii="Courier New" w:hAnsi="Courier New" w:cs="Courier New" w:hint="default"/>
-      </w:rPr>
-    </w:lvl>
-    <w:lvl w:ilvl="2" w:tplc="280A0005" w:tentative="1">
-      <w:start w:val="1"/>
-      <w:numFmt w:val="bullet"/>
-      <w:lvlText w:val=""/>
-      <w:lvlJc w:val="left"/>
-      <w:pPr>
-        <w:ind w:left="3576" w:hanging="360"/>
-      </w:pPr>
-      <w:rPr>
-        <w:rFonts w:ascii="Wingdings" w:hAnsi="Wingdings" w:hint="default"/>
-      </w:rPr>
-    </w:lvl>
-    <w:lvl w:ilvl="3" w:tplc="280A0001" w:tentative="1">
-      <w:start w:val="1"/>
-      <w:numFmt w:val="bullet"/>
-      <w:lvlText w:val=""/>
-      <w:lvlJc w:val="left"/>
-      <w:pPr>
-        <w:ind w:left="4296" w:hanging="360"/>
-      </w:pPr>
-      <w:rPr>
-        <w:rFonts w:ascii="Symbol" w:hAnsi="Symbol" w:hint="default"/>
-      </w:rPr>
-    </w:lvl>
-    <w:lvl w:ilvl="4" w:tplc="280A0003" w:tentative="1">
-      <w:start w:val="1"/>
-      <w:numFmt w:val="bullet"/>
-      <w:lvlText w:val="o"/>
-      <w:lvlJc w:val="left"/>
-      <w:pPr>
-        <w:ind w:left="5016" w:hanging="360"/>
-      </w:pPr>
-      <w:rPr>
-        <w:rFonts w:ascii="Courier New" w:hAnsi="Courier New" w:cs="Courier New" w:hint="default"/>
-      </w:rPr>
-    </w:lvl>
-    <w:lvl w:ilvl="5" w:tplc="280A0005" w:tentative="1">
-      <w:start w:val="1"/>
-      <w:numFmt w:val="bullet"/>
-      <w:lvlText w:val=""/>
-      <w:lvlJc w:val="left"/>
-      <w:pPr>
-        <w:ind w:left="5736" w:hanging="360"/>
-      </w:pPr>
-      <w:rPr>
-        <w:rFonts w:ascii="Wingdings" w:hAnsi="Wingdings" w:hint="default"/>
-      </w:rPr>
-    </w:lvl>
-    <w:lvl w:ilvl="6" w:tplc="280A0001" w:tentative="1">
-      <w:start w:val="1"/>
-      <w:numFmt w:val="bullet"/>
-      <w:lvlText w:val=""/>
-      <w:lvlJc w:val="left"/>
-      <w:pPr>
-        <w:ind w:left="6456" w:hanging="360"/>
-      </w:pPr>
-      <w:rPr>
-        <w:rFonts w:ascii="Symbol" w:hAnsi="Symbol" w:hint="default"/>
-      </w:rPr>
-    </w:lvl>
-    <w:lvl w:ilvl="7" w:tplc="280A0003" w:tentative="1">
-      <w:start w:val="1"/>
-      <w:numFmt w:val="bullet"/>
-      <w:lvlText w:val="o"/>
-      <w:lvlJc w:val="left"/>
-      <w:pPr>
-        <w:ind w:left="7176" w:hanging="360"/>
-      </w:pPr>
-      <w:rPr>
-        <w:rFonts w:ascii="Courier New" w:hAnsi="Courier New" w:cs="Courier New" w:hint="default"/>
-      </w:rPr>
-    </w:lvl>
-    <w:lvl w:ilvl="8" w:tplc="280A0005" w:tentative="1">
-      <w:start w:val="1"/>
-      <w:numFmt w:val="bullet"/>
-      <w:lvlText w:val=""/>
-      <w:lvlJc w:val="left"/>
-      <w:pPr>
-        <w:ind w:left="7896" w:hanging="360"/>
-      </w:pPr>
-      <w:rPr>
-        <w:rFonts w:ascii="Wingdings" w:hAnsi="Wingdings" w:hint="default"/>
-      </w:rPr>
-    </w:lvl>
-  </w:abstractNum>
-  <w:num w:numId="1" w16cid:durableId="167643101">
-    <w:abstractNumId w:val="40"/>
+  <w:num w:numId="1" w16cid:durableId="1590041327">
+    <w:abstractNumId w:val="0"/>
   </w:num>
-  <w:num w:numId="2" w16cid:durableId="308443026">
-    <w:abstractNumId w:val="24"/>
+  <w:num w:numId="2" w16cid:durableId="120653836">
+    <w:abstractNumId w:val="0"/>
   </w:num>
-  <w:num w:numId="3" w16cid:durableId="261423578">
-    <w:abstractNumId w:val="21"/>
+  <w:num w:numId="3" w16cid:durableId="1470515346">
+    <w:abstractNumId w:val="13"/>
   </w:num>
-  <w:num w:numId="4" w16cid:durableId="94400590">
-    <w:abstractNumId w:val="24"/>
+  <w:num w:numId="4" w16cid:durableId="766540436">
+    <w:abstractNumId w:val="12"/>
   </w:num>
-  <w:num w:numId="5" w16cid:durableId="953638820">
-    <w:abstractNumId w:val="31"/>
+  <w:num w:numId="5" w16cid:durableId="968507784">
+    <w:abstractNumId w:val="8"/>
   </w:num>
-  <w:num w:numId="6" w16cid:durableId="1590041327">
+  <w:num w:numId="6" w16cid:durableId="1868912288">
+    <w:abstractNumId w:val="5"/>
+  </w:num>
+  <w:num w:numId="7" w16cid:durableId="1951937077">
+    <w:abstractNumId w:val="7"/>
+  </w:num>
+  <w:num w:numId="8" w16cid:durableId="712121547">
+    <w:abstractNumId w:val="14"/>
+  </w:num>
+  <w:num w:numId="9" w16cid:durableId="74864081">
+    <w:abstractNumId w:val="2"/>
+  </w:num>
+  <w:num w:numId="10" w16cid:durableId="1717075905">
+    <w:abstractNumId w:val="3"/>
+  </w:num>
+  <w:num w:numId="11" w16cid:durableId="1760373695">
+    <w:abstractNumId w:val="6"/>
+  </w:num>
+  <w:num w:numId="12" w16cid:durableId="1963609021">
+    <w:abstractNumId w:val="11"/>
+  </w:num>
+  <w:num w:numId="13" w16cid:durableId="925770350">
+    <w:abstractNumId w:val="9"/>
+  </w:num>
+  <w:num w:numId="14" w16cid:durableId="174000054">
+    <w:abstractNumId w:val="10"/>
+  </w:num>
+  <w:num w:numId="15" w16cid:durableId="1684552567">
+    <w:abstractNumId w:val="1"/>
+  </w:num>
+  <w:num w:numId="16" w16cid:durableId="1356887504">
     <w:abstractNumId w:val="4"/>
   </w:num>
-  <w:num w:numId="7" w16cid:durableId="1823889845">
-    <w:abstractNumId w:val="4"/>
-    <w:lvlOverride w:ilvl="0">
-      <w:startOverride w:val="1"/>
-    </w:lvlOverride>
-    <w:lvlOverride w:ilvl="1">
-      <w:startOverride w:val="1"/>
-    </w:lvlOverride>
-    <w:lvlOverride w:ilvl="2">
-      <w:startOverride w:val="1"/>
-    </w:lvlOverride>
-    <w:lvlOverride w:ilvl="3">
-      <w:startOverride w:val="1"/>
-    </w:lvlOverride>
-    <w:lvlOverride w:ilvl="4">
-      <w:startOverride w:val="1"/>
-    </w:lvlOverride>
-    <w:lvlOverride w:ilvl="5">
-      <w:startOverride w:val="1"/>
-    </w:lvlOverride>
-    <w:lvlOverride w:ilvl="6">
-      <w:startOverride w:val="1"/>
-    </w:lvlOverride>
-    <w:lvlOverride w:ilvl="7">
-      <w:startOverride w:val="1"/>
-    </w:lvlOverride>
-    <w:lvlOverride w:ilvl="8">
-      <w:startOverride w:val="1"/>
-    </w:lvlOverride>
-  </w:num>
-  <w:num w:numId="8" w16cid:durableId="1625963081">
-    <w:abstractNumId w:val="24"/>
-  </w:num>
-  <w:num w:numId="9" w16cid:durableId="120653836">
-    <w:abstractNumId w:val="4"/>
-  </w:num>
-  <w:num w:numId="10" w16cid:durableId="2127188128">
-    <w:abstractNumId w:val="24"/>
-  </w:num>
-  <w:num w:numId="11" w16cid:durableId="1056464730">
-    <w:abstractNumId w:val="24"/>
-    <w:lvlOverride w:ilvl="0">
-      <w:startOverride w:val="1"/>
-    </w:lvlOverride>
-    <w:lvlOverride w:ilvl="1">
-      <w:startOverride w:val="1"/>
-    </w:lvlOverride>
-    <w:lvlOverride w:ilvl="2">
-      <w:startOverride w:val="1"/>
-    </w:lvlOverride>
-    <w:lvlOverride w:ilvl="3">
-      <w:startOverride w:val="1"/>
-    </w:lvlOverride>
-    <w:lvlOverride w:ilvl="4">
-      <w:startOverride w:val="1"/>
-    </w:lvlOverride>
-    <w:lvlOverride w:ilvl="5">
-      <w:startOverride w:val="1"/>
-    </w:lvlOverride>
-    <w:lvlOverride w:ilvl="6">
-      <w:startOverride w:val="1"/>
-    </w:lvlOverride>
-    <w:lvlOverride w:ilvl="7">
-      <w:startOverride w:val="1"/>
-    </w:lvlOverride>
-    <w:lvlOverride w:ilvl="8">
-      <w:startOverride w:val="1"/>
-    </w:lvlOverride>
-  </w:num>
-  <w:num w:numId="12" w16cid:durableId="1517042232">
-    <w:abstractNumId w:val="25"/>
-  </w:num>
-  <w:num w:numId="13" w16cid:durableId="274797850">
-    <w:abstractNumId w:val="37"/>
-  </w:num>
-  <w:num w:numId="14" w16cid:durableId="1041133951">
-    <w:abstractNumId w:val="34"/>
-  </w:num>
-  <w:num w:numId="15" w16cid:durableId="230771655">
-    <w:abstractNumId w:val="14"/>
-  </w:num>
-  <w:num w:numId="16" w16cid:durableId="135492125">
-    <w:abstractNumId w:val="38"/>
-  </w:num>
-  <w:num w:numId="17" w16cid:durableId="814302701">
-    <w:abstractNumId w:val="30"/>
-  </w:num>
-  <w:num w:numId="18" w16cid:durableId="2087065182">
-    <w:abstractNumId w:val="28"/>
-  </w:num>
-  <w:num w:numId="19" w16cid:durableId="272130204">
-    <w:abstractNumId w:val="11"/>
-  </w:num>
-  <w:num w:numId="20" w16cid:durableId="169102303">
-    <w:abstractNumId w:val="39"/>
-  </w:num>
-  <w:num w:numId="21" w16cid:durableId="567303625">
-    <w:abstractNumId w:val="4"/>
-  </w:num>
-  <w:num w:numId="22" w16cid:durableId="136995131">
-    <w:abstractNumId w:val="4"/>
-  </w:num>
-  <w:num w:numId="23" w16cid:durableId="1109815284">
-    <w:abstractNumId w:val="4"/>
-  </w:num>
-  <w:num w:numId="24" w16cid:durableId="1425808359">
-    <w:abstractNumId w:val="4"/>
-  </w:num>
-  <w:num w:numId="25" w16cid:durableId="734818258">
-    <w:abstractNumId w:val="4"/>
-  </w:num>
-  <w:num w:numId="26" w16cid:durableId="1162352365">
-    <w:abstractNumId w:val="4"/>
-  </w:num>
-  <w:num w:numId="27" w16cid:durableId="1203053308">
-    <w:abstractNumId w:val="4"/>
-  </w:num>
-  <w:num w:numId="28" w16cid:durableId="848102969">
-    <w:abstractNumId w:val="4"/>
-  </w:num>
-  <w:num w:numId="29" w16cid:durableId="2012561812">
-    <w:abstractNumId w:val="4"/>
-  </w:num>
-  <w:num w:numId="30" w16cid:durableId="1640650526">
-    <w:abstractNumId w:val="4"/>
-  </w:num>
-  <w:num w:numId="31" w16cid:durableId="268007840">
-    <w:abstractNumId w:val="4"/>
-  </w:num>
-  <w:num w:numId="32" w16cid:durableId="646400126">
-    <w:abstractNumId w:val="4"/>
-  </w:num>
-  <w:num w:numId="33" w16cid:durableId="2027754766">
-    <w:abstractNumId w:val="4"/>
-  </w:num>
-  <w:num w:numId="34" w16cid:durableId="1980066113">
-    <w:abstractNumId w:val="4"/>
-  </w:num>
-  <w:num w:numId="35" w16cid:durableId="309484566">
-    <w:abstractNumId w:val="4"/>
-  </w:num>
-  <w:num w:numId="36" w16cid:durableId="723145002">
-    <w:abstractNumId w:val="4"/>
-  </w:num>
-  <w:num w:numId="37" w16cid:durableId="1220559879">
-    <w:abstractNumId w:val="4"/>
-  </w:num>
-  <w:num w:numId="38" w16cid:durableId="2106923887">
-    <w:abstractNumId w:val="2"/>
-  </w:num>
-  <w:num w:numId="39" w16cid:durableId="1539661326">
-    <w:abstractNumId w:val="4"/>
-  </w:num>
-  <w:num w:numId="40" w16cid:durableId="1915427089">
-    <w:abstractNumId w:val="15"/>
-  </w:num>
-  <w:num w:numId="41" w16cid:durableId="217329894">
-    <w:abstractNumId w:val="33"/>
-  </w:num>
-  <w:num w:numId="42" w16cid:durableId="1967001538">
-    <w:abstractNumId w:val="18"/>
-  </w:num>
-  <w:num w:numId="43" w16cid:durableId="1195925019">
-    <w:abstractNumId w:val="35"/>
-  </w:num>
-  <w:num w:numId="44" w16cid:durableId="848837893">
-    <w:abstractNumId w:val="22"/>
-  </w:num>
-  <w:num w:numId="45" w16cid:durableId="1894195865">
-    <w:abstractNumId w:val="36"/>
-  </w:num>
-  <w:num w:numId="46" w16cid:durableId="2131243484">
-    <w:abstractNumId w:val="7"/>
-  </w:num>
-  <w:num w:numId="47" w16cid:durableId="130249121">
-    <w:abstractNumId w:val="36"/>
-  </w:num>
-  <w:num w:numId="48" w16cid:durableId="696077887">
-    <w:abstractNumId w:val="3"/>
-  </w:num>
-  <w:num w:numId="49" w16cid:durableId="1255355473">
-    <w:abstractNumId w:val="1"/>
-  </w:num>
-  <w:num w:numId="50" w16cid:durableId="1888252809">
-    <w:abstractNumId w:val="20"/>
-  </w:num>
-  <w:num w:numId="51" w16cid:durableId="1470515346">
-    <w:abstractNumId w:val="29"/>
-  </w:num>
-  <w:num w:numId="52" w16cid:durableId="766540436">
-    <w:abstractNumId w:val="27"/>
-  </w:num>
-  <w:num w:numId="53" w16cid:durableId="968507784">
-    <w:abstractNumId w:val="17"/>
-  </w:num>
-  <w:num w:numId="54" w16cid:durableId="749543523">
-    <w:abstractNumId w:val="12"/>
-  </w:num>
-  <w:num w:numId="55" w16cid:durableId="1868912288">
-    <w:abstractNumId w:val="10"/>
-  </w:num>
-  <w:num w:numId="56" w16cid:durableId="1951937077">
-    <w:abstractNumId w:val="16"/>
-  </w:num>
-  <w:num w:numId="57" w16cid:durableId="712121547">
-    <w:abstractNumId w:val="32"/>
-  </w:num>
-  <w:num w:numId="58" w16cid:durableId="126360779">
-    <w:abstractNumId w:val="0"/>
-  </w:num>
-  <w:num w:numId="59" w16cid:durableId="74864081">
-    <w:abstractNumId w:val="6"/>
-  </w:num>
-  <w:num w:numId="60" w16cid:durableId="1717075905">
-    <w:abstractNumId w:val="8"/>
-  </w:num>
-  <w:num w:numId="61" w16cid:durableId="1760373695">
-    <w:abstractNumId w:val="13"/>
-  </w:num>
-  <w:num w:numId="62" w16cid:durableId="1963609021">
-    <w:abstractNumId w:val="26"/>
-  </w:num>
-  <w:num w:numId="63" w16cid:durableId="925770350">
-    <w:abstractNumId w:val="19"/>
-  </w:num>
-  <w:num w:numId="64" w16cid:durableId="174000054">
-    <w:abstractNumId w:val="23"/>
-  </w:num>
-  <w:num w:numId="65" w16cid:durableId="1684552567">
-    <w:abstractNumId w:val="5"/>
-  </w:num>
-  <w:num w:numId="66" w16cid:durableId="1356887504">
-    <w:abstractNumId w:val="9"/>
-  </w:num>
-  <w:numIdMacAtCleanup w:val="1"/>
+  <w:numIdMacAtCleanup w:val="16"/>
 </w:numbering>
 </file>
 
